--- a/2025-26-14-evfolyam/szakmai-angol/2Tesztelés.docx
+++ b/2025-26-14-evfolyam/szakmai-angol/2Tesztelés.docx
@@ -1,6 +1,6 @@
 
 <file path=word/document.xml><?xml version="1.0" encoding="utf-8"?>
-<w:document xmlns:wpc="http://schemas.microsoft.com/office/word/2010/wordprocessingCanvas" xmlns:cx="http://schemas.microsoft.com/office/drawing/2014/chartex" xmlns:cx1="http://schemas.microsoft.com/office/drawing/2015/9/8/chartex" xmlns:cx2="http://schemas.microsoft.com/office/drawing/2015/10/21/chartex" xmlns:cx3="http://schemas.microsoft.com/office/drawing/2016/5/9/chartex" xmlns:cx4="http://schemas.microsoft.com/office/drawing/2016/5/10/chartex" xmlns:cx5="http://schemas.microsoft.com/office/drawing/2016/5/11/chartex" xmlns:cx6="http://schemas.microsoft.com/office/drawing/2016/5/12/chartex" xmlns:cx7="http://schemas.microsoft.com/office/drawing/2016/5/13/chartex" xmlns:cx8="http://schemas.microsoft.com/office/drawing/2016/5/14/chartex" xmlns:mc="http://schemas.openxmlformats.org/markup-compatibility/2006" xmlns:aink="http://schemas.microsoft.com/office/drawing/2016/ink" xmlns:am3d="http://schemas.microsoft.com/office/drawing/2017/model3d" xmlns:o="urn:schemas-microsoft-com:office:office" xmlns:r="http://schemas.openxmlformats.org/officeDocument/2006/relationships" xmlns:m="http://schemas.openxmlformats.org/officeDocument/2006/math" xmlns:v="urn:schemas-microsoft-com:vml" xmlns:wp14="http://schemas.microsoft.com/office/word/2010/wordprocessingDrawing" xmlns:wp="http://schemas.openxmlformats.org/drawingml/2006/wordprocessingDrawing" xmlns:w10="urn:schemas-microsoft-com:office:word" xmlns:w="http://schemas.openxmlformats.org/wordprocessingml/2006/main" xmlns:w14="http://schemas.microsoft.com/office/word/2010/wordml" xmlns:w15="http://schemas.microsoft.com/office/word/2012/wordml" xmlns:w16cex="http://schemas.microsoft.com/office/word/2018/wordml/cex" xmlns:w16cid="http://schemas.microsoft.com/office/word/2016/wordml/cid" xmlns:w16="http://schemas.microsoft.com/office/word/2018/wordml" xmlns:w16sdtdh="http://schemas.microsoft.com/office/word/2020/wordml/sdtdatahash" xmlns:w16se="http://schemas.microsoft.com/office/word/2015/wordml/symex" xmlns:wpg="http://schemas.microsoft.com/office/word/2010/wordprocessingGroup" xmlns:wpi="http://schemas.microsoft.com/office/word/2010/wordprocessingInk" xmlns:wne="http://schemas.microsoft.com/office/word/2006/wordml" xmlns:wps="http://schemas.microsoft.com/office/word/2010/wordprocessingShape" mc:Ignorable="w14 w15 w16se w16cid w16 w16cex w16sdtdh wp14">
+<w:document xmlns:wpc="http://schemas.microsoft.com/office/word/2010/wordprocessingCanvas" xmlns:cx="http://schemas.microsoft.com/office/drawing/2014/chartex" xmlns:mc="http://schemas.openxmlformats.org/markup-compatibility/2006" xmlns:o="urn:schemas-microsoft-com:office:office" xmlns:r="http://schemas.openxmlformats.org/officeDocument/2006/relationships" xmlns:m="http://schemas.openxmlformats.org/officeDocument/2006/math" xmlns:v="urn:schemas-microsoft-com:vml" xmlns:wp14="http://schemas.microsoft.com/office/word/2010/wordprocessingDrawing" xmlns:wp="http://schemas.openxmlformats.org/drawingml/2006/wordprocessingDrawing" xmlns:w10="urn:schemas-microsoft-com:office:word" xmlns:w="http://schemas.openxmlformats.org/wordprocessingml/2006/main" xmlns:w14="http://schemas.microsoft.com/office/word/2010/wordml" xmlns:w15="http://schemas.microsoft.com/office/word/2012/wordml" xmlns:w16se="http://schemas.microsoft.com/office/word/2015/wordml/symex" xmlns:wpg="http://schemas.microsoft.com/office/word/2010/wordprocessingGroup" xmlns:wpi="http://schemas.microsoft.com/office/word/2010/wordprocessingInk" xmlns:wne="http://schemas.microsoft.com/office/word/2006/wordml" xmlns:wps="http://schemas.microsoft.com/office/word/2010/wordprocessingShape" mc:Ignorable="w14 w15 w16se wp14">
   <w:body>
     <w:p>
       <w:pPr>
@@ -118,6 +118,7 @@
       <w:proofErr w:type="spellStart"/>
       <w:r>
         <w:rPr>
+          <w:b/>
           <w:sz w:val="22"/>
           <w:szCs w:val="22"/>
         </w:rPr>
@@ -126,6 +127,14 @@
       <w:proofErr w:type="spellEnd"/>
       <w:r>
         <w:rPr>
+          <w:b/>
+          <w:sz w:val="22"/>
+          <w:szCs w:val="22"/>
+        </w:rPr>
+        <w:t xml:space="preserve"> (megbízhatóság)</w:t>
+      </w:r>
+      <w:r>
+        <w:rPr>
           <w:sz w:val="22"/>
           <w:szCs w:val="22"/>
         </w:rPr>
@@ -193,23 +202,7 @@
           <w:sz w:val="22"/>
           <w:szCs w:val="22"/>
         </w:rPr>
-        <w:t xml:space="preserve">. </w:t>
-      </w:r>
-      <w:proofErr w:type="spellStart"/>
-      <w:r>
-        <w:rPr>
-          <w:sz w:val="22"/>
-          <w:szCs w:val="22"/>
-        </w:rPr>
-        <w:t>It</w:t>
-      </w:r>
-      <w:proofErr w:type="spellEnd"/>
-      <w:r>
-        <w:rPr>
-          <w:sz w:val="22"/>
-          <w:szCs w:val="22"/>
-        </w:rPr>
-        <w:t xml:space="preserve"> </w:t>
+        <w:t xml:space="preserve">. It </w:t>
       </w:r>
       <w:proofErr w:type="spellStart"/>
       <w:r>
@@ -262,6 +255,7 @@
       <w:proofErr w:type="spellStart"/>
       <w:r>
         <w:rPr>
+          <w:b/>
           <w:sz w:val="22"/>
           <w:szCs w:val="22"/>
         </w:rPr>
@@ -270,6 +264,14 @@
       <w:proofErr w:type="spellEnd"/>
       <w:r>
         <w:rPr>
+          <w:b/>
+          <w:sz w:val="22"/>
+          <w:szCs w:val="22"/>
+        </w:rPr>
+        <w:t xml:space="preserve"> (végrehajt)</w:t>
+      </w:r>
+      <w:r>
+        <w:rPr>
           <w:sz w:val="22"/>
           <w:szCs w:val="22"/>
         </w:rPr>
@@ -374,6 +376,7 @@
       <w:proofErr w:type="spellStart"/>
       <w:r>
         <w:rPr>
+          <w:b/>
           <w:sz w:val="22"/>
           <w:szCs w:val="22"/>
         </w:rPr>
@@ -382,6 +385,14 @@
       <w:proofErr w:type="spellEnd"/>
       <w:r>
         <w:rPr>
+          <w:b/>
+          <w:sz w:val="22"/>
+          <w:szCs w:val="22"/>
+        </w:rPr>
+        <w:t xml:space="preserve"> (hitelesítés)</w:t>
+      </w:r>
+      <w:r>
+        <w:rPr>
           <w:sz w:val="22"/>
           <w:szCs w:val="22"/>
         </w:rPr>
@@ -401,23 +412,7 @@
           <w:sz w:val="22"/>
           <w:szCs w:val="22"/>
         </w:rPr>
-        <w:t xml:space="preserve"> </w:t>
-      </w:r>
-      <w:proofErr w:type="spellStart"/>
-      <w:r>
-        <w:rPr>
-          <w:sz w:val="22"/>
-          <w:szCs w:val="22"/>
-        </w:rPr>
-        <w:t>it</w:t>
-      </w:r>
-      <w:proofErr w:type="spellEnd"/>
-      <w:r>
-        <w:rPr>
-          <w:sz w:val="22"/>
-          <w:szCs w:val="22"/>
-        </w:rPr>
-        <w:t xml:space="preserve"> </w:t>
+        <w:t xml:space="preserve"> it </w:t>
       </w:r>
       <w:proofErr w:type="spellStart"/>
       <w:r>
@@ -726,12 +721,21 @@
       <w:proofErr w:type="spellStart"/>
       <w:r>
         <w:rPr>
+          <w:b/>
           <w:sz w:val="22"/>
           <w:szCs w:val="22"/>
         </w:rPr>
         <w:t>necessity</w:t>
       </w:r>
       <w:proofErr w:type="spellEnd"/>
+      <w:r>
+        <w:rPr>
+          <w:b/>
+          <w:sz w:val="22"/>
+          <w:szCs w:val="22"/>
+        </w:rPr>
+        <w:t xml:space="preserve"> (szükségesség)</w:t>
+      </w:r>
       <w:r>
         <w:rPr>
           <w:sz w:val="22"/>
@@ -915,23 +919,7 @@
           <w:sz w:val="22"/>
           <w:szCs w:val="22"/>
         </w:rPr>
-        <w:t xml:space="preserve"> </w:t>
-      </w:r>
-      <w:proofErr w:type="spellStart"/>
-      <w:r>
-        <w:rPr>
-          <w:sz w:val="22"/>
-          <w:szCs w:val="22"/>
-        </w:rPr>
-        <w:t>it</w:t>
-      </w:r>
-      <w:proofErr w:type="spellEnd"/>
-      <w:r>
-        <w:rPr>
-          <w:sz w:val="22"/>
-          <w:szCs w:val="22"/>
-        </w:rPr>
-        <w:t xml:space="preserve"> is </w:t>
+        <w:t xml:space="preserve"> it is </w:t>
       </w:r>
       <w:proofErr w:type="spellStart"/>
       <w:r>
@@ -1048,6 +1036,7 @@
       <w:proofErr w:type="spellStart"/>
       <w:r>
         <w:rPr>
+          <w:b/>
           <w:sz w:val="22"/>
           <w:szCs w:val="22"/>
         </w:rPr>
@@ -1056,6 +1045,14 @@
       <w:proofErr w:type="spellEnd"/>
       <w:r>
         <w:rPr>
+          <w:b/>
+          <w:sz w:val="22"/>
+          <w:szCs w:val="22"/>
+        </w:rPr>
+        <w:t xml:space="preserve"> (eltérés)</w:t>
+      </w:r>
+      <w:r>
+        <w:rPr>
           <w:sz w:val="22"/>
           <w:szCs w:val="22"/>
         </w:rPr>
@@ -1496,6 +1493,7 @@
       <w:proofErr w:type="spellStart"/>
       <w:r>
         <w:rPr>
+          <w:b/>
           <w:sz w:val="22"/>
           <w:szCs w:val="22"/>
         </w:rPr>
@@ -1504,6 +1502,14 @@
       <w:proofErr w:type="spellEnd"/>
       <w:r>
         <w:rPr>
+          <w:b/>
+          <w:sz w:val="22"/>
+          <w:szCs w:val="22"/>
+        </w:rPr>
+        <w:t xml:space="preserve"> (hiány)</w:t>
+      </w:r>
+      <w:r>
+        <w:rPr>
           <w:sz w:val="22"/>
           <w:szCs w:val="22"/>
         </w:rPr>
@@ -1523,23 +1529,7 @@
           <w:sz w:val="22"/>
           <w:szCs w:val="22"/>
         </w:rPr>
-        <w:t xml:space="preserve">, </w:t>
-      </w:r>
-      <w:proofErr w:type="spellStart"/>
-      <w:r>
-        <w:rPr>
-          <w:sz w:val="22"/>
-          <w:szCs w:val="22"/>
-        </w:rPr>
-        <w:t>it</w:t>
-      </w:r>
-      <w:proofErr w:type="spellEnd"/>
-      <w:r>
-        <w:rPr>
-          <w:sz w:val="22"/>
-          <w:szCs w:val="22"/>
-        </w:rPr>
-        <w:t xml:space="preserve"> </w:t>
+        <w:t xml:space="preserve">, it </w:t>
       </w:r>
       <w:proofErr w:type="spellStart"/>
       <w:r>
@@ -1786,6 +1776,7 @@
       <w:proofErr w:type="spellStart"/>
       <w:r>
         <w:rPr>
+          <w:b/>
           <w:sz w:val="22"/>
           <w:szCs w:val="22"/>
         </w:rPr>
@@ -1794,6 +1785,14 @@
       <w:proofErr w:type="spellEnd"/>
       <w:r>
         <w:rPr>
+          <w:b/>
+          <w:sz w:val="22"/>
+          <w:szCs w:val="22"/>
+        </w:rPr>
+        <w:t xml:space="preserve"> (megközelítések)</w:t>
+      </w:r>
+      <w:r>
+        <w:rPr>
           <w:sz w:val="22"/>
           <w:szCs w:val="22"/>
         </w:rPr>
@@ -1914,6 +1913,7 @@
       <w:proofErr w:type="spellStart"/>
       <w:r>
         <w:rPr>
+          <w:b/>
           <w:sz w:val="22"/>
           <w:szCs w:val="22"/>
         </w:rPr>
@@ -1922,6 +1922,14 @@
       <w:proofErr w:type="spellEnd"/>
       <w:r>
         <w:rPr>
+          <w:b/>
+          <w:sz w:val="22"/>
+          <w:szCs w:val="22"/>
+        </w:rPr>
+        <w:t xml:space="preserve"> (kiértékelés)</w:t>
+      </w:r>
+      <w:r>
+        <w:rPr>
           <w:sz w:val="22"/>
           <w:szCs w:val="22"/>
         </w:rPr>
@@ -2298,12 +2306,21 @@
       <w:proofErr w:type="spellStart"/>
       <w:r>
         <w:rPr>
+          <w:b/>
           <w:sz w:val="22"/>
           <w:szCs w:val="22"/>
         </w:rPr>
         <w:t>adherence</w:t>
       </w:r>
       <w:proofErr w:type="spellEnd"/>
+      <w:r>
+        <w:rPr>
+          <w:b/>
+          <w:sz w:val="22"/>
+          <w:szCs w:val="22"/>
+        </w:rPr>
+        <w:t xml:space="preserve"> (hozzáigazodás)</w:t>
+      </w:r>
       <w:r>
         <w:rPr>
           <w:sz w:val="22"/>
@@ -3180,6 +3197,7 @@
       <w:proofErr w:type="spellStart"/>
       <w:r>
         <w:rPr>
+          <w:b/>
           <w:sz w:val="22"/>
           <w:szCs w:val="22"/>
         </w:rPr>
@@ -3188,6 +3206,14 @@
       <w:proofErr w:type="spellEnd"/>
       <w:r>
         <w:rPr>
+          <w:b/>
+          <w:sz w:val="22"/>
+          <w:szCs w:val="22"/>
+        </w:rPr>
+        <w:t xml:space="preserve"> (elszigetelés)</w:t>
+      </w:r>
+      <w:r>
+        <w:rPr>
           <w:sz w:val="22"/>
           <w:szCs w:val="22"/>
         </w:rPr>
@@ -3495,23 +3521,7 @@
           <w:sz w:val="22"/>
           <w:szCs w:val="22"/>
         </w:rPr>
-        <w:t xml:space="preserve"> </w:t>
-      </w:r>
-      <w:proofErr w:type="spellStart"/>
-      <w:r>
-        <w:rPr>
-          <w:sz w:val="22"/>
-          <w:szCs w:val="22"/>
-        </w:rPr>
-        <w:t>during</w:t>
-      </w:r>
-      <w:proofErr w:type="spellEnd"/>
-      <w:r>
-        <w:rPr>
-          <w:sz w:val="22"/>
-          <w:szCs w:val="22"/>
-        </w:rPr>
-        <w:t xml:space="preserve"> </w:t>
+        <w:t xml:space="preserve"> during </w:t>
       </w:r>
       <w:proofErr w:type="spellStart"/>
       <w:r>
@@ -3644,12 +3654,21 @@
       <w:proofErr w:type="spellStart"/>
       <w:r>
         <w:rPr>
+          <w:b/>
           <w:sz w:val="22"/>
           <w:szCs w:val="22"/>
         </w:rPr>
         <w:t>frequent</w:t>
       </w:r>
       <w:proofErr w:type="spellEnd"/>
+      <w:r>
+        <w:rPr>
+          <w:b/>
+          <w:sz w:val="22"/>
+          <w:szCs w:val="22"/>
+        </w:rPr>
+        <w:t xml:space="preserve"> (gyakori)</w:t>
+      </w:r>
       <w:r>
         <w:rPr>
           <w:sz w:val="22"/>
@@ -4375,6 +4394,7 @@
       <w:proofErr w:type="spellStart"/>
       <w:r>
         <w:rPr>
+          <w:b/>
           <w:sz w:val="22"/>
           <w:szCs w:val="22"/>
         </w:rPr>
@@ -4383,14 +4403,16 @@
       <w:proofErr w:type="spellEnd"/>
       <w:r>
         <w:rPr>
-          <w:sz w:val="22"/>
-          <w:szCs w:val="22"/>
-        </w:rPr>
-        <w:t xml:space="preserve"> </w:t>
-      </w:r>
-      <w:proofErr w:type="spellStart"/>
-      <w:r>
-        <w:rPr>
+          <w:b/>
+          <w:sz w:val="22"/>
+          <w:szCs w:val="22"/>
+        </w:rPr>
+        <w:t xml:space="preserve"> </w:t>
+      </w:r>
+      <w:proofErr w:type="spellStart"/>
+      <w:r>
+        <w:rPr>
+          <w:b/>
           <w:sz w:val="22"/>
           <w:szCs w:val="22"/>
         </w:rPr>
@@ -4399,10 +4421,34 @@
       <w:proofErr w:type="spellEnd"/>
       <w:r>
         <w:rPr>
-          <w:sz w:val="22"/>
-          <w:szCs w:val="22"/>
-        </w:rPr>
-        <w:t xml:space="preserve"> and a </w:t>
+          <w:b/>
+          <w:sz w:val="22"/>
+          <w:szCs w:val="22"/>
+        </w:rPr>
+        <w:t xml:space="preserve"> (számlázórendszer)</w:t>
+      </w:r>
+      <w:r>
+        <w:rPr>
+          <w:sz w:val="22"/>
+          <w:szCs w:val="22"/>
+        </w:rPr>
+        <w:t xml:space="preserve"> and </w:t>
+      </w:r>
+      <w:proofErr w:type="gramStart"/>
+      <w:r>
+        <w:rPr>
+          <w:sz w:val="22"/>
+          <w:szCs w:val="22"/>
+        </w:rPr>
+        <w:t>a</w:t>
+      </w:r>
+      <w:proofErr w:type="gramEnd"/>
+      <w:r>
+        <w:rPr>
+          <w:sz w:val="22"/>
+          <w:szCs w:val="22"/>
+        </w:rPr>
+        <w:t xml:space="preserve"> </w:t>
       </w:r>
       <w:proofErr w:type="spellStart"/>
       <w:r>
@@ -4610,23 +4656,7 @@
           <w:sz w:val="22"/>
           <w:szCs w:val="22"/>
         </w:rPr>
-        <w:t xml:space="preserve">. </w:t>
-      </w:r>
-      <w:proofErr w:type="spellStart"/>
-      <w:r>
-        <w:rPr>
-          <w:sz w:val="22"/>
-          <w:szCs w:val="22"/>
-        </w:rPr>
-        <w:t>It</w:t>
-      </w:r>
-      <w:proofErr w:type="spellEnd"/>
-      <w:r>
-        <w:rPr>
-          <w:sz w:val="22"/>
-          <w:szCs w:val="22"/>
-        </w:rPr>
-        <w:t xml:space="preserve"> </w:t>
+        <w:t xml:space="preserve">. It </w:t>
       </w:r>
       <w:proofErr w:type="spellStart"/>
       <w:r>
@@ -4788,6 +4818,616 @@
           <w:sz w:val="22"/>
           <w:szCs w:val="22"/>
         </w:rPr>
+        <w:t xml:space="preserve">, and it </w:t>
+      </w:r>
+      <w:proofErr w:type="spellStart"/>
+      <w:r>
+        <w:rPr>
+          <w:sz w:val="22"/>
+          <w:szCs w:val="22"/>
+        </w:rPr>
+        <w:t>involves</w:t>
+      </w:r>
+      <w:proofErr w:type="spellEnd"/>
+      <w:r>
+        <w:rPr>
+          <w:sz w:val="22"/>
+          <w:szCs w:val="22"/>
+        </w:rPr>
+        <w:t xml:space="preserve"> testing </w:t>
+      </w:r>
+      <w:proofErr w:type="spellStart"/>
+      <w:r>
+        <w:rPr>
+          <w:sz w:val="22"/>
+          <w:szCs w:val="22"/>
+        </w:rPr>
+        <w:t>the</w:t>
+      </w:r>
+      <w:proofErr w:type="spellEnd"/>
+      <w:r>
+        <w:rPr>
+          <w:sz w:val="22"/>
+          <w:szCs w:val="22"/>
+        </w:rPr>
+        <w:t xml:space="preserve"> </w:t>
+      </w:r>
+      <w:proofErr w:type="spellStart"/>
+      <w:r>
+        <w:rPr>
+          <w:sz w:val="22"/>
+          <w:szCs w:val="22"/>
+        </w:rPr>
+        <w:t>complete</w:t>
+      </w:r>
+      <w:proofErr w:type="spellEnd"/>
+      <w:r>
+        <w:rPr>
+          <w:sz w:val="22"/>
+          <w:szCs w:val="22"/>
+        </w:rPr>
+        <w:t xml:space="preserve"> and </w:t>
+      </w:r>
+      <w:proofErr w:type="spellStart"/>
+      <w:r>
+        <w:rPr>
+          <w:sz w:val="22"/>
+          <w:szCs w:val="22"/>
+        </w:rPr>
+        <w:t>integrated</w:t>
+      </w:r>
+      <w:proofErr w:type="spellEnd"/>
+      <w:r>
+        <w:rPr>
+          <w:sz w:val="22"/>
+          <w:szCs w:val="22"/>
+        </w:rPr>
+        <w:t xml:space="preserve"> </w:t>
+      </w:r>
+      <w:proofErr w:type="spellStart"/>
+      <w:r>
+        <w:rPr>
+          <w:sz w:val="22"/>
+          <w:szCs w:val="22"/>
+        </w:rPr>
+        <w:t>application</w:t>
+      </w:r>
+      <w:proofErr w:type="spellEnd"/>
+      <w:r>
+        <w:rPr>
+          <w:sz w:val="22"/>
+          <w:szCs w:val="22"/>
+        </w:rPr>
+        <w:t xml:space="preserve"> </w:t>
+      </w:r>
+      <w:proofErr w:type="spellStart"/>
+      <w:r>
+        <w:rPr>
+          <w:sz w:val="22"/>
+          <w:szCs w:val="22"/>
+        </w:rPr>
+        <w:t>to</w:t>
+      </w:r>
+      <w:proofErr w:type="spellEnd"/>
+      <w:r>
+        <w:rPr>
+          <w:sz w:val="22"/>
+          <w:szCs w:val="22"/>
+        </w:rPr>
+        <w:t xml:space="preserve"> </w:t>
+      </w:r>
+      <w:proofErr w:type="spellStart"/>
+      <w:r>
+        <w:rPr>
+          <w:sz w:val="22"/>
+          <w:szCs w:val="22"/>
+        </w:rPr>
+        <w:t>evaluate</w:t>
+      </w:r>
+      <w:proofErr w:type="spellEnd"/>
+      <w:r>
+        <w:rPr>
+          <w:sz w:val="22"/>
+          <w:szCs w:val="22"/>
+        </w:rPr>
+        <w:t xml:space="preserve"> </w:t>
+      </w:r>
+      <w:proofErr w:type="spellStart"/>
+      <w:r>
+        <w:rPr>
+          <w:sz w:val="22"/>
+          <w:szCs w:val="22"/>
+        </w:rPr>
+        <w:t>whether</w:t>
+      </w:r>
+      <w:proofErr w:type="spellEnd"/>
+      <w:r>
+        <w:rPr>
+          <w:sz w:val="22"/>
+          <w:szCs w:val="22"/>
+        </w:rPr>
+        <w:t xml:space="preserve"> it </w:t>
+      </w:r>
+      <w:proofErr w:type="spellStart"/>
+      <w:r>
+        <w:rPr>
+          <w:sz w:val="22"/>
+          <w:szCs w:val="22"/>
+        </w:rPr>
+        <w:t>meets</w:t>
+      </w:r>
+      <w:proofErr w:type="spellEnd"/>
+      <w:r>
+        <w:rPr>
+          <w:sz w:val="22"/>
+          <w:szCs w:val="22"/>
+        </w:rPr>
+        <w:t xml:space="preserve"> </w:t>
+      </w:r>
+      <w:proofErr w:type="spellStart"/>
+      <w:r>
+        <w:rPr>
+          <w:sz w:val="22"/>
+          <w:szCs w:val="22"/>
+        </w:rPr>
+        <w:t>the</w:t>
+      </w:r>
+      <w:proofErr w:type="spellEnd"/>
+      <w:r>
+        <w:rPr>
+          <w:sz w:val="22"/>
+          <w:szCs w:val="22"/>
+        </w:rPr>
+        <w:t xml:space="preserve"> </w:t>
+      </w:r>
+      <w:proofErr w:type="spellStart"/>
+      <w:r>
+        <w:rPr>
+          <w:sz w:val="22"/>
+          <w:szCs w:val="22"/>
+        </w:rPr>
+        <w:t>specified</w:t>
+      </w:r>
+      <w:proofErr w:type="spellEnd"/>
+      <w:r>
+        <w:rPr>
+          <w:sz w:val="22"/>
+          <w:szCs w:val="22"/>
+        </w:rPr>
+        <w:t xml:space="preserve"> </w:t>
+      </w:r>
+      <w:proofErr w:type="spellStart"/>
+      <w:r>
+        <w:rPr>
+          <w:b/>
+          <w:sz w:val="22"/>
+          <w:szCs w:val="22"/>
+        </w:rPr>
+        <w:t>requirements</w:t>
+      </w:r>
+      <w:proofErr w:type="spellEnd"/>
+      <w:r>
+        <w:rPr>
+          <w:b/>
+          <w:sz w:val="22"/>
+          <w:szCs w:val="22"/>
+        </w:rPr>
+        <w:t xml:space="preserve"> (követelmények)</w:t>
+      </w:r>
+      <w:r>
+        <w:rPr>
+          <w:sz w:val="22"/>
+          <w:szCs w:val="22"/>
+        </w:rPr>
+        <w:t xml:space="preserve">. </w:t>
+      </w:r>
+      <w:proofErr w:type="spellStart"/>
+      <w:r>
+        <w:rPr>
+          <w:sz w:val="22"/>
+          <w:szCs w:val="22"/>
+        </w:rPr>
+        <w:t>This</w:t>
+      </w:r>
+      <w:proofErr w:type="spellEnd"/>
+      <w:r>
+        <w:rPr>
+          <w:sz w:val="22"/>
+          <w:szCs w:val="22"/>
+        </w:rPr>
+        <w:t xml:space="preserve"> is a </w:t>
+      </w:r>
+      <w:proofErr w:type="spellStart"/>
+      <w:r>
+        <w:rPr>
+          <w:sz w:val="22"/>
+          <w:szCs w:val="22"/>
+        </w:rPr>
+        <w:t>high-level</w:t>
+      </w:r>
+      <w:proofErr w:type="spellEnd"/>
+      <w:r>
+        <w:rPr>
+          <w:sz w:val="22"/>
+          <w:szCs w:val="22"/>
+        </w:rPr>
+        <w:t xml:space="preserve"> </w:t>
+      </w:r>
+      <w:proofErr w:type="spellStart"/>
+      <w:r>
+        <w:rPr>
+          <w:sz w:val="22"/>
+          <w:szCs w:val="22"/>
+        </w:rPr>
+        <w:t>form</w:t>
+      </w:r>
+      <w:proofErr w:type="spellEnd"/>
+      <w:r>
+        <w:rPr>
+          <w:sz w:val="22"/>
+          <w:szCs w:val="22"/>
+        </w:rPr>
+        <w:t xml:space="preserve"> of testing </w:t>
+      </w:r>
+      <w:proofErr w:type="spellStart"/>
+      <w:r>
+        <w:rPr>
+          <w:sz w:val="22"/>
+          <w:szCs w:val="22"/>
+        </w:rPr>
+        <w:t>that</w:t>
+      </w:r>
+      <w:proofErr w:type="spellEnd"/>
+      <w:r>
+        <w:rPr>
+          <w:sz w:val="22"/>
+          <w:szCs w:val="22"/>
+        </w:rPr>
+        <w:t xml:space="preserve"> </w:t>
+      </w:r>
+      <w:proofErr w:type="spellStart"/>
+      <w:r>
+        <w:rPr>
+          <w:sz w:val="22"/>
+          <w:szCs w:val="22"/>
+        </w:rPr>
+        <w:t>simulates</w:t>
+      </w:r>
+      <w:proofErr w:type="spellEnd"/>
+      <w:r>
+        <w:rPr>
+          <w:sz w:val="22"/>
+          <w:szCs w:val="22"/>
+        </w:rPr>
+        <w:t xml:space="preserve"> </w:t>
+      </w:r>
+      <w:proofErr w:type="spellStart"/>
+      <w:r>
+        <w:rPr>
+          <w:sz w:val="22"/>
+          <w:szCs w:val="22"/>
+        </w:rPr>
+        <w:t>real-world</w:t>
+      </w:r>
+      <w:proofErr w:type="spellEnd"/>
+      <w:r>
+        <w:rPr>
+          <w:sz w:val="22"/>
+          <w:szCs w:val="22"/>
+        </w:rPr>
+        <w:t xml:space="preserve"> </w:t>
+      </w:r>
+      <w:proofErr w:type="spellStart"/>
+      <w:r>
+        <w:rPr>
+          <w:sz w:val="22"/>
+          <w:szCs w:val="22"/>
+        </w:rPr>
+        <w:t>scenarios</w:t>
+      </w:r>
+      <w:proofErr w:type="spellEnd"/>
+      <w:r>
+        <w:rPr>
+          <w:sz w:val="22"/>
+          <w:szCs w:val="22"/>
+        </w:rPr>
+        <w:t xml:space="preserve"> and </w:t>
+      </w:r>
+      <w:proofErr w:type="spellStart"/>
+      <w:r>
+        <w:rPr>
+          <w:sz w:val="22"/>
+          <w:szCs w:val="22"/>
+        </w:rPr>
+        <w:t>user</w:t>
+      </w:r>
+      <w:proofErr w:type="spellEnd"/>
+      <w:r>
+        <w:rPr>
+          <w:sz w:val="22"/>
+          <w:szCs w:val="22"/>
+        </w:rPr>
+        <w:t xml:space="preserve"> </w:t>
+      </w:r>
+      <w:proofErr w:type="spellStart"/>
+      <w:r>
+        <w:rPr>
+          <w:sz w:val="22"/>
+          <w:szCs w:val="22"/>
+        </w:rPr>
+        <w:t>behavior</w:t>
+      </w:r>
+      <w:proofErr w:type="spellEnd"/>
+      <w:r>
+        <w:rPr>
+          <w:sz w:val="22"/>
+          <w:szCs w:val="22"/>
+        </w:rPr>
+        <w:t xml:space="preserve">. System testing </w:t>
+      </w:r>
+      <w:proofErr w:type="spellStart"/>
+      <w:r>
+        <w:rPr>
+          <w:b/>
+          <w:sz w:val="22"/>
+          <w:szCs w:val="22"/>
+        </w:rPr>
+        <w:t>encompasses</w:t>
+      </w:r>
+      <w:proofErr w:type="spellEnd"/>
+      <w:r>
+        <w:rPr>
+          <w:b/>
+          <w:sz w:val="22"/>
+          <w:szCs w:val="22"/>
+        </w:rPr>
+        <w:t xml:space="preserve"> (magába foglal)</w:t>
+      </w:r>
+      <w:r>
+        <w:rPr>
+          <w:sz w:val="22"/>
+          <w:szCs w:val="22"/>
+        </w:rPr>
+        <w:t xml:space="preserve"> </w:t>
+      </w:r>
+      <w:proofErr w:type="spellStart"/>
+      <w:r>
+        <w:rPr>
+          <w:sz w:val="22"/>
+          <w:szCs w:val="22"/>
+        </w:rPr>
+        <w:t>both</w:t>
+      </w:r>
+      <w:proofErr w:type="spellEnd"/>
+      <w:r>
+        <w:rPr>
+          <w:sz w:val="22"/>
+          <w:szCs w:val="22"/>
+        </w:rPr>
+        <w:t xml:space="preserve"> </w:t>
+      </w:r>
+      <w:proofErr w:type="spellStart"/>
+      <w:r>
+        <w:rPr>
+          <w:sz w:val="22"/>
+          <w:szCs w:val="22"/>
+        </w:rPr>
+        <w:t>functional</w:t>
+      </w:r>
+      <w:proofErr w:type="spellEnd"/>
+      <w:r>
+        <w:rPr>
+          <w:sz w:val="22"/>
+          <w:szCs w:val="22"/>
+        </w:rPr>
+        <w:t xml:space="preserve"> testing</w:t>
+      </w:r>
+      <w:r>
+        <w:rPr>
+          <w:sz w:val="22"/>
+          <w:szCs w:val="22"/>
+        </w:rPr>
+        <w:t xml:space="preserve"> (</w:t>
+      </w:r>
+      <w:proofErr w:type="spellStart"/>
+      <w:r>
+        <w:rPr>
+          <w:sz w:val="22"/>
+          <w:szCs w:val="22"/>
+        </w:rPr>
+        <w:t>verifying</w:t>
+      </w:r>
+      <w:proofErr w:type="spellEnd"/>
+      <w:r>
+        <w:rPr>
+          <w:sz w:val="22"/>
+          <w:szCs w:val="22"/>
+        </w:rPr>
+        <w:t xml:space="preserve"> </w:t>
+      </w:r>
+      <w:proofErr w:type="spellStart"/>
+      <w:r>
+        <w:rPr>
+          <w:sz w:val="22"/>
+          <w:szCs w:val="22"/>
+        </w:rPr>
+        <w:t>if</w:t>
+      </w:r>
+      <w:proofErr w:type="spellEnd"/>
+      <w:r>
+        <w:rPr>
+          <w:sz w:val="22"/>
+          <w:szCs w:val="22"/>
+        </w:rPr>
+        <w:t xml:space="preserve"> </w:t>
+      </w:r>
+      <w:bookmarkStart w:id="0" w:name="_GoBack"/>
+      <w:bookmarkEnd w:id="0"/>
+      <w:proofErr w:type="spellStart"/>
+      <w:r>
+        <w:rPr>
+          <w:sz w:val="22"/>
+          <w:szCs w:val="22"/>
+        </w:rPr>
+        <w:t>features</w:t>
+      </w:r>
+      <w:proofErr w:type="spellEnd"/>
+      <w:r>
+        <w:rPr>
+          <w:sz w:val="22"/>
+          <w:szCs w:val="22"/>
+        </w:rPr>
+        <w:t xml:space="preserve"> </w:t>
+      </w:r>
+      <w:proofErr w:type="spellStart"/>
+      <w:r>
+        <w:rPr>
+          <w:sz w:val="22"/>
+          <w:szCs w:val="22"/>
+        </w:rPr>
+        <w:t>work</w:t>
+      </w:r>
+      <w:proofErr w:type="spellEnd"/>
+      <w:r>
+        <w:rPr>
+          <w:sz w:val="22"/>
+          <w:szCs w:val="22"/>
+        </w:rPr>
+        <w:t xml:space="preserve"> </w:t>
+      </w:r>
+      <w:proofErr w:type="spellStart"/>
+      <w:r>
+        <w:rPr>
+          <w:sz w:val="22"/>
+          <w:szCs w:val="22"/>
+        </w:rPr>
+        <w:t>according</w:t>
+      </w:r>
+      <w:proofErr w:type="spellEnd"/>
+      <w:r>
+        <w:rPr>
+          <w:sz w:val="22"/>
+          <w:szCs w:val="22"/>
+        </w:rPr>
+        <w:t xml:space="preserve"> </w:t>
+      </w:r>
+      <w:proofErr w:type="spellStart"/>
+      <w:r>
+        <w:rPr>
+          <w:sz w:val="22"/>
+          <w:szCs w:val="22"/>
+        </w:rPr>
+        <w:t>to</w:t>
+      </w:r>
+      <w:proofErr w:type="spellEnd"/>
+      <w:r>
+        <w:rPr>
+          <w:sz w:val="22"/>
+          <w:szCs w:val="22"/>
+        </w:rPr>
+        <w:t xml:space="preserve"> </w:t>
+      </w:r>
+      <w:proofErr w:type="spellStart"/>
+      <w:r>
+        <w:rPr>
+          <w:sz w:val="22"/>
+          <w:szCs w:val="22"/>
+        </w:rPr>
+        <w:t>the</w:t>
+      </w:r>
+      <w:proofErr w:type="spellEnd"/>
+      <w:r>
+        <w:rPr>
+          <w:sz w:val="22"/>
+          <w:szCs w:val="22"/>
+        </w:rPr>
+        <w:t xml:space="preserve"> </w:t>
+      </w:r>
+      <w:proofErr w:type="spellStart"/>
+      <w:r>
+        <w:rPr>
+          <w:sz w:val="22"/>
+          <w:szCs w:val="22"/>
+        </w:rPr>
+        <w:t>specification</w:t>
+      </w:r>
+      <w:proofErr w:type="spellEnd"/>
+      <w:r>
+        <w:rPr>
+          <w:sz w:val="22"/>
+          <w:szCs w:val="22"/>
+        </w:rPr>
+        <w:t xml:space="preserve">) </w:t>
+      </w:r>
+      <w:r>
+        <w:rPr>
+          <w:sz w:val="22"/>
+          <w:szCs w:val="22"/>
+        </w:rPr>
+        <w:t>and non-</w:t>
+      </w:r>
+      <w:proofErr w:type="spellStart"/>
+      <w:r>
+        <w:rPr>
+          <w:sz w:val="22"/>
+          <w:szCs w:val="22"/>
+        </w:rPr>
+        <w:t>functional</w:t>
+      </w:r>
+      <w:proofErr w:type="spellEnd"/>
+      <w:r>
+        <w:rPr>
+          <w:sz w:val="22"/>
+          <w:szCs w:val="22"/>
+        </w:rPr>
+        <w:t xml:space="preserve"> testing, </w:t>
+      </w:r>
+      <w:proofErr w:type="spellStart"/>
+      <w:r>
+        <w:rPr>
+          <w:sz w:val="22"/>
+          <w:szCs w:val="22"/>
+        </w:rPr>
+        <w:t>such</w:t>
+      </w:r>
+      <w:proofErr w:type="spellEnd"/>
+      <w:r>
+        <w:rPr>
+          <w:sz w:val="22"/>
+          <w:szCs w:val="22"/>
+        </w:rPr>
+        <w:t xml:space="preserve"> </w:t>
+      </w:r>
+      <w:proofErr w:type="spellStart"/>
+      <w:r>
+        <w:rPr>
+          <w:sz w:val="22"/>
+          <w:szCs w:val="22"/>
+        </w:rPr>
+        <w:t>as</w:t>
+      </w:r>
+      <w:proofErr w:type="spellEnd"/>
+      <w:r>
+        <w:rPr>
+          <w:sz w:val="22"/>
+          <w:szCs w:val="22"/>
+        </w:rPr>
+        <w:t xml:space="preserve"> performance, </w:t>
+      </w:r>
+      <w:proofErr w:type="spellStart"/>
+      <w:r>
+        <w:rPr>
+          <w:sz w:val="22"/>
+          <w:szCs w:val="22"/>
+        </w:rPr>
+        <w:t>security</w:t>
+      </w:r>
+      <w:proofErr w:type="spellEnd"/>
+      <w:r>
+        <w:rPr>
+          <w:sz w:val="22"/>
+          <w:szCs w:val="22"/>
+        </w:rPr>
         <w:t xml:space="preserve">, and </w:t>
       </w:r>
       <w:proofErr w:type="spellStart"/>
@@ -4796,607 +5436,6 @@
           <w:sz w:val="22"/>
           <w:szCs w:val="22"/>
         </w:rPr>
-        <w:t>it</w:t>
-      </w:r>
-      <w:proofErr w:type="spellEnd"/>
-      <w:r>
-        <w:rPr>
-          <w:sz w:val="22"/>
-          <w:szCs w:val="22"/>
-        </w:rPr>
-        <w:t xml:space="preserve"> </w:t>
-      </w:r>
-      <w:proofErr w:type="spellStart"/>
-      <w:r>
-        <w:rPr>
-          <w:sz w:val="22"/>
-          <w:szCs w:val="22"/>
-        </w:rPr>
-        <w:t>involves</w:t>
-      </w:r>
-      <w:proofErr w:type="spellEnd"/>
-      <w:r>
-        <w:rPr>
-          <w:sz w:val="22"/>
-          <w:szCs w:val="22"/>
-        </w:rPr>
-        <w:t xml:space="preserve"> testing </w:t>
-      </w:r>
-      <w:proofErr w:type="spellStart"/>
-      <w:r>
-        <w:rPr>
-          <w:sz w:val="22"/>
-          <w:szCs w:val="22"/>
-        </w:rPr>
-        <w:t>the</w:t>
-      </w:r>
-      <w:proofErr w:type="spellEnd"/>
-      <w:r>
-        <w:rPr>
-          <w:sz w:val="22"/>
-          <w:szCs w:val="22"/>
-        </w:rPr>
-        <w:t xml:space="preserve"> </w:t>
-      </w:r>
-      <w:proofErr w:type="spellStart"/>
-      <w:r>
-        <w:rPr>
-          <w:sz w:val="22"/>
-          <w:szCs w:val="22"/>
-        </w:rPr>
-        <w:t>complete</w:t>
-      </w:r>
-      <w:proofErr w:type="spellEnd"/>
-      <w:r>
-        <w:rPr>
-          <w:sz w:val="22"/>
-          <w:szCs w:val="22"/>
-        </w:rPr>
-        <w:t xml:space="preserve"> and </w:t>
-      </w:r>
-      <w:proofErr w:type="spellStart"/>
-      <w:r>
-        <w:rPr>
-          <w:sz w:val="22"/>
-          <w:szCs w:val="22"/>
-        </w:rPr>
-        <w:t>integrated</w:t>
-      </w:r>
-      <w:proofErr w:type="spellEnd"/>
-      <w:r>
-        <w:rPr>
-          <w:sz w:val="22"/>
-          <w:szCs w:val="22"/>
-        </w:rPr>
-        <w:t xml:space="preserve"> </w:t>
-      </w:r>
-      <w:proofErr w:type="spellStart"/>
-      <w:r>
-        <w:rPr>
-          <w:sz w:val="22"/>
-          <w:szCs w:val="22"/>
-        </w:rPr>
-        <w:t>application</w:t>
-      </w:r>
-      <w:proofErr w:type="spellEnd"/>
-      <w:r>
-        <w:rPr>
-          <w:sz w:val="22"/>
-          <w:szCs w:val="22"/>
-        </w:rPr>
-        <w:t xml:space="preserve"> </w:t>
-      </w:r>
-      <w:proofErr w:type="spellStart"/>
-      <w:r>
-        <w:rPr>
-          <w:sz w:val="22"/>
-          <w:szCs w:val="22"/>
-        </w:rPr>
-        <w:t>to</w:t>
-      </w:r>
-      <w:proofErr w:type="spellEnd"/>
-      <w:r>
-        <w:rPr>
-          <w:sz w:val="22"/>
-          <w:szCs w:val="22"/>
-        </w:rPr>
-        <w:t xml:space="preserve"> </w:t>
-      </w:r>
-      <w:proofErr w:type="spellStart"/>
-      <w:r>
-        <w:rPr>
-          <w:sz w:val="22"/>
-          <w:szCs w:val="22"/>
-        </w:rPr>
-        <w:t>evaluate</w:t>
-      </w:r>
-      <w:proofErr w:type="spellEnd"/>
-      <w:r>
-        <w:rPr>
-          <w:sz w:val="22"/>
-          <w:szCs w:val="22"/>
-        </w:rPr>
-        <w:t xml:space="preserve"> </w:t>
-      </w:r>
-      <w:proofErr w:type="spellStart"/>
-      <w:r>
-        <w:rPr>
-          <w:sz w:val="22"/>
-          <w:szCs w:val="22"/>
-        </w:rPr>
-        <w:t>whether</w:t>
-      </w:r>
-      <w:proofErr w:type="spellEnd"/>
-      <w:r>
-        <w:rPr>
-          <w:sz w:val="22"/>
-          <w:szCs w:val="22"/>
-        </w:rPr>
-        <w:t xml:space="preserve"> </w:t>
-      </w:r>
-      <w:proofErr w:type="spellStart"/>
-      <w:r>
-        <w:rPr>
-          <w:sz w:val="22"/>
-          <w:szCs w:val="22"/>
-        </w:rPr>
-        <w:t>it</w:t>
-      </w:r>
-      <w:proofErr w:type="spellEnd"/>
-      <w:r>
-        <w:rPr>
-          <w:sz w:val="22"/>
-          <w:szCs w:val="22"/>
-        </w:rPr>
-        <w:t xml:space="preserve"> </w:t>
-      </w:r>
-      <w:proofErr w:type="spellStart"/>
-      <w:r>
-        <w:rPr>
-          <w:sz w:val="22"/>
-          <w:szCs w:val="22"/>
-        </w:rPr>
-        <w:t>meets</w:t>
-      </w:r>
-      <w:proofErr w:type="spellEnd"/>
-      <w:r>
-        <w:rPr>
-          <w:sz w:val="22"/>
-          <w:szCs w:val="22"/>
-        </w:rPr>
-        <w:t xml:space="preserve"> </w:t>
-      </w:r>
-      <w:proofErr w:type="spellStart"/>
-      <w:r>
-        <w:rPr>
-          <w:sz w:val="22"/>
-          <w:szCs w:val="22"/>
-        </w:rPr>
-        <w:t>the</w:t>
-      </w:r>
-      <w:proofErr w:type="spellEnd"/>
-      <w:r>
-        <w:rPr>
-          <w:sz w:val="22"/>
-          <w:szCs w:val="22"/>
-        </w:rPr>
-        <w:t xml:space="preserve"> </w:t>
-      </w:r>
-      <w:proofErr w:type="spellStart"/>
-      <w:r>
-        <w:rPr>
-          <w:sz w:val="22"/>
-          <w:szCs w:val="22"/>
-        </w:rPr>
-        <w:t>specified</w:t>
-      </w:r>
-      <w:proofErr w:type="spellEnd"/>
-      <w:r>
-        <w:rPr>
-          <w:sz w:val="22"/>
-          <w:szCs w:val="22"/>
-        </w:rPr>
-        <w:t xml:space="preserve"> </w:t>
-      </w:r>
-      <w:proofErr w:type="spellStart"/>
-      <w:r>
-        <w:rPr>
-          <w:sz w:val="22"/>
-          <w:szCs w:val="22"/>
-        </w:rPr>
-        <w:t>requirements</w:t>
-      </w:r>
-      <w:proofErr w:type="spellEnd"/>
-      <w:r>
-        <w:rPr>
-          <w:sz w:val="22"/>
-          <w:szCs w:val="22"/>
-        </w:rPr>
-        <w:t xml:space="preserve">. </w:t>
-      </w:r>
-      <w:proofErr w:type="spellStart"/>
-      <w:r>
-        <w:rPr>
-          <w:sz w:val="22"/>
-          <w:szCs w:val="22"/>
-        </w:rPr>
-        <w:t>This</w:t>
-      </w:r>
-      <w:proofErr w:type="spellEnd"/>
-      <w:r>
-        <w:rPr>
-          <w:sz w:val="22"/>
-          <w:szCs w:val="22"/>
-        </w:rPr>
-        <w:t xml:space="preserve"> is a </w:t>
-      </w:r>
-      <w:proofErr w:type="spellStart"/>
-      <w:r>
-        <w:rPr>
-          <w:sz w:val="22"/>
-          <w:szCs w:val="22"/>
-        </w:rPr>
-        <w:t>high-level</w:t>
-      </w:r>
-      <w:proofErr w:type="spellEnd"/>
-      <w:r>
-        <w:rPr>
-          <w:sz w:val="22"/>
-          <w:szCs w:val="22"/>
-        </w:rPr>
-        <w:t xml:space="preserve"> </w:t>
-      </w:r>
-      <w:proofErr w:type="spellStart"/>
-      <w:r>
-        <w:rPr>
-          <w:sz w:val="22"/>
-          <w:szCs w:val="22"/>
-        </w:rPr>
-        <w:t>form</w:t>
-      </w:r>
-      <w:proofErr w:type="spellEnd"/>
-      <w:r>
-        <w:rPr>
-          <w:sz w:val="22"/>
-          <w:szCs w:val="22"/>
-        </w:rPr>
-        <w:t xml:space="preserve"> of testing </w:t>
-      </w:r>
-      <w:proofErr w:type="spellStart"/>
-      <w:r>
-        <w:rPr>
-          <w:sz w:val="22"/>
-          <w:szCs w:val="22"/>
-        </w:rPr>
-        <w:t>that</w:t>
-      </w:r>
-      <w:proofErr w:type="spellEnd"/>
-      <w:r>
-        <w:rPr>
-          <w:sz w:val="22"/>
-          <w:szCs w:val="22"/>
-        </w:rPr>
-        <w:t xml:space="preserve"> </w:t>
-      </w:r>
-      <w:proofErr w:type="spellStart"/>
-      <w:r>
-        <w:rPr>
-          <w:sz w:val="22"/>
-          <w:szCs w:val="22"/>
-        </w:rPr>
-        <w:t>simulates</w:t>
-      </w:r>
-      <w:proofErr w:type="spellEnd"/>
-      <w:r>
-        <w:rPr>
-          <w:sz w:val="22"/>
-          <w:szCs w:val="22"/>
-        </w:rPr>
-        <w:t xml:space="preserve"> </w:t>
-      </w:r>
-      <w:proofErr w:type="spellStart"/>
-      <w:r>
-        <w:rPr>
-          <w:sz w:val="22"/>
-          <w:szCs w:val="22"/>
-        </w:rPr>
-        <w:t>real-world</w:t>
-      </w:r>
-      <w:proofErr w:type="spellEnd"/>
-      <w:r>
-        <w:rPr>
-          <w:sz w:val="22"/>
-          <w:szCs w:val="22"/>
-        </w:rPr>
-        <w:t xml:space="preserve"> </w:t>
-      </w:r>
-      <w:proofErr w:type="spellStart"/>
-      <w:r>
-        <w:rPr>
-          <w:sz w:val="22"/>
-          <w:szCs w:val="22"/>
-        </w:rPr>
-        <w:t>scenarios</w:t>
-      </w:r>
-      <w:proofErr w:type="spellEnd"/>
-      <w:r>
-        <w:rPr>
-          <w:sz w:val="22"/>
-          <w:szCs w:val="22"/>
-        </w:rPr>
-        <w:t xml:space="preserve"> and </w:t>
-      </w:r>
-      <w:proofErr w:type="spellStart"/>
-      <w:r>
-        <w:rPr>
-          <w:sz w:val="22"/>
-          <w:szCs w:val="22"/>
-        </w:rPr>
-        <w:t>user</w:t>
-      </w:r>
-      <w:proofErr w:type="spellEnd"/>
-      <w:r>
-        <w:rPr>
-          <w:sz w:val="22"/>
-          <w:szCs w:val="22"/>
-        </w:rPr>
-        <w:t xml:space="preserve"> </w:t>
-      </w:r>
-      <w:proofErr w:type="spellStart"/>
-      <w:r>
-        <w:rPr>
-          <w:sz w:val="22"/>
-          <w:szCs w:val="22"/>
-        </w:rPr>
-        <w:t>behavior</w:t>
-      </w:r>
-      <w:proofErr w:type="spellEnd"/>
-      <w:r>
-        <w:rPr>
-          <w:sz w:val="22"/>
-          <w:szCs w:val="22"/>
-        </w:rPr>
-        <w:t xml:space="preserve">. System testing </w:t>
-      </w:r>
-      <w:proofErr w:type="spellStart"/>
-      <w:r>
-        <w:rPr>
-          <w:sz w:val="22"/>
-          <w:szCs w:val="22"/>
-        </w:rPr>
-        <w:t>encompasses</w:t>
-      </w:r>
-      <w:proofErr w:type="spellEnd"/>
-      <w:r>
-        <w:rPr>
-          <w:sz w:val="22"/>
-          <w:szCs w:val="22"/>
-        </w:rPr>
-        <w:t xml:space="preserve"> </w:t>
-      </w:r>
-      <w:proofErr w:type="spellStart"/>
-      <w:r>
-        <w:rPr>
-          <w:sz w:val="22"/>
-          <w:szCs w:val="22"/>
-        </w:rPr>
-        <w:t>both</w:t>
-      </w:r>
-      <w:proofErr w:type="spellEnd"/>
-      <w:r>
-        <w:rPr>
-          <w:sz w:val="22"/>
-          <w:szCs w:val="22"/>
-        </w:rPr>
-        <w:t xml:space="preserve"> </w:t>
-      </w:r>
-      <w:proofErr w:type="spellStart"/>
-      <w:r>
-        <w:rPr>
-          <w:sz w:val="22"/>
-          <w:szCs w:val="22"/>
-        </w:rPr>
-        <w:t>functional</w:t>
-      </w:r>
-      <w:proofErr w:type="spellEnd"/>
-      <w:r>
-        <w:rPr>
-          <w:sz w:val="22"/>
-          <w:szCs w:val="22"/>
-        </w:rPr>
-        <w:t xml:space="preserve"> testing—</w:t>
-      </w:r>
-      <w:proofErr w:type="spellStart"/>
-      <w:r>
-        <w:rPr>
-          <w:sz w:val="22"/>
-          <w:szCs w:val="22"/>
-        </w:rPr>
-        <w:t>verifying</w:t>
-      </w:r>
-      <w:proofErr w:type="spellEnd"/>
-      <w:r>
-        <w:rPr>
-          <w:sz w:val="22"/>
-          <w:szCs w:val="22"/>
-        </w:rPr>
-        <w:t xml:space="preserve"> </w:t>
-      </w:r>
-      <w:proofErr w:type="spellStart"/>
-      <w:r>
-        <w:rPr>
-          <w:sz w:val="22"/>
-          <w:szCs w:val="22"/>
-        </w:rPr>
-        <w:t>features</w:t>
-      </w:r>
-      <w:proofErr w:type="spellEnd"/>
-      <w:r>
-        <w:rPr>
-          <w:sz w:val="22"/>
-          <w:szCs w:val="22"/>
-        </w:rPr>
-        <w:t xml:space="preserve"> </w:t>
-      </w:r>
-      <w:proofErr w:type="spellStart"/>
-      <w:r>
-        <w:rPr>
-          <w:sz w:val="22"/>
-          <w:szCs w:val="22"/>
-        </w:rPr>
-        <w:t>work</w:t>
-      </w:r>
-      <w:proofErr w:type="spellEnd"/>
-      <w:r>
-        <w:rPr>
-          <w:sz w:val="22"/>
-          <w:szCs w:val="22"/>
-        </w:rPr>
-        <w:t xml:space="preserve"> </w:t>
-      </w:r>
-      <w:proofErr w:type="spellStart"/>
-      <w:r>
-        <w:rPr>
-          <w:sz w:val="22"/>
-          <w:szCs w:val="22"/>
-        </w:rPr>
-        <w:t>according</w:t>
-      </w:r>
-      <w:proofErr w:type="spellEnd"/>
-      <w:r>
-        <w:rPr>
-          <w:sz w:val="22"/>
-          <w:szCs w:val="22"/>
-        </w:rPr>
-        <w:t xml:space="preserve"> </w:t>
-      </w:r>
-      <w:proofErr w:type="spellStart"/>
-      <w:r>
-        <w:rPr>
-          <w:sz w:val="22"/>
-          <w:szCs w:val="22"/>
-        </w:rPr>
-        <w:t>to</w:t>
-      </w:r>
-      <w:proofErr w:type="spellEnd"/>
-      <w:r>
-        <w:rPr>
-          <w:sz w:val="22"/>
-          <w:szCs w:val="22"/>
-        </w:rPr>
-        <w:t xml:space="preserve"> </w:t>
-      </w:r>
-      <w:proofErr w:type="spellStart"/>
-      <w:r>
-        <w:rPr>
-          <w:sz w:val="22"/>
-          <w:szCs w:val="22"/>
-        </w:rPr>
-        <w:t>the</w:t>
-      </w:r>
-      <w:proofErr w:type="spellEnd"/>
-      <w:r>
-        <w:rPr>
-          <w:sz w:val="22"/>
-          <w:szCs w:val="22"/>
-        </w:rPr>
-        <w:t xml:space="preserve"> </w:t>
-      </w:r>
-      <w:proofErr w:type="spellStart"/>
-      <w:r>
-        <w:rPr>
-          <w:sz w:val="22"/>
-          <w:szCs w:val="22"/>
-        </w:rPr>
-        <w:t>specification</w:t>
-      </w:r>
-      <w:proofErr w:type="spellEnd"/>
-      <w:r>
-        <w:rPr>
-          <w:sz w:val="22"/>
-          <w:szCs w:val="22"/>
-        </w:rPr>
-        <w:t xml:space="preserve">—and </w:t>
-      </w:r>
-      <w:proofErr w:type="gramStart"/>
-      <w:r>
-        <w:rPr>
-          <w:sz w:val="22"/>
-          <w:szCs w:val="22"/>
-        </w:rPr>
-        <w:t>non-</w:t>
-      </w:r>
-      <w:proofErr w:type="spellStart"/>
-      <w:r>
-        <w:rPr>
-          <w:sz w:val="22"/>
-          <w:szCs w:val="22"/>
-        </w:rPr>
-        <w:t>functional</w:t>
-      </w:r>
-      <w:proofErr w:type="spellEnd"/>
-      <w:proofErr w:type="gramEnd"/>
-      <w:r>
-        <w:rPr>
-          <w:sz w:val="22"/>
-          <w:szCs w:val="22"/>
-        </w:rPr>
-        <w:t xml:space="preserve"> testing, </w:t>
-      </w:r>
-      <w:proofErr w:type="spellStart"/>
-      <w:r>
-        <w:rPr>
-          <w:sz w:val="22"/>
-          <w:szCs w:val="22"/>
-        </w:rPr>
-        <w:t>such</w:t>
-      </w:r>
-      <w:proofErr w:type="spellEnd"/>
-      <w:r>
-        <w:rPr>
-          <w:sz w:val="22"/>
-          <w:szCs w:val="22"/>
-        </w:rPr>
-        <w:t xml:space="preserve"> </w:t>
-      </w:r>
-      <w:proofErr w:type="spellStart"/>
-      <w:r>
-        <w:rPr>
-          <w:sz w:val="22"/>
-          <w:szCs w:val="22"/>
-        </w:rPr>
-        <w:t>as</w:t>
-      </w:r>
-      <w:proofErr w:type="spellEnd"/>
-      <w:r>
-        <w:rPr>
-          <w:sz w:val="22"/>
-          <w:szCs w:val="22"/>
-        </w:rPr>
-        <w:t xml:space="preserve"> performance, </w:t>
-      </w:r>
-      <w:proofErr w:type="spellStart"/>
-      <w:r>
-        <w:rPr>
-          <w:sz w:val="22"/>
-          <w:szCs w:val="22"/>
-        </w:rPr>
-        <w:t>security</w:t>
-      </w:r>
-      <w:proofErr w:type="spellEnd"/>
-      <w:r>
-        <w:rPr>
-          <w:sz w:val="22"/>
-          <w:szCs w:val="22"/>
-        </w:rPr>
-        <w:t xml:space="preserve">, and </w:t>
-      </w:r>
-      <w:proofErr w:type="spellStart"/>
-      <w:r>
-        <w:rPr>
-          <w:sz w:val="22"/>
-          <w:szCs w:val="22"/>
-        </w:rPr>
         <w:t>usability</w:t>
       </w:r>
       <w:proofErr w:type="spellEnd"/>
@@ -5405,23 +5444,7 @@
           <w:sz w:val="22"/>
           <w:szCs w:val="22"/>
         </w:rPr>
-        <w:t xml:space="preserve">. </w:t>
-      </w:r>
-      <w:proofErr w:type="spellStart"/>
-      <w:r>
-        <w:rPr>
-          <w:sz w:val="22"/>
-          <w:szCs w:val="22"/>
-        </w:rPr>
-        <w:t>It</w:t>
-      </w:r>
-      <w:proofErr w:type="spellEnd"/>
-      <w:r>
-        <w:rPr>
-          <w:sz w:val="22"/>
-          <w:szCs w:val="22"/>
-        </w:rPr>
-        <w:t xml:space="preserve"> is </w:t>
+        <w:t xml:space="preserve">. It is </w:t>
       </w:r>
       <w:proofErr w:type="spellStart"/>
       <w:r>
@@ -5709,6 +5732,7 @@
       <w:proofErr w:type="spellStart"/>
       <w:r>
         <w:rPr>
+          <w:b/>
           <w:sz w:val="22"/>
           <w:szCs w:val="22"/>
         </w:rPr>
@@ -5717,26 +5741,18 @@
       <w:proofErr w:type="spellEnd"/>
       <w:r>
         <w:rPr>
-          <w:sz w:val="22"/>
-          <w:szCs w:val="22"/>
-        </w:rPr>
-        <w:t xml:space="preserve">. </w:t>
-      </w:r>
-      <w:proofErr w:type="spellStart"/>
-      <w:r>
-        <w:rPr>
-          <w:sz w:val="22"/>
-          <w:szCs w:val="22"/>
-        </w:rPr>
-        <w:t>It</w:t>
-      </w:r>
-      <w:proofErr w:type="spellEnd"/>
-      <w:r>
-        <w:rPr>
-          <w:sz w:val="22"/>
-          <w:szCs w:val="22"/>
-        </w:rPr>
-        <w:t xml:space="preserve"> </w:t>
+          <w:b/>
+          <w:sz w:val="22"/>
+          <w:szCs w:val="22"/>
+        </w:rPr>
+        <w:t xml:space="preserve"> (élesítés)</w:t>
+      </w:r>
+      <w:r>
+        <w:rPr>
+          <w:sz w:val="22"/>
+          <w:szCs w:val="22"/>
+        </w:rPr>
+        <w:t xml:space="preserve">. It </w:t>
       </w:r>
       <w:proofErr w:type="spellStart"/>
       <w:r>
@@ -6280,23 +6296,7 @@
           <w:sz w:val="22"/>
           <w:szCs w:val="22"/>
         </w:rPr>
-        <w:t xml:space="preserve">, </w:t>
-      </w:r>
-      <w:proofErr w:type="spellStart"/>
-      <w:r>
-        <w:rPr>
-          <w:sz w:val="22"/>
-          <w:szCs w:val="22"/>
-        </w:rPr>
-        <w:t>it</w:t>
-      </w:r>
-      <w:proofErr w:type="spellEnd"/>
-      <w:r>
-        <w:rPr>
-          <w:sz w:val="22"/>
-          <w:szCs w:val="22"/>
-        </w:rPr>
-        <w:t xml:space="preserve"> is </w:t>
+        <w:t xml:space="preserve">, it is </w:t>
       </w:r>
       <w:proofErr w:type="spellStart"/>
       <w:r>
@@ -6527,6 +6527,7 @@
       <w:proofErr w:type="spellStart"/>
       <w:r>
         <w:rPr>
+          <w:b/>
           <w:sz w:val="22"/>
           <w:szCs w:val="22"/>
         </w:rPr>
@@ -6535,6 +6536,14 @@
       <w:proofErr w:type="spellEnd"/>
       <w:r>
         <w:rPr>
+          <w:b/>
+          <w:sz w:val="22"/>
+          <w:szCs w:val="22"/>
+        </w:rPr>
+        <w:t xml:space="preserve"> (kiterjedés)</w:t>
+      </w:r>
+      <w:r>
+        <w:rPr>
           <w:sz w:val="22"/>
           <w:szCs w:val="22"/>
         </w:rPr>
@@ -6751,6 +6760,7 @@
       <w:proofErr w:type="spellStart"/>
       <w:r>
         <w:rPr>
+          <w:b/>
           <w:sz w:val="22"/>
           <w:szCs w:val="22"/>
         </w:rPr>
@@ -6759,14 +6769,16 @@
       <w:proofErr w:type="spellEnd"/>
       <w:r>
         <w:rPr>
-          <w:sz w:val="22"/>
-          <w:szCs w:val="22"/>
-        </w:rPr>
-        <w:t xml:space="preserve"> </w:t>
-      </w:r>
-      <w:proofErr w:type="spellStart"/>
-      <w:r>
-        <w:rPr>
+          <w:b/>
+          <w:sz w:val="22"/>
+          <w:szCs w:val="22"/>
+        </w:rPr>
+        <w:t xml:space="preserve"> </w:t>
+      </w:r>
+      <w:proofErr w:type="spellStart"/>
+      <w:r>
+        <w:rPr>
+          <w:b/>
           <w:sz w:val="22"/>
           <w:szCs w:val="22"/>
         </w:rPr>
@@ -6775,6 +6787,14 @@
       <w:proofErr w:type="spellEnd"/>
       <w:r>
         <w:rPr>
+          <w:b/>
+          <w:sz w:val="22"/>
+          <w:szCs w:val="22"/>
+        </w:rPr>
+        <w:t xml:space="preserve"> (valami szerint)</w:t>
+      </w:r>
+      <w:r>
+        <w:rPr>
           <w:sz w:val="22"/>
           <w:szCs w:val="22"/>
         </w:rPr>
@@ -6794,251 +6814,244 @@
           <w:sz w:val="22"/>
           <w:szCs w:val="22"/>
         </w:rPr>
+        <w:t xml:space="preserve">. It is </w:t>
+      </w:r>
+      <w:proofErr w:type="spellStart"/>
+      <w:r>
+        <w:rPr>
+          <w:sz w:val="22"/>
+          <w:szCs w:val="22"/>
+        </w:rPr>
+        <w:t>usually</w:t>
+      </w:r>
+      <w:proofErr w:type="spellEnd"/>
+      <w:r>
+        <w:rPr>
+          <w:sz w:val="22"/>
+          <w:szCs w:val="22"/>
+        </w:rPr>
+        <w:t xml:space="preserve"> </w:t>
+      </w:r>
+      <w:proofErr w:type="spellStart"/>
+      <w:r>
+        <w:rPr>
+          <w:sz w:val="22"/>
+          <w:szCs w:val="22"/>
+        </w:rPr>
+        <w:t>based</w:t>
+      </w:r>
+      <w:proofErr w:type="spellEnd"/>
+      <w:r>
+        <w:rPr>
+          <w:sz w:val="22"/>
+          <w:szCs w:val="22"/>
+        </w:rPr>
+        <w:t xml:space="preserve"> </w:t>
+      </w:r>
+      <w:proofErr w:type="spellStart"/>
+      <w:r>
+        <w:rPr>
+          <w:sz w:val="22"/>
+          <w:szCs w:val="22"/>
+        </w:rPr>
+        <w:t>on</w:t>
+      </w:r>
+      <w:proofErr w:type="spellEnd"/>
+      <w:r>
+        <w:rPr>
+          <w:sz w:val="22"/>
+          <w:szCs w:val="22"/>
+        </w:rPr>
+        <w:t xml:space="preserve"> </w:t>
+      </w:r>
+      <w:proofErr w:type="spellStart"/>
+      <w:r>
+        <w:rPr>
+          <w:sz w:val="22"/>
+          <w:szCs w:val="22"/>
+        </w:rPr>
+        <w:t>inputs</w:t>
+      </w:r>
+      <w:proofErr w:type="spellEnd"/>
+      <w:r>
+        <w:rPr>
+          <w:sz w:val="22"/>
+          <w:szCs w:val="22"/>
+        </w:rPr>
+        <w:t xml:space="preserve"> and </w:t>
+      </w:r>
+      <w:proofErr w:type="spellStart"/>
+      <w:r>
+        <w:rPr>
+          <w:sz w:val="22"/>
+          <w:szCs w:val="22"/>
+        </w:rPr>
+        <w:t>expected</w:t>
+      </w:r>
+      <w:proofErr w:type="spellEnd"/>
+      <w:r>
+        <w:rPr>
+          <w:sz w:val="22"/>
+          <w:szCs w:val="22"/>
+        </w:rPr>
+        <w:t xml:space="preserve"> </w:t>
+      </w:r>
+      <w:proofErr w:type="spellStart"/>
+      <w:r>
+        <w:rPr>
+          <w:sz w:val="22"/>
+          <w:szCs w:val="22"/>
+        </w:rPr>
+        <w:t>outputs</w:t>
+      </w:r>
+      <w:proofErr w:type="spellEnd"/>
+      <w:r>
+        <w:rPr>
+          <w:sz w:val="22"/>
+          <w:szCs w:val="22"/>
+        </w:rPr>
+        <w:t xml:space="preserve"> and </w:t>
+      </w:r>
+      <w:proofErr w:type="spellStart"/>
+      <w:r>
+        <w:rPr>
+          <w:sz w:val="22"/>
+          <w:szCs w:val="22"/>
+        </w:rPr>
+        <w:t>does</w:t>
+      </w:r>
+      <w:proofErr w:type="spellEnd"/>
+      <w:r>
+        <w:rPr>
+          <w:sz w:val="22"/>
+          <w:szCs w:val="22"/>
+        </w:rPr>
+        <w:t xml:space="preserve"> </w:t>
+      </w:r>
+      <w:proofErr w:type="spellStart"/>
+      <w:r>
+        <w:rPr>
+          <w:sz w:val="22"/>
+          <w:szCs w:val="22"/>
+        </w:rPr>
+        <w:t>not</w:t>
+      </w:r>
+      <w:proofErr w:type="spellEnd"/>
+      <w:r>
+        <w:rPr>
+          <w:sz w:val="22"/>
+          <w:szCs w:val="22"/>
+        </w:rPr>
+        <w:t xml:space="preserve"> </w:t>
+      </w:r>
+      <w:proofErr w:type="spellStart"/>
+      <w:r>
+        <w:rPr>
+          <w:sz w:val="22"/>
+          <w:szCs w:val="22"/>
+        </w:rPr>
+        <w:t>require</w:t>
+      </w:r>
+      <w:proofErr w:type="spellEnd"/>
+      <w:r>
+        <w:rPr>
+          <w:sz w:val="22"/>
+          <w:szCs w:val="22"/>
+        </w:rPr>
+        <w:t xml:space="preserve"> </w:t>
+      </w:r>
+      <w:proofErr w:type="spellStart"/>
+      <w:r>
+        <w:rPr>
+          <w:sz w:val="22"/>
+          <w:szCs w:val="22"/>
+        </w:rPr>
+        <w:t>knowledge</w:t>
+      </w:r>
+      <w:proofErr w:type="spellEnd"/>
+      <w:r>
+        <w:rPr>
+          <w:sz w:val="22"/>
+          <w:szCs w:val="22"/>
+        </w:rPr>
+        <w:t xml:space="preserve"> of </w:t>
+      </w:r>
+      <w:proofErr w:type="spellStart"/>
+      <w:r>
+        <w:rPr>
+          <w:sz w:val="22"/>
+          <w:szCs w:val="22"/>
+        </w:rPr>
+        <w:t>the</w:t>
+      </w:r>
+      <w:proofErr w:type="spellEnd"/>
+      <w:r>
+        <w:rPr>
+          <w:sz w:val="22"/>
+          <w:szCs w:val="22"/>
+        </w:rPr>
+        <w:t xml:space="preserve"> </w:t>
+      </w:r>
+      <w:proofErr w:type="spellStart"/>
+      <w:r>
+        <w:rPr>
+          <w:sz w:val="22"/>
+          <w:szCs w:val="22"/>
+        </w:rPr>
+        <w:t>internal</w:t>
+      </w:r>
+      <w:proofErr w:type="spellEnd"/>
+      <w:r>
+        <w:rPr>
+          <w:sz w:val="22"/>
+          <w:szCs w:val="22"/>
+        </w:rPr>
+        <w:t xml:space="preserve"> </w:t>
+      </w:r>
+      <w:proofErr w:type="spellStart"/>
+      <w:r>
+        <w:rPr>
+          <w:sz w:val="22"/>
+          <w:szCs w:val="22"/>
+        </w:rPr>
+        <w:t>code</w:t>
+      </w:r>
+      <w:proofErr w:type="spellEnd"/>
+      <w:r>
+        <w:rPr>
+          <w:sz w:val="22"/>
+          <w:szCs w:val="22"/>
+        </w:rPr>
+        <w:t xml:space="preserve"> </w:t>
+      </w:r>
+      <w:proofErr w:type="spellStart"/>
+      <w:r>
+        <w:rPr>
+          <w:sz w:val="22"/>
+          <w:szCs w:val="22"/>
+        </w:rPr>
+        <w:t>structure</w:t>
+      </w:r>
+      <w:proofErr w:type="spellEnd"/>
+      <w:r>
+        <w:rPr>
+          <w:sz w:val="22"/>
+          <w:szCs w:val="22"/>
+        </w:rPr>
         <w:t xml:space="preserve">. </w:t>
       </w:r>
-      <w:proofErr w:type="spellStart"/>
-      <w:r>
-        <w:rPr>
-          <w:sz w:val="22"/>
-          <w:szCs w:val="22"/>
-        </w:rPr>
-        <w:t>It</w:t>
-      </w:r>
-      <w:proofErr w:type="spellEnd"/>
-      <w:r>
-        <w:rPr>
-          <w:sz w:val="22"/>
-          <w:szCs w:val="22"/>
-        </w:rPr>
-        <w:t xml:space="preserve"> is </w:t>
-      </w:r>
-      <w:proofErr w:type="spellStart"/>
-      <w:r>
-        <w:rPr>
-          <w:sz w:val="22"/>
-          <w:szCs w:val="22"/>
-        </w:rPr>
-        <w:t>usually</w:t>
-      </w:r>
-      <w:proofErr w:type="spellEnd"/>
-      <w:r>
-        <w:rPr>
-          <w:sz w:val="22"/>
-          <w:szCs w:val="22"/>
-        </w:rPr>
-        <w:t xml:space="preserve"> </w:t>
-      </w:r>
-      <w:proofErr w:type="spellStart"/>
-      <w:r>
-        <w:rPr>
-          <w:sz w:val="22"/>
-          <w:szCs w:val="22"/>
-        </w:rPr>
-        <w:t>based</w:t>
-      </w:r>
-      <w:proofErr w:type="spellEnd"/>
-      <w:r>
-        <w:rPr>
-          <w:sz w:val="22"/>
-          <w:szCs w:val="22"/>
-        </w:rPr>
-        <w:t xml:space="preserve"> </w:t>
-      </w:r>
-      <w:proofErr w:type="spellStart"/>
-      <w:r>
-        <w:rPr>
-          <w:sz w:val="22"/>
-          <w:szCs w:val="22"/>
-        </w:rPr>
-        <w:t>on</w:t>
-      </w:r>
-      <w:proofErr w:type="spellEnd"/>
-      <w:r>
-        <w:rPr>
-          <w:sz w:val="22"/>
-          <w:szCs w:val="22"/>
-        </w:rPr>
-        <w:t xml:space="preserve"> </w:t>
-      </w:r>
-      <w:proofErr w:type="spellStart"/>
-      <w:r>
-        <w:rPr>
-          <w:sz w:val="22"/>
-          <w:szCs w:val="22"/>
-        </w:rPr>
-        <w:t>inputs</w:t>
-      </w:r>
-      <w:proofErr w:type="spellEnd"/>
-      <w:r>
-        <w:rPr>
-          <w:sz w:val="22"/>
-          <w:szCs w:val="22"/>
-        </w:rPr>
-        <w:t xml:space="preserve"> and </w:t>
-      </w:r>
-      <w:proofErr w:type="spellStart"/>
-      <w:r>
-        <w:rPr>
-          <w:sz w:val="22"/>
-          <w:szCs w:val="22"/>
-        </w:rPr>
-        <w:t>expected</w:t>
-      </w:r>
-      <w:proofErr w:type="spellEnd"/>
-      <w:r>
-        <w:rPr>
-          <w:sz w:val="22"/>
-          <w:szCs w:val="22"/>
-        </w:rPr>
-        <w:t xml:space="preserve"> </w:t>
-      </w:r>
-      <w:proofErr w:type="spellStart"/>
-      <w:r>
-        <w:rPr>
-          <w:sz w:val="22"/>
-          <w:szCs w:val="22"/>
-        </w:rPr>
-        <w:t>outputs</w:t>
-      </w:r>
-      <w:proofErr w:type="spellEnd"/>
-      <w:r>
-        <w:rPr>
-          <w:sz w:val="22"/>
-          <w:szCs w:val="22"/>
-        </w:rPr>
-        <w:t xml:space="preserve"> and </w:t>
-      </w:r>
-      <w:proofErr w:type="spellStart"/>
-      <w:r>
-        <w:rPr>
-          <w:sz w:val="22"/>
-          <w:szCs w:val="22"/>
-        </w:rPr>
-        <w:t>does</w:t>
-      </w:r>
-      <w:proofErr w:type="spellEnd"/>
-      <w:r>
-        <w:rPr>
-          <w:sz w:val="22"/>
-          <w:szCs w:val="22"/>
-        </w:rPr>
-        <w:t xml:space="preserve"> </w:t>
-      </w:r>
-      <w:proofErr w:type="spellStart"/>
-      <w:r>
-        <w:rPr>
-          <w:sz w:val="22"/>
-          <w:szCs w:val="22"/>
-        </w:rPr>
-        <w:t>not</w:t>
-      </w:r>
-      <w:proofErr w:type="spellEnd"/>
-      <w:r>
-        <w:rPr>
-          <w:sz w:val="22"/>
-          <w:szCs w:val="22"/>
-        </w:rPr>
-        <w:t xml:space="preserve"> </w:t>
-      </w:r>
-      <w:proofErr w:type="spellStart"/>
-      <w:r>
-        <w:rPr>
-          <w:sz w:val="22"/>
-          <w:szCs w:val="22"/>
-        </w:rPr>
-        <w:t>require</w:t>
-      </w:r>
-      <w:proofErr w:type="spellEnd"/>
-      <w:r>
-        <w:rPr>
-          <w:sz w:val="22"/>
-          <w:szCs w:val="22"/>
-        </w:rPr>
-        <w:t xml:space="preserve"> </w:t>
-      </w:r>
-      <w:proofErr w:type="spellStart"/>
-      <w:r>
-        <w:rPr>
-          <w:sz w:val="22"/>
-          <w:szCs w:val="22"/>
-        </w:rPr>
-        <w:t>knowledge</w:t>
-      </w:r>
-      <w:proofErr w:type="spellEnd"/>
-      <w:r>
-        <w:rPr>
-          <w:sz w:val="22"/>
-          <w:szCs w:val="22"/>
-        </w:rPr>
-        <w:t xml:space="preserve"> of </w:t>
-      </w:r>
-      <w:proofErr w:type="spellStart"/>
-      <w:r>
-        <w:rPr>
-          <w:sz w:val="22"/>
-          <w:szCs w:val="22"/>
-        </w:rPr>
-        <w:t>the</w:t>
-      </w:r>
-      <w:proofErr w:type="spellEnd"/>
-      <w:r>
-        <w:rPr>
-          <w:sz w:val="22"/>
-          <w:szCs w:val="22"/>
-        </w:rPr>
-        <w:t xml:space="preserve"> </w:t>
-      </w:r>
-      <w:proofErr w:type="spellStart"/>
-      <w:r>
-        <w:rPr>
-          <w:sz w:val="22"/>
-          <w:szCs w:val="22"/>
-        </w:rPr>
-        <w:t>internal</w:t>
-      </w:r>
-      <w:proofErr w:type="spellEnd"/>
-      <w:r>
-        <w:rPr>
-          <w:sz w:val="22"/>
-          <w:szCs w:val="22"/>
-        </w:rPr>
-        <w:t xml:space="preserve"> </w:t>
-      </w:r>
-      <w:proofErr w:type="spellStart"/>
-      <w:r>
-        <w:rPr>
-          <w:sz w:val="22"/>
-          <w:szCs w:val="22"/>
-        </w:rPr>
-        <w:t>code</w:t>
-      </w:r>
-      <w:proofErr w:type="spellEnd"/>
-      <w:r>
-        <w:rPr>
-          <w:sz w:val="22"/>
-          <w:szCs w:val="22"/>
-        </w:rPr>
-        <w:t xml:space="preserve"> </w:t>
-      </w:r>
-      <w:proofErr w:type="spellStart"/>
-      <w:r>
-        <w:rPr>
-          <w:sz w:val="22"/>
-          <w:szCs w:val="22"/>
-        </w:rPr>
-        <w:t>structure</w:t>
-      </w:r>
-      <w:proofErr w:type="spellEnd"/>
-      <w:r>
-        <w:rPr>
-          <w:sz w:val="22"/>
-          <w:szCs w:val="22"/>
-        </w:rPr>
-        <w:t xml:space="preserve">. In </w:t>
-      </w:r>
-      <w:proofErr w:type="spellStart"/>
-      <w:r>
-        <w:rPr>
+      <w:r>
+        <w:rPr>
+          <w:b/>
+          <w:sz w:val="22"/>
+          <w:szCs w:val="22"/>
+        </w:rPr>
+        <w:t xml:space="preserve">In </w:t>
+      </w:r>
+      <w:proofErr w:type="spellStart"/>
+      <w:r>
+        <w:rPr>
+          <w:b/>
           <w:sz w:val="22"/>
           <w:szCs w:val="22"/>
         </w:rPr>
@@ -7047,18 +7060,18 @@
       <w:proofErr w:type="spellEnd"/>
       <w:r>
         <w:rPr>
-          <w:sz w:val="22"/>
-          <w:szCs w:val="22"/>
-        </w:rPr>
-        <w:t xml:space="preserve">, </w:t>
-      </w:r>
-      <w:proofErr w:type="gramStart"/>
-      <w:r>
-        <w:rPr>
-          <w:sz w:val="22"/>
-          <w:szCs w:val="22"/>
-        </w:rPr>
-        <w:t>non-</w:t>
+          <w:b/>
+          <w:sz w:val="22"/>
+          <w:szCs w:val="22"/>
+        </w:rPr>
+        <w:t xml:space="preserve"> (ellentétben)</w:t>
+      </w:r>
+      <w:r>
+        <w:rPr>
+          <w:sz w:val="22"/>
+          <w:szCs w:val="22"/>
+        </w:rPr>
+        <w:t>, non-</w:t>
       </w:r>
       <w:proofErr w:type="spellStart"/>
       <w:r>
@@ -7069,7 +7082,6 @@
         <w:t>functional</w:t>
       </w:r>
       <w:proofErr w:type="spellEnd"/>
-      <w:proofErr w:type="gramEnd"/>
       <w:r>
         <w:rPr>
           <w:sz w:val="22"/>
@@ -7080,12 +7092,21 @@
       <w:proofErr w:type="spellStart"/>
       <w:r>
         <w:rPr>
+          <w:b/>
           <w:sz w:val="22"/>
           <w:szCs w:val="22"/>
         </w:rPr>
         <w:t>assesses</w:t>
       </w:r>
       <w:proofErr w:type="spellEnd"/>
+      <w:r>
+        <w:rPr>
+          <w:b/>
+          <w:sz w:val="22"/>
+          <w:szCs w:val="22"/>
+        </w:rPr>
+        <w:t xml:space="preserve"> (számot vet)</w:t>
+      </w:r>
       <w:r>
         <w:rPr>
           <w:sz w:val="22"/>
@@ -7606,6 +7627,7 @@
           <w:sz w:val="22"/>
           <w:szCs w:val="22"/>
         </w:rPr>
+        <w:lastRenderedPageBreak/>
         <w:t>Another</w:t>
       </w:r>
       <w:proofErr w:type="spellEnd"/>
@@ -7635,6 +7657,7 @@
       <w:proofErr w:type="spellStart"/>
       <w:r>
         <w:rPr>
+          <w:b/>
           <w:sz w:val="22"/>
           <w:szCs w:val="22"/>
         </w:rPr>
@@ -7643,6 +7666,14 @@
       <w:proofErr w:type="spellEnd"/>
       <w:r>
         <w:rPr>
+          <w:b/>
+          <w:sz w:val="22"/>
+          <w:szCs w:val="22"/>
+        </w:rPr>
+        <w:t xml:space="preserve"> (besorolás)</w:t>
+      </w:r>
+      <w:r>
+        <w:rPr>
           <w:sz w:val="22"/>
           <w:szCs w:val="22"/>
         </w:rPr>
@@ -7974,7 +8005,6 @@
           <w:sz w:val="22"/>
           <w:szCs w:val="22"/>
         </w:rPr>
-        <w:lastRenderedPageBreak/>
         <w:t>expected</w:t>
       </w:r>
       <w:proofErr w:type="spellEnd"/>
@@ -8175,23 +8205,7 @@
           <w:sz w:val="22"/>
           <w:szCs w:val="22"/>
         </w:rPr>
-        <w:t xml:space="preserve"> </w:t>
-      </w:r>
-      <w:proofErr w:type="spellStart"/>
-      <w:r>
-        <w:rPr>
-          <w:sz w:val="22"/>
-          <w:szCs w:val="22"/>
-        </w:rPr>
-        <w:t>it</w:t>
-      </w:r>
-      <w:proofErr w:type="spellEnd"/>
-      <w:r>
-        <w:rPr>
-          <w:sz w:val="22"/>
-          <w:szCs w:val="22"/>
-        </w:rPr>
-        <w:t xml:space="preserve"> </w:t>
+        <w:t xml:space="preserve"> it </w:t>
       </w:r>
       <w:proofErr w:type="spellStart"/>
       <w:r>
@@ -8244,12 +8258,21 @@
       <w:proofErr w:type="spellStart"/>
       <w:r>
         <w:rPr>
+          <w:b/>
           <w:sz w:val="22"/>
           <w:szCs w:val="22"/>
         </w:rPr>
         <w:t>perspective</w:t>
       </w:r>
       <w:proofErr w:type="spellEnd"/>
+      <w:r>
+        <w:rPr>
+          <w:b/>
+          <w:sz w:val="22"/>
+          <w:szCs w:val="22"/>
+        </w:rPr>
+        <w:t xml:space="preserve"> (szemszög)</w:t>
+      </w:r>
       <w:r>
         <w:rPr>
           <w:sz w:val="22"/>
@@ -9199,6 +9222,7 @@
       <w:proofErr w:type="spellStart"/>
       <w:r>
         <w:rPr>
+          <w:b/>
           <w:sz w:val="22"/>
           <w:szCs w:val="22"/>
         </w:rPr>
@@ -9207,6 +9231,14 @@
       <w:proofErr w:type="spellEnd"/>
       <w:r>
         <w:rPr>
+          <w:b/>
+          <w:sz w:val="22"/>
+          <w:szCs w:val="22"/>
+        </w:rPr>
+        <w:t xml:space="preserve"> (keretrendszerek)</w:t>
+      </w:r>
+      <w:r>
+        <w:rPr>
           <w:sz w:val="22"/>
           <w:szCs w:val="22"/>
         </w:rPr>
@@ -9290,6 +9322,262 @@
           <w:sz w:val="22"/>
           <w:szCs w:val="22"/>
         </w:rPr>
+        <w:t xml:space="preserve">. It is </w:t>
+      </w:r>
+      <w:proofErr w:type="spellStart"/>
+      <w:r>
+        <w:rPr>
+          <w:sz w:val="22"/>
+          <w:szCs w:val="22"/>
+        </w:rPr>
+        <w:t>particularly</w:t>
+      </w:r>
+      <w:proofErr w:type="spellEnd"/>
+      <w:r>
+        <w:rPr>
+          <w:sz w:val="22"/>
+          <w:szCs w:val="22"/>
+        </w:rPr>
+        <w:t xml:space="preserve"> </w:t>
+      </w:r>
+      <w:proofErr w:type="spellStart"/>
+      <w:r>
+        <w:rPr>
+          <w:sz w:val="22"/>
+          <w:szCs w:val="22"/>
+        </w:rPr>
+        <w:t>useful</w:t>
+      </w:r>
+      <w:proofErr w:type="spellEnd"/>
+      <w:r>
+        <w:rPr>
+          <w:sz w:val="22"/>
+          <w:szCs w:val="22"/>
+        </w:rPr>
+        <w:t xml:space="preserve"> </w:t>
+      </w:r>
+      <w:proofErr w:type="spellStart"/>
+      <w:r>
+        <w:rPr>
+          <w:sz w:val="22"/>
+          <w:szCs w:val="22"/>
+        </w:rPr>
+        <w:t>for</w:t>
+      </w:r>
+      <w:proofErr w:type="spellEnd"/>
+      <w:r>
+        <w:rPr>
+          <w:sz w:val="22"/>
+          <w:szCs w:val="22"/>
+        </w:rPr>
+        <w:t xml:space="preserve"> </w:t>
+      </w:r>
+      <w:proofErr w:type="spellStart"/>
+      <w:r>
+        <w:rPr>
+          <w:sz w:val="22"/>
+          <w:szCs w:val="22"/>
+        </w:rPr>
+        <w:t>regression</w:t>
+      </w:r>
+      <w:proofErr w:type="spellEnd"/>
+      <w:r>
+        <w:rPr>
+          <w:sz w:val="22"/>
+          <w:szCs w:val="22"/>
+        </w:rPr>
+        <w:t xml:space="preserve"> testing, </w:t>
+      </w:r>
+      <w:proofErr w:type="spellStart"/>
+      <w:r>
+        <w:rPr>
+          <w:sz w:val="22"/>
+          <w:szCs w:val="22"/>
+        </w:rPr>
+        <w:t>where</w:t>
+      </w:r>
+      <w:proofErr w:type="spellEnd"/>
+      <w:r>
+        <w:rPr>
+          <w:sz w:val="22"/>
+          <w:szCs w:val="22"/>
+        </w:rPr>
+        <w:t xml:space="preserve"> </w:t>
+      </w:r>
+      <w:proofErr w:type="spellStart"/>
+      <w:r>
+        <w:rPr>
+          <w:sz w:val="22"/>
+          <w:szCs w:val="22"/>
+        </w:rPr>
+        <w:t>changes</w:t>
+      </w:r>
+      <w:proofErr w:type="spellEnd"/>
+      <w:r>
+        <w:rPr>
+          <w:sz w:val="22"/>
+          <w:szCs w:val="22"/>
+        </w:rPr>
+        <w:t xml:space="preserve"> in </w:t>
+      </w:r>
+      <w:proofErr w:type="spellStart"/>
+      <w:r>
+        <w:rPr>
+          <w:sz w:val="22"/>
+          <w:szCs w:val="22"/>
+        </w:rPr>
+        <w:t>code</w:t>
+      </w:r>
+      <w:proofErr w:type="spellEnd"/>
+      <w:r>
+        <w:rPr>
+          <w:sz w:val="22"/>
+          <w:szCs w:val="22"/>
+        </w:rPr>
+        <w:t xml:space="preserve"> </w:t>
+      </w:r>
+      <w:proofErr w:type="spellStart"/>
+      <w:r>
+        <w:rPr>
+          <w:sz w:val="22"/>
+          <w:szCs w:val="22"/>
+        </w:rPr>
+        <w:t>are</w:t>
+      </w:r>
+      <w:proofErr w:type="spellEnd"/>
+      <w:r>
+        <w:rPr>
+          <w:sz w:val="22"/>
+          <w:szCs w:val="22"/>
+        </w:rPr>
+        <w:t xml:space="preserve"> </w:t>
+      </w:r>
+      <w:proofErr w:type="spellStart"/>
+      <w:r>
+        <w:rPr>
+          <w:sz w:val="22"/>
+          <w:szCs w:val="22"/>
+        </w:rPr>
+        <w:t>checked</w:t>
+      </w:r>
+      <w:proofErr w:type="spellEnd"/>
+      <w:r>
+        <w:rPr>
+          <w:sz w:val="22"/>
+          <w:szCs w:val="22"/>
+        </w:rPr>
+        <w:t xml:space="preserve"> </w:t>
+      </w:r>
+      <w:proofErr w:type="spellStart"/>
+      <w:r>
+        <w:rPr>
+          <w:sz w:val="22"/>
+          <w:szCs w:val="22"/>
+        </w:rPr>
+        <w:t>to</w:t>
+      </w:r>
+      <w:proofErr w:type="spellEnd"/>
+      <w:r>
+        <w:rPr>
+          <w:sz w:val="22"/>
+          <w:szCs w:val="22"/>
+        </w:rPr>
+        <w:t xml:space="preserve"> </w:t>
+      </w:r>
+      <w:proofErr w:type="spellStart"/>
+      <w:r>
+        <w:rPr>
+          <w:sz w:val="22"/>
+          <w:szCs w:val="22"/>
+        </w:rPr>
+        <w:t>ensure</w:t>
+      </w:r>
+      <w:proofErr w:type="spellEnd"/>
+      <w:r>
+        <w:rPr>
+          <w:sz w:val="22"/>
+          <w:szCs w:val="22"/>
+        </w:rPr>
+        <w:t xml:space="preserve"> </w:t>
+      </w:r>
+      <w:proofErr w:type="spellStart"/>
+      <w:r>
+        <w:rPr>
+          <w:sz w:val="22"/>
+          <w:szCs w:val="22"/>
+        </w:rPr>
+        <w:t>that</w:t>
+      </w:r>
+      <w:proofErr w:type="spellEnd"/>
+      <w:r>
+        <w:rPr>
+          <w:sz w:val="22"/>
+          <w:szCs w:val="22"/>
+        </w:rPr>
+        <w:t xml:space="preserve"> </w:t>
+      </w:r>
+      <w:proofErr w:type="spellStart"/>
+      <w:r>
+        <w:rPr>
+          <w:sz w:val="22"/>
+          <w:szCs w:val="22"/>
+        </w:rPr>
+        <w:t>existing</w:t>
+      </w:r>
+      <w:proofErr w:type="spellEnd"/>
+      <w:r>
+        <w:rPr>
+          <w:sz w:val="22"/>
+          <w:szCs w:val="22"/>
+        </w:rPr>
+        <w:t xml:space="preserve"> </w:t>
+      </w:r>
+      <w:proofErr w:type="spellStart"/>
+      <w:r>
+        <w:rPr>
+          <w:sz w:val="22"/>
+          <w:szCs w:val="22"/>
+        </w:rPr>
+        <w:t>functionality</w:t>
+      </w:r>
+      <w:proofErr w:type="spellEnd"/>
+      <w:r>
+        <w:rPr>
+          <w:sz w:val="22"/>
+          <w:szCs w:val="22"/>
+        </w:rPr>
+        <w:t xml:space="preserve"> </w:t>
+      </w:r>
+      <w:proofErr w:type="spellStart"/>
+      <w:r>
+        <w:rPr>
+          <w:sz w:val="22"/>
+          <w:szCs w:val="22"/>
+        </w:rPr>
+        <w:t>remains</w:t>
+      </w:r>
+      <w:proofErr w:type="spellEnd"/>
+      <w:r>
+        <w:rPr>
+          <w:sz w:val="22"/>
+          <w:szCs w:val="22"/>
+        </w:rPr>
+        <w:t xml:space="preserve"> </w:t>
+      </w:r>
+      <w:proofErr w:type="spellStart"/>
+      <w:r>
+        <w:rPr>
+          <w:sz w:val="22"/>
+          <w:szCs w:val="22"/>
+        </w:rPr>
+        <w:t>intact</w:t>
+      </w:r>
+      <w:proofErr w:type="spellEnd"/>
+      <w:r>
+        <w:rPr>
+          <w:sz w:val="22"/>
+          <w:szCs w:val="22"/>
+        </w:rPr>
         <w:t xml:space="preserve">. </w:t>
       </w:r>
       <w:proofErr w:type="spellStart"/>
@@ -9298,39 +9586,306 @@
           <w:sz w:val="22"/>
           <w:szCs w:val="22"/>
         </w:rPr>
-        <w:t>It</w:t>
-      </w:r>
-      <w:proofErr w:type="spellEnd"/>
-      <w:r>
-        <w:rPr>
-          <w:sz w:val="22"/>
-          <w:szCs w:val="22"/>
-        </w:rPr>
-        <w:t xml:space="preserve"> is </w:t>
-      </w:r>
-      <w:proofErr w:type="spellStart"/>
-      <w:r>
-        <w:rPr>
-          <w:sz w:val="22"/>
-          <w:szCs w:val="22"/>
-        </w:rPr>
-        <w:t>particularly</w:t>
-      </w:r>
-      <w:proofErr w:type="spellEnd"/>
-      <w:r>
-        <w:rPr>
-          <w:sz w:val="22"/>
-          <w:szCs w:val="22"/>
-        </w:rPr>
-        <w:t xml:space="preserve"> </w:t>
-      </w:r>
-      <w:proofErr w:type="spellStart"/>
-      <w:r>
-        <w:rPr>
-          <w:sz w:val="22"/>
-          <w:szCs w:val="22"/>
-        </w:rPr>
-        <w:t>useful</w:t>
+        <w:t>Automated</w:t>
+      </w:r>
+      <w:proofErr w:type="spellEnd"/>
+      <w:r>
+        <w:rPr>
+          <w:sz w:val="22"/>
+          <w:szCs w:val="22"/>
+        </w:rPr>
+        <w:t xml:space="preserve"> </w:t>
+      </w:r>
+      <w:proofErr w:type="spellStart"/>
+      <w:r>
+        <w:rPr>
+          <w:sz w:val="22"/>
+          <w:szCs w:val="22"/>
+        </w:rPr>
+        <w:t>tests</w:t>
+      </w:r>
+      <w:proofErr w:type="spellEnd"/>
+      <w:r>
+        <w:rPr>
+          <w:sz w:val="22"/>
+          <w:szCs w:val="22"/>
+        </w:rPr>
+        <w:t xml:space="preserve"> </w:t>
+      </w:r>
+      <w:proofErr w:type="spellStart"/>
+      <w:r>
+        <w:rPr>
+          <w:sz w:val="22"/>
+          <w:szCs w:val="22"/>
+        </w:rPr>
+        <w:t>can</w:t>
+      </w:r>
+      <w:proofErr w:type="spellEnd"/>
+      <w:r>
+        <w:rPr>
+          <w:sz w:val="22"/>
+          <w:szCs w:val="22"/>
+        </w:rPr>
+        <w:t xml:space="preserve"> be </w:t>
+      </w:r>
+      <w:proofErr w:type="spellStart"/>
+      <w:r>
+        <w:rPr>
+          <w:sz w:val="22"/>
+          <w:szCs w:val="22"/>
+        </w:rPr>
+        <w:t>run</w:t>
+      </w:r>
+      <w:proofErr w:type="spellEnd"/>
+      <w:r>
+        <w:rPr>
+          <w:sz w:val="22"/>
+          <w:szCs w:val="22"/>
+        </w:rPr>
+        <w:t xml:space="preserve"> </w:t>
+      </w:r>
+      <w:proofErr w:type="spellStart"/>
+      <w:r>
+        <w:rPr>
+          <w:sz w:val="22"/>
+          <w:szCs w:val="22"/>
+        </w:rPr>
+        <w:t>as</w:t>
+      </w:r>
+      <w:proofErr w:type="spellEnd"/>
+      <w:r>
+        <w:rPr>
+          <w:sz w:val="22"/>
+          <w:szCs w:val="22"/>
+        </w:rPr>
+        <w:t xml:space="preserve"> part of </w:t>
+      </w:r>
+      <w:proofErr w:type="spellStart"/>
+      <w:r>
+        <w:rPr>
+          <w:sz w:val="22"/>
+          <w:szCs w:val="22"/>
+        </w:rPr>
+        <w:t>continuous</w:t>
+      </w:r>
+      <w:proofErr w:type="spellEnd"/>
+      <w:r>
+        <w:rPr>
+          <w:sz w:val="22"/>
+          <w:szCs w:val="22"/>
+        </w:rPr>
+        <w:t xml:space="preserve"> </w:t>
+      </w:r>
+      <w:proofErr w:type="spellStart"/>
+      <w:r>
+        <w:rPr>
+          <w:b/>
+          <w:sz w:val="22"/>
+          <w:szCs w:val="22"/>
+        </w:rPr>
+        <w:t>integration</w:t>
+      </w:r>
+      <w:proofErr w:type="spellEnd"/>
+      <w:r>
+        <w:rPr>
+          <w:b/>
+          <w:sz w:val="22"/>
+          <w:szCs w:val="22"/>
+        </w:rPr>
+        <w:t xml:space="preserve"> </w:t>
+      </w:r>
+      <w:proofErr w:type="spellStart"/>
+      <w:r>
+        <w:rPr>
+          <w:b/>
+          <w:sz w:val="22"/>
+          <w:szCs w:val="22"/>
+        </w:rPr>
+        <w:t>pipelines</w:t>
+      </w:r>
+      <w:proofErr w:type="spellEnd"/>
+      <w:r>
+        <w:rPr>
+          <w:b/>
+          <w:sz w:val="22"/>
+          <w:szCs w:val="22"/>
+        </w:rPr>
+        <w:t xml:space="preserve"> (integrációs menettervek)</w:t>
+      </w:r>
+      <w:r>
+        <w:rPr>
+          <w:sz w:val="22"/>
+          <w:szCs w:val="22"/>
+        </w:rPr>
+        <w:t xml:space="preserve">, </w:t>
+      </w:r>
+      <w:proofErr w:type="spellStart"/>
+      <w:r>
+        <w:rPr>
+          <w:sz w:val="22"/>
+          <w:szCs w:val="22"/>
+        </w:rPr>
+        <w:t>enabling</w:t>
+      </w:r>
+      <w:proofErr w:type="spellEnd"/>
+      <w:r>
+        <w:rPr>
+          <w:sz w:val="22"/>
+          <w:szCs w:val="22"/>
+        </w:rPr>
+        <w:t xml:space="preserve"> rapid </w:t>
+      </w:r>
+      <w:proofErr w:type="spellStart"/>
+      <w:r>
+        <w:rPr>
+          <w:sz w:val="22"/>
+          <w:szCs w:val="22"/>
+        </w:rPr>
+        <w:t>feedback</w:t>
+      </w:r>
+      <w:proofErr w:type="spellEnd"/>
+      <w:r>
+        <w:rPr>
+          <w:sz w:val="22"/>
+          <w:szCs w:val="22"/>
+        </w:rPr>
+        <w:t xml:space="preserve"> and </w:t>
+      </w:r>
+      <w:proofErr w:type="spellStart"/>
+      <w:r>
+        <w:rPr>
+          <w:sz w:val="22"/>
+          <w:szCs w:val="22"/>
+        </w:rPr>
+        <w:t>smoother</w:t>
+      </w:r>
+      <w:proofErr w:type="spellEnd"/>
+      <w:r>
+        <w:rPr>
+          <w:sz w:val="22"/>
+          <w:szCs w:val="22"/>
+        </w:rPr>
+        <w:t xml:space="preserve"> </w:t>
+      </w:r>
+      <w:proofErr w:type="spellStart"/>
+      <w:r>
+        <w:rPr>
+          <w:sz w:val="22"/>
+          <w:szCs w:val="22"/>
+        </w:rPr>
+        <w:t>development</w:t>
+      </w:r>
+      <w:proofErr w:type="spellEnd"/>
+      <w:r>
+        <w:rPr>
+          <w:sz w:val="22"/>
+          <w:szCs w:val="22"/>
+        </w:rPr>
+        <w:t xml:space="preserve"> </w:t>
+      </w:r>
+      <w:proofErr w:type="spellStart"/>
+      <w:r>
+        <w:rPr>
+          <w:sz w:val="22"/>
+          <w:szCs w:val="22"/>
+        </w:rPr>
+        <w:t>cycles</w:t>
+      </w:r>
+      <w:proofErr w:type="spellEnd"/>
+      <w:r>
+        <w:rPr>
+          <w:sz w:val="22"/>
+          <w:szCs w:val="22"/>
+        </w:rPr>
+        <w:t xml:space="preserve">. </w:t>
+      </w:r>
+      <w:proofErr w:type="spellStart"/>
+      <w:r>
+        <w:rPr>
+          <w:sz w:val="22"/>
+          <w:szCs w:val="22"/>
+        </w:rPr>
+        <w:t>However</w:t>
+      </w:r>
+      <w:proofErr w:type="spellEnd"/>
+      <w:r>
+        <w:rPr>
+          <w:sz w:val="22"/>
+          <w:szCs w:val="22"/>
+        </w:rPr>
+        <w:t xml:space="preserve">, </w:t>
+      </w:r>
+      <w:proofErr w:type="spellStart"/>
+      <w:r>
+        <w:rPr>
+          <w:sz w:val="22"/>
+          <w:szCs w:val="22"/>
+        </w:rPr>
+        <w:t>not</w:t>
+      </w:r>
+      <w:proofErr w:type="spellEnd"/>
+      <w:r>
+        <w:rPr>
+          <w:sz w:val="22"/>
+          <w:szCs w:val="22"/>
+        </w:rPr>
+        <w:t xml:space="preserve"> </w:t>
+      </w:r>
+      <w:proofErr w:type="spellStart"/>
+      <w:r>
+        <w:rPr>
+          <w:sz w:val="22"/>
+          <w:szCs w:val="22"/>
+        </w:rPr>
+        <w:t>all</w:t>
+      </w:r>
+      <w:proofErr w:type="spellEnd"/>
+      <w:r>
+        <w:rPr>
+          <w:sz w:val="22"/>
+          <w:szCs w:val="22"/>
+        </w:rPr>
+        <w:t xml:space="preserve"> </w:t>
+      </w:r>
+      <w:proofErr w:type="spellStart"/>
+      <w:r>
+        <w:rPr>
+          <w:sz w:val="22"/>
+          <w:szCs w:val="22"/>
+        </w:rPr>
+        <w:t>tests</w:t>
+      </w:r>
+      <w:proofErr w:type="spellEnd"/>
+      <w:r>
+        <w:rPr>
+          <w:sz w:val="22"/>
+          <w:szCs w:val="22"/>
+        </w:rPr>
+        <w:t xml:space="preserve"> </w:t>
+      </w:r>
+      <w:proofErr w:type="spellStart"/>
+      <w:r>
+        <w:rPr>
+          <w:sz w:val="22"/>
+          <w:szCs w:val="22"/>
+        </w:rPr>
+        <w:t>are</w:t>
+      </w:r>
+      <w:proofErr w:type="spellEnd"/>
+      <w:r>
+        <w:rPr>
+          <w:sz w:val="22"/>
+          <w:szCs w:val="22"/>
+        </w:rPr>
+        <w:t xml:space="preserve"> </w:t>
+      </w:r>
+      <w:proofErr w:type="spellStart"/>
+      <w:r>
+        <w:rPr>
+          <w:sz w:val="22"/>
+          <w:szCs w:val="22"/>
+        </w:rPr>
+        <w:t>suitable</w:t>
       </w:r>
       <w:proofErr w:type="spellEnd"/>
       <w:r>
@@ -9362,7 +9917,55 @@
           <w:sz w:val="22"/>
           <w:szCs w:val="22"/>
         </w:rPr>
-        <w:t>regression</w:t>
+        <w:t>automation</w:t>
+      </w:r>
+      <w:proofErr w:type="spellEnd"/>
+      <w:r>
+        <w:rPr>
+          <w:sz w:val="22"/>
+          <w:szCs w:val="22"/>
+        </w:rPr>
+        <w:t xml:space="preserve">. </w:t>
+      </w:r>
+      <w:proofErr w:type="spellStart"/>
+      <w:r>
+        <w:rPr>
+          <w:sz w:val="22"/>
+          <w:szCs w:val="22"/>
+        </w:rPr>
+        <w:t>For</w:t>
+      </w:r>
+      <w:proofErr w:type="spellEnd"/>
+      <w:r>
+        <w:rPr>
+          <w:sz w:val="22"/>
+          <w:szCs w:val="22"/>
+        </w:rPr>
+        <w:t xml:space="preserve"> </w:t>
+      </w:r>
+      <w:proofErr w:type="spellStart"/>
+      <w:r>
+        <w:rPr>
+          <w:sz w:val="22"/>
+          <w:szCs w:val="22"/>
+        </w:rPr>
+        <w:t>instance</w:t>
+      </w:r>
+      <w:proofErr w:type="spellEnd"/>
+      <w:r>
+        <w:rPr>
+          <w:sz w:val="22"/>
+          <w:szCs w:val="22"/>
+        </w:rPr>
+        <w:t xml:space="preserve">, </w:t>
+      </w:r>
+      <w:proofErr w:type="spellStart"/>
+      <w:r>
+        <w:rPr>
+          <w:sz w:val="22"/>
+          <w:szCs w:val="22"/>
+        </w:rPr>
+        <w:t>exploratory</w:t>
       </w:r>
       <w:proofErr w:type="spellEnd"/>
       <w:r>
@@ -9394,7 +9997,119 @@
           <w:sz w:val="22"/>
           <w:szCs w:val="22"/>
         </w:rPr>
-        <w:t>changes</w:t>
+        <w:t>testers</w:t>
+      </w:r>
+      <w:proofErr w:type="spellEnd"/>
+      <w:r>
+        <w:rPr>
+          <w:sz w:val="22"/>
+          <w:szCs w:val="22"/>
+        </w:rPr>
+        <w:t xml:space="preserve"> </w:t>
+      </w:r>
+      <w:proofErr w:type="spellStart"/>
+      <w:r>
+        <w:rPr>
+          <w:sz w:val="22"/>
+          <w:szCs w:val="22"/>
+        </w:rPr>
+        <w:t>use</w:t>
+      </w:r>
+      <w:proofErr w:type="spellEnd"/>
+      <w:r>
+        <w:rPr>
+          <w:sz w:val="22"/>
+          <w:szCs w:val="22"/>
+        </w:rPr>
+        <w:t xml:space="preserve"> </w:t>
+      </w:r>
+      <w:proofErr w:type="spellStart"/>
+      <w:r>
+        <w:rPr>
+          <w:sz w:val="22"/>
+          <w:szCs w:val="22"/>
+        </w:rPr>
+        <w:t>their</w:t>
+      </w:r>
+      <w:proofErr w:type="spellEnd"/>
+      <w:r>
+        <w:rPr>
+          <w:sz w:val="22"/>
+          <w:szCs w:val="22"/>
+        </w:rPr>
+        <w:t xml:space="preserve"> </w:t>
+      </w:r>
+      <w:proofErr w:type="spellStart"/>
+      <w:r>
+        <w:rPr>
+          <w:sz w:val="22"/>
+          <w:szCs w:val="22"/>
+        </w:rPr>
+        <w:t>intuition</w:t>
+      </w:r>
+      <w:proofErr w:type="spellEnd"/>
+      <w:r>
+        <w:rPr>
+          <w:sz w:val="22"/>
+          <w:szCs w:val="22"/>
+        </w:rPr>
+        <w:t xml:space="preserve"> and </w:t>
+      </w:r>
+      <w:proofErr w:type="spellStart"/>
+      <w:r>
+        <w:rPr>
+          <w:sz w:val="22"/>
+          <w:szCs w:val="22"/>
+        </w:rPr>
+        <w:t>experience</w:t>
+      </w:r>
+      <w:proofErr w:type="spellEnd"/>
+      <w:r>
+        <w:rPr>
+          <w:sz w:val="22"/>
+          <w:szCs w:val="22"/>
+        </w:rPr>
+        <w:t xml:space="preserve"> </w:t>
+      </w:r>
+      <w:proofErr w:type="spellStart"/>
+      <w:r>
+        <w:rPr>
+          <w:sz w:val="22"/>
+          <w:szCs w:val="22"/>
+        </w:rPr>
+        <w:t>to</w:t>
+      </w:r>
+      <w:proofErr w:type="spellEnd"/>
+      <w:r>
+        <w:rPr>
+          <w:sz w:val="22"/>
+          <w:szCs w:val="22"/>
+        </w:rPr>
+        <w:t xml:space="preserve"> </w:t>
+      </w:r>
+      <w:proofErr w:type="spellStart"/>
+      <w:r>
+        <w:rPr>
+          <w:sz w:val="22"/>
+          <w:szCs w:val="22"/>
+        </w:rPr>
+        <w:t>find</w:t>
+      </w:r>
+      <w:proofErr w:type="spellEnd"/>
+      <w:r>
+        <w:rPr>
+          <w:sz w:val="22"/>
+          <w:szCs w:val="22"/>
+        </w:rPr>
+        <w:t xml:space="preserve"> </w:t>
+      </w:r>
+      <w:proofErr w:type="spellStart"/>
+      <w:r>
+        <w:rPr>
+          <w:sz w:val="22"/>
+          <w:szCs w:val="22"/>
+        </w:rPr>
+        <w:t>bugs</w:t>
       </w:r>
       <w:proofErr w:type="spellEnd"/>
       <w:r>
@@ -9407,282 +10122,35 @@
       <w:proofErr w:type="spellStart"/>
       <w:r>
         <w:rPr>
-          <w:sz w:val="22"/>
-          <w:szCs w:val="22"/>
-        </w:rPr>
-        <w:t>code</w:t>
-      </w:r>
-      <w:proofErr w:type="spellEnd"/>
-      <w:r>
-        <w:rPr>
-          <w:sz w:val="22"/>
-          <w:szCs w:val="22"/>
-        </w:rPr>
-        <w:t xml:space="preserve"> </w:t>
-      </w:r>
-      <w:proofErr w:type="spellStart"/>
-      <w:r>
-        <w:rPr>
-          <w:sz w:val="22"/>
-          <w:szCs w:val="22"/>
-        </w:rPr>
-        <w:t>are</w:t>
-      </w:r>
-      <w:proofErr w:type="spellEnd"/>
-      <w:r>
-        <w:rPr>
-          <w:sz w:val="22"/>
-          <w:szCs w:val="22"/>
-        </w:rPr>
-        <w:t xml:space="preserve"> </w:t>
-      </w:r>
-      <w:proofErr w:type="spellStart"/>
-      <w:r>
-        <w:rPr>
-          <w:sz w:val="22"/>
-          <w:szCs w:val="22"/>
-        </w:rPr>
-        <w:t>checked</w:t>
-      </w:r>
-      <w:proofErr w:type="spellEnd"/>
-      <w:r>
-        <w:rPr>
-          <w:sz w:val="22"/>
-          <w:szCs w:val="22"/>
-        </w:rPr>
-        <w:t xml:space="preserve"> </w:t>
-      </w:r>
-      <w:proofErr w:type="spellStart"/>
-      <w:r>
-        <w:rPr>
-          <w:sz w:val="22"/>
-          <w:szCs w:val="22"/>
-        </w:rPr>
-        <w:t>to</w:t>
-      </w:r>
-      <w:proofErr w:type="spellEnd"/>
-      <w:r>
-        <w:rPr>
-          <w:sz w:val="22"/>
-          <w:szCs w:val="22"/>
-        </w:rPr>
-        <w:t xml:space="preserve"> </w:t>
-      </w:r>
-      <w:proofErr w:type="spellStart"/>
-      <w:r>
-        <w:rPr>
-          <w:sz w:val="22"/>
-          <w:szCs w:val="22"/>
-        </w:rPr>
-        <w:t>ensure</w:t>
-      </w:r>
-      <w:proofErr w:type="spellEnd"/>
-      <w:r>
-        <w:rPr>
-          <w:sz w:val="22"/>
-          <w:szCs w:val="22"/>
-        </w:rPr>
-        <w:t xml:space="preserve"> </w:t>
-      </w:r>
-      <w:proofErr w:type="spellStart"/>
-      <w:r>
-        <w:rPr>
-          <w:sz w:val="22"/>
-          <w:szCs w:val="22"/>
-        </w:rPr>
-        <w:t>that</w:t>
-      </w:r>
-      <w:proofErr w:type="spellEnd"/>
-      <w:r>
-        <w:rPr>
-          <w:sz w:val="22"/>
-          <w:szCs w:val="22"/>
-        </w:rPr>
-        <w:t xml:space="preserve"> </w:t>
-      </w:r>
-      <w:proofErr w:type="spellStart"/>
-      <w:r>
-        <w:rPr>
-          <w:sz w:val="22"/>
-          <w:szCs w:val="22"/>
-        </w:rPr>
-        <w:t>existing</w:t>
-      </w:r>
-      <w:proofErr w:type="spellEnd"/>
-      <w:r>
-        <w:rPr>
-          <w:sz w:val="22"/>
-          <w:szCs w:val="22"/>
-        </w:rPr>
-        <w:t xml:space="preserve"> </w:t>
-      </w:r>
-      <w:proofErr w:type="spellStart"/>
-      <w:r>
-        <w:rPr>
-          <w:sz w:val="22"/>
-          <w:szCs w:val="22"/>
-        </w:rPr>
-        <w:t>functionality</w:t>
-      </w:r>
-      <w:proofErr w:type="spellEnd"/>
-      <w:r>
-        <w:rPr>
-          <w:sz w:val="22"/>
-          <w:szCs w:val="22"/>
-        </w:rPr>
-        <w:t xml:space="preserve"> </w:t>
-      </w:r>
-      <w:proofErr w:type="spellStart"/>
-      <w:r>
-        <w:rPr>
-          <w:sz w:val="22"/>
-          <w:szCs w:val="22"/>
-        </w:rPr>
-        <w:t>remains</w:t>
-      </w:r>
-      <w:proofErr w:type="spellEnd"/>
-      <w:r>
-        <w:rPr>
-          <w:sz w:val="22"/>
-          <w:szCs w:val="22"/>
-        </w:rPr>
-        <w:t xml:space="preserve"> </w:t>
-      </w:r>
-      <w:proofErr w:type="spellStart"/>
-      <w:r>
-        <w:rPr>
-          <w:sz w:val="22"/>
-          <w:szCs w:val="22"/>
-        </w:rPr>
-        <w:t>intact</w:t>
-      </w:r>
-      <w:proofErr w:type="spellEnd"/>
-      <w:r>
-        <w:rPr>
-          <w:sz w:val="22"/>
-          <w:szCs w:val="22"/>
-        </w:rPr>
-        <w:t xml:space="preserve">. </w:t>
-      </w:r>
-      <w:proofErr w:type="spellStart"/>
-      <w:r>
-        <w:rPr>
-          <w:sz w:val="22"/>
-          <w:szCs w:val="22"/>
-        </w:rPr>
-        <w:t>Automated</w:t>
-      </w:r>
-      <w:proofErr w:type="spellEnd"/>
-      <w:r>
-        <w:rPr>
-          <w:sz w:val="22"/>
-          <w:szCs w:val="22"/>
-        </w:rPr>
-        <w:t xml:space="preserve"> </w:t>
-      </w:r>
-      <w:proofErr w:type="spellStart"/>
-      <w:r>
-        <w:rPr>
-          <w:sz w:val="22"/>
-          <w:szCs w:val="22"/>
-        </w:rPr>
-        <w:t>tests</w:t>
-      </w:r>
-      <w:proofErr w:type="spellEnd"/>
-      <w:r>
-        <w:rPr>
-          <w:sz w:val="22"/>
-          <w:szCs w:val="22"/>
-        </w:rPr>
-        <w:t xml:space="preserve"> </w:t>
-      </w:r>
-      <w:proofErr w:type="spellStart"/>
-      <w:r>
-        <w:rPr>
-          <w:sz w:val="22"/>
-          <w:szCs w:val="22"/>
-        </w:rPr>
-        <w:t>can</w:t>
-      </w:r>
-      <w:proofErr w:type="spellEnd"/>
-      <w:r>
-        <w:rPr>
-          <w:sz w:val="22"/>
-          <w:szCs w:val="22"/>
-        </w:rPr>
-        <w:t xml:space="preserve"> be </w:t>
-      </w:r>
-      <w:proofErr w:type="spellStart"/>
-      <w:r>
-        <w:rPr>
-          <w:sz w:val="22"/>
-          <w:szCs w:val="22"/>
-        </w:rPr>
-        <w:t>run</w:t>
-      </w:r>
-      <w:proofErr w:type="spellEnd"/>
-      <w:r>
-        <w:rPr>
-          <w:sz w:val="22"/>
-          <w:szCs w:val="22"/>
-        </w:rPr>
-        <w:t xml:space="preserve"> </w:t>
-      </w:r>
-      <w:proofErr w:type="spellStart"/>
-      <w:r>
-        <w:rPr>
-          <w:sz w:val="22"/>
-          <w:szCs w:val="22"/>
-        </w:rPr>
-        <w:t>as</w:t>
-      </w:r>
-      <w:proofErr w:type="spellEnd"/>
-      <w:r>
-        <w:rPr>
-          <w:sz w:val="22"/>
-          <w:szCs w:val="22"/>
-        </w:rPr>
-        <w:t xml:space="preserve"> part of </w:t>
-      </w:r>
-      <w:proofErr w:type="spellStart"/>
-      <w:r>
-        <w:rPr>
-          <w:sz w:val="22"/>
-          <w:szCs w:val="22"/>
-        </w:rPr>
-        <w:t>continuous</w:t>
-      </w:r>
-      <w:proofErr w:type="spellEnd"/>
-      <w:r>
-        <w:rPr>
-          <w:sz w:val="22"/>
-          <w:szCs w:val="22"/>
-        </w:rPr>
-        <w:t xml:space="preserve"> </w:t>
-      </w:r>
-      <w:proofErr w:type="spellStart"/>
-      <w:r>
-        <w:rPr>
-          <w:sz w:val="22"/>
-          <w:szCs w:val="22"/>
-        </w:rPr>
-        <w:t>integration</w:t>
-      </w:r>
-      <w:proofErr w:type="spellEnd"/>
-      <w:r>
-        <w:rPr>
-          <w:sz w:val="22"/>
-          <w:szCs w:val="22"/>
-        </w:rPr>
-        <w:t xml:space="preserve"> </w:t>
-      </w:r>
-      <w:proofErr w:type="spellStart"/>
-      <w:r>
-        <w:rPr>
-          <w:sz w:val="22"/>
-          <w:szCs w:val="22"/>
-        </w:rPr>
-        <w:t>pipelines</w:t>
+          <w:b/>
+          <w:sz w:val="22"/>
+          <w:szCs w:val="22"/>
+        </w:rPr>
+        <w:t>unpredictable</w:t>
+      </w:r>
+      <w:proofErr w:type="spellEnd"/>
+      <w:r>
+        <w:rPr>
+          <w:b/>
+          <w:sz w:val="22"/>
+          <w:szCs w:val="22"/>
+        </w:rPr>
+        <w:t xml:space="preserve"> (kiszámíthatatlan)</w:t>
+      </w:r>
+      <w:r>
+        <w:rPr>
+          <w:sz w:val="22"/>
+          <w:szCs w:val="22"/>
+        </w:rPr>
+        <w:t xml:space="preserve"> </w:t>
+      </w:r>
+      <w:proofErr w:type="spellStart"/>
+      <w:r>
+        <w:rPr>
+          <w:sz w:val="22"/>
+          <w:szCs w:val="22"/>
+        </w:rPr>
+        <w:t>ways</w:t>
       </w:r>
       <w:proofErr w:type="spellEnd"/>
       <w:r>
@@ -9698,438 +10166,6 @@
           <w:sz w:val="22"/>
           <w:szCs w:val="22"/>
         </w:rPr>
-        <w:t>enabling</w:t>
-      </w:r>
-      <w:proofErr w:type="spellEnd"/>
-      <w:r>
-        <w:rPr>
-          <w:sz w:val="22"/>
-          <w:szCs w:val="22"/>
-        </w:rPr>
-        <w:t xml:space="preserve"> rapid </w:t>
-      </w:r>
-      <w:proofErr w:type="spellStart"/>
-      <w:r>
-        <w:rPr>
-          <w:sz w:val="22"/>
-          <w:szCs w:val="22"/>
-        </w:rPr>
-        <w:t>feedback</w:t>
-      </w:r>
-      <w:proofErr w:type="spellEnd"/>
-      <w:r>
-        <w:rPr>
-          <w:sz w:val="22"/>
-          <w:szCs w:val="22"/>
-        </w:rPr>
-        <w:t xml:space="preserve"> and </w:t>
-      </w:r>
-      <w:proofErr w:type="spellStart"/>
-      <w:r>
-        <w:rPr>
-          <w:sz w:val="22"/>
-          <w:szCs w:val="22"/>
-        </w:rPr>
-        <w:t>smoother</w:t>
-      </w:r>
-      <w:proofErr w:type="spellEnd"/>
-      <w:r>
-        <w:rPr>
-          <w:sz w:val="22"/>
-          <w:szCs w:val="22"/>
-        </w:rPr>
-        <w:t xml:space="preserve"> </w:t>
-      </w:r>
-      <w:proofErr w:type="spellStart"/>
-      <w:r>
-        <w:rPr>
-          <w:sz w:val="22"/>
-          <w:szCs w:val="22"/>
-        </w:rPr>
-        <w:t>development</w:t>
-      </w:r>
-      <w:proofErr w:type="spellEnd"/>
-      <w:r>
-        <w:rPr>
-          <w:sz w:val="22"/>
-          <w:szCs w:val="22"/>
-        </w:rPr>
-        <w:t xml:space="preserve"> </w:t>
-      </w:r>
-      <w:proofErr w:type="spellStart"/>
-      <w:r>
-        <w:rPr>
-          <w:sz w:val="22"/>
-          <w:szCs w:val="22"/>
-        </w:rPr>
-        <w:t>cycles</w:t>
-      </w:r>
-      <w:proofErr w:type="spellEnd"/>
-      <w:r>
-        <w:rPr>
-          <w:sz w:val="22"/>
-          <w:szCs w:val="22"/>
-        </w:rPr>
-        <w:t xml:space="preserve">. </w:t>
-      </w:r>
-      <w:proofErr w:type="spellStart"/>
-      <w:r>
-        <w:rPr>
-          <w:sz w:val="22"/>
-          <w:szCs w:val="22"/>
-        </w:rPr>
-        <w:t>However</w:t>
-      </w:r>
-      <w:proofErr w:type="spellEnd"/>
-      <w:r>
-        <w:rPr>
-          <w:sz w:val="22"/>
-          <w:szCs w:val="22"/>
-        </w:rPr>
-        <w:t xml:space="preserve">, </w:t>
-      </w:r>
-      <w:proofErr w:type="spellStart"/>
-      <w:r>
-        <w:rPr>
-          <w:sz w:val="22"/>
-          <w:szCs w:val="22"/>
-        </w:rPr>
-        <w:t>not</w:t>
-      </w:r>
-      <w:proofErr w:type="spellEnd"/>
-      <w:r>
-        <w:rPr>
-          <w:sz w:val="22"/>
-          <w:szCs w:val="22"/>
-        </w:rPr>
-        <w:t xml:space="preserve"> </w:t>
-      </w:r>
-      <w:proofErr w:type="spellStart"/>
-      <w:r>
-        <w:rPr>
-          <w:sz w:val="22"/>
-          <w:szCs w:val="22"/>
-        </w:rPr>
-        <w:t>all</w:t>
-      </w:r>
-      <w:proofErr w:type="spellEnd"/>
-      <w:r>
-        <w:rPr>
-          <w:sz w:val="22"/>
-          <w:szCs w:val="22"/>
-        </w:rPr>
-        <w:t xml:space="preserve"> </w:t>
-      </w:r>
-      <w:proofErr w:type="spellStart"/>
-      <w:r>
-        <w:rPr>
-          <w:sz w:val="22"/>
-          <w:szCs w:val="22"/>
-        </w:rPr>
-        <w:t>tests</w:t>
-      </w:r>
-      <w:proofErr w:type="spellEnd"/>
-      <w:r>
-        <w:rPr>
-          <w:sz w:val="22"/>
-          <w:szCs w:val="22"/>
-        </w:rPr>
-        <w:t xml:space="preserve"> </w:t>
-      </w:r>
-      <w:proofErr w:type="spellStart"/>
-      <w:r>
-        <w:rPr>
-          <w:sz w:val="22"/>
-          <w:szCs w:val="22"/>
-        </w:rPr>
-        <w:t>are</w:t>
-      </w:r>
-      <w:proofErr w:type="spellEnd"/>
-      <w:r>
-        <w:rPr>
-          <w:sz w:val="22"/>
-          <w:szCs w:val="22"/>
-        </w:rPr>
-        <w:t xml:space="preserve"> </w:t>
-      </w:r>
-      <w:proofErr w:type="spellStart"/>
-      <w:r>
-        <w:rPr>
-          <w:sz w:val="22"/>
-          <w:szCs w:val="22"/>
-        </w:rPr>
-        <w:t>suitable</w:t>
-      </w:r>
-      <w:proofErr w:type="spellEnd"/>
-      <w:r>
-        <w:rPr>
-          <w:sz w:val="22"/>
-          <w:szCs w:val="22"/>
-        </w:rPr>
-        <w:t xml:space="preserve"> </w:t>
-      </w:r>
-      <w:proofErr w:type="spellStart"/>
-      <w:r>
-        <w:rPr>
-          <w:sz w:val="22"/>
-          <w:szCs w:val="22"/>
-        </w:rPr>
-        <w:t>for</w:t>
-      </w:r>
-      <w:proofErr w:type="spellEnd"/>
-      <w:r>
-        <w:rPr>
-          <w:sz w:val="22"/>
-          <w:szCs w:val="22"/>
-        </w:rPr>
-        <w:t xml:space="preserve"> </w:t>
-      </w:r>
-      <w:proofErr w:type="spellStart"/>
-      <w:r>
-        <w:rPr>
-          <w:sz w:val="22"/>
-          <w:szCs w:val="22"/>
-        </w:rPr>
-        <w:t>automation</w:t>
-      </w:r>
-      <w:proofErr w:type="spellEnd"/>
-      <w:r>
-        <w:rPr>
-          <w:sz w:val="22"/>
-          <w:szCs w:val="22"/>
-        </w:rPr>
-        <w:t xml:space="preserve">. </w:t>
-      </w:r>
-      <w:proofErr w:type="spellStart"/>
-      <w:r>
-        <w:rPr>
-          <w:sz w:val="22"/>
-          <w:szCs w:val="22"/>
-        </w:rPr>
-        <w:t>For</w:t>
-      </w:r>
-      <w:proofErr w:type="spellEnd"/>
-      <w:r>
-        <w:rPr>
-          <w:sz w:val="22"/>
-          <w:szCs w:val="22"/>
-        </w:rPr>
-        <w:t xml:space="preserve"> </w:t>
-      </w:r>
-      <w:proofErr w:type="spellStart"/>
-      <w:r>
-        <w:rPr>
-          <w:sz w:val="22"/>
-          <w:szCs w:val="22"/>
-        </w:rPr>
-        <w:t>instance</w:t>
-      </w:r>
-      <w:proofErr w:type="spellEnd"/>
-      <w:r>
-        <w:rPr>
-          <w:sz w:val="22"/>
-          <w:szCs w:val="22"/>
-        </w:rPr>
-        <w:t xml:space="preserve">, </w:t>
-      </w:r>
-      <w:proofErr w:type="spellStart"/>
-      <w:r>
-        <w:rPr>
-          <w:sz w:val="22"/>
-          <w:szCs w:val="22"/>
-        </w:rPr>
-        <w:t>exploratory</w:t>
-      </w:r>
-      <w:proofErr w:type="spellEnd"/>
-      <w:r>
-        <w:rPr>
-          <w:sz w:val="22"/>
-          <w:szCs w:val="22"/>
-        </w:rPr>
-        <w:t xml:space="preserve"> testing, </w:t>
-      </w:r>
-      <w:proofErr w:type="spellStart"/>
-      <w:r>
-        <w:rPr>
-          <w:sz w:val="22"/>
-          <w:szCs w:val="22"/>
-        </w:rPr>
-        <w:t>where</w:t>
-      </w:r>
-      <w:proofErr w:type="spellEnd"/>
-      <w:r>
-        <w:rPr>
-          <w:sz w:val="22"/>
-          <w:szCs w:val="22"/>
-        </w:rPr>
-        <w:t xml:space="preserve"> </w:t>
-      </w:r>
-      <w:proofErr w:type="spellStart"/>
-      <w:r>
-        <w:rPr>
-          <w:sz w:val="22"/>
-          <w:szCs w:val="22"/>
-        </w:rPr>
-        <w:t>testers</w:t>
-      </w:r>
-      <w:proofErr w:type="spellEnd"/>
-      <w:r>
-        <w:rPr>
-          <w:sz w:val="22"/>
-          <w:szCs w:val="22"/>
-        </w:rPr>
-        <w:t xml:space="preserve"> </w:t>
-      </w:r>
-      <w:proofErr w:type="spellStart"/>
-      <w:r>
-        <w:rPr>
-          <w:sz w:val="22"/>
-          <w:szCs w:val="22"/>
-        </w:rPr>
-        <w:t>use</w:t>
-      </w:r>
-      <w:proofErr w:type="spellEnd"/>
-      <w:r>
-        <w:rPr>
-          <w:sz w:val="22"/>
-          <w:szCs w:val="22"/>
-        </w:rPr>
-        <w:t xml:space="preserve"> </w:t>
-      </w:r>
-      <w:proofErr w:type="spellStart"/>
-      <w:r>
-        <w:rPr>
-          <w:sz w:val="22"/>
-          <w:szCs w:val="22"/>
-        </w:rPr>
-        <w:t>their</w:t>
-      </w:r>
-      <w:proofErr w:type="spellEnd"/>
-      <w:r>
-        <w:rPr>
-          <w:sz w:val="22"/>
-          <w:szCs w:val="22"/>
-        </w:rPr>
-        <w:t xml:space="preserve"> </w:t>
-      </w:r>
-      <w:proofErr w:type="spellStart"/>
-      <w:r>
-        <w:rPr>
-          <w:sz w:val="22"/>
-          <w:szCs w:val="22"/>
-        </w:rPr>
-        <w:t>intuition</w:t>
-      </w:r>
-      <w:proofErr w:type="spellEnd"/>
-      <w:r>
-        <w:rPr>
-          <w:sz w:val="22"/>
-          <w:szCs w:val="22"/>
-        </w:rPr>
-        <w:t xml:space="preserve"> and </w:t>
-      </w:r>
-      <w:proofErr w:type="spellStart"/>
-      <w:r>
-        <w:rPr>
-          <w:sz w:val="22"/>
-          <w:szCs w:val="22"/>
-        </w:rPr>
-        <w:t>experience</w:t>
-      </w:r>
-      <w:proofErr w:type="spellEnd"/>
-      <w:r>
-        <w:rPr>
-          <w:sz w:val="22"/>
-          <w:szCs w:val="22"/>
-        </w:rPr>
-        <w:t xml:space="preserve"> </w:t>
-      </w:r>
-      <w:proofErr w:type="spellStart"/>
-      <w:r>
-        <w:rPr>
-          <w:sz w:val="22"/>
-          <w:szCs w:val="22"/>
-        </w:rPr>
-        <w:t>to</w:t>
-      </w:r>
-      <w:proofErr w:type="spellEnd"/>
-      <w:r>
-        <w:rPr>
-          <w:sz w:val="22"/>
-          <w:szCs w:val="22"/>
-        </w:rPr>
-        <w:t xml:space="preserve"> </w:t>
-      </w:r>
-      <w:proofErr w:type="spellStart"/>
-      <w:r>
-        <w:rPr>
-          <w:sz w:val="22"/>
-          <w:szCs w:val="22"/>
-        </w:rPr>
-        <w:t>find</w:t>
-      </w:r>
-      <w:proofErr w:type="spellEnd"/>
-      <w:r>
-        <w:rPr>
-          <w:sz w:val="22"/>
-          <w:szCs w:val="22"/>
-        </w:rPr>
-        <w:t xml:space="preserve"> </w:t>
-      </w:r>
-      <w:proofErr w:type="spellStart"/>
-      <w:r>
-        <w:rPr>
-          <w:sz w:val="22"/>
-          <w:szCs w:val="22"/>
-        </w:rPr>
-        <w:t>bugs</w:t>
-      </w:r>
-      <w:proofErr w:type="spellEnd"/>
-      <w:r>
-        <w:rPr>
-          <w:sz w:val="22"/>
-          <w:szCs w:val="22"/>
-        </w:rPr>
-        <w:t xml:space="preserve"> in </w:t>
-      </w:r>
-      <w:proofErr w:type="spellStart"/>
-      <w:r>
-        <w:rPr>
-          <w:sz w:val="22"/>
-          <w:szCs w:val="22"/>
-        </w:rPr>
-        <w:t>unpredictable</w:t>
-      </w:r>
-      <w:proofErr w:type="spellEnd"/>
-      <w:r>
-        <w:rPr>
-          <w:sz w:val="22"/>
-          <w:szCs w:val="22"/>
-        </w:rPr>
-        <w:t xml:space="preserve"> </w:t>
-      </w:r>
-      <w:proofErr w:type="spellStart"/>
-      <w:r>
-        <w:rPr>
-          <w:sz w:val="22"/>
-          <w:szCs w:val="22"/>
-        </w:rPr>
-        <w:t>ways</w:t>
-      </w:r>
-      <w:proofErr w:type="spellEnd"/>
-      <w:r>
-        <w:rPr>
-          <w:sz w:val="22"/>
-          <w:szCs w:val="22"/>
-        </w:rPr>
-        <w:t xml:space="preserve">, </w:t>
-      </w:r>
-      <w:proofErr w:type="spellStart"/>
-      <w:r>
-        <w:rPr>
-          <w:sz w:val="22"/>
-          <w:szCs w:val="22"/>
-        </w:rPr>
         <w:t>still</w:t>
       </w:r>
       <w:proofErr w:type="spellEnd"/>
@@ -10143,12 +10179,21 @@
       <w:proofErr w:type="spellStart"/>
       <w:r>
         <w:rPr>
+          <w:b/>
           <w:sz w:val="22"/>
           <w:szCs w:val="22"/>
         </w:rPr>
         <w:t>relies</w:t>
       </w:r>
       <w:proofErr w:type="spellEnd"/>
+      <w:r>
+        <w:rPr>
+          <w:b/>
+          <w:sz w:val="22"/>
+          <w:szCs w:val="22"/>
+        </w:rPr>
+        <w:t xml:space="preserve"> (támaszkodik)</w:t>
+      </w:r>
       <w:r>
         <w:rPr>
           <w:sz w:val="22"/>
@@ -10218,6 +10263,7 @@
       <w:proofErr w:type="spellStart"/>
       <w:r>
         <w:rPr>
+          <w:b/>
           <w:sz w:val="22"/>
           <w:szCs w:val="22"/>
         </w:rPr>
@@ -10226,6 +10272,32 @@
       <w:proofErr w:type="spellEnd"/>
       <w:r>
         <w:rPr>
+          <w:b/>
+          <w:sz w:val="22"/>
+          <w:szCs w:val="22"/>
+        </w:rPr>
+        <w:t xml:space="preserve"> (</w:t>
+      </w:r>
+      <w:proofErr w:type="spellStart"/>
+      <w:r>
+        <w:rPr>
+          <w:b/>
+          <w:sz w:val="22"/>
+          <w:szCs w:val="22"/>
+        </w:rPr>
+        <w:t>visszatenkintő</w:t>
+      </w:r>
+      <w:proofErr w:type="spellEnd"/>
+      <w:r>
+        <w:rPr>
+          <w:b/>
+          <w:sz w:val="22"/>
+          <w:szCs w:val="22"/>
+        </w:rPr>
+        <w:t>)</w:t>
+      </w:r>
+      <w:r>
+        <w:rPr>
           <w:sz w:val="22"/>
           <w:szCs w:val="22"/>
         </w:rPr>
@@ -10677,23 +10749,7 @@
           <w:sz w:val="22"/>
           <w:szCs w:val="22"/>
         </w:rPr>
-        <w:t xml:space="preserve"> </w:t>
-      </w:r>
-      <w:proofErr w:type="spellStart"/>
-      <w:r>
-        <w:rPr>
-          <w:sz w:val="22"/>
-          <w:szCs w:val="22"/>
-        </w:rPr>
-        <w:t>it</w:t>
-      </w:r>
-      <w:proofErr w:type="spellEnd"/>
-      <w:r>
-        <w:rPr>
-          <w:sz w:val="22"/>
-          <w:szCs w:val="22"/>
-        </w:rPr>
-        <w:t xml:space="preserve"> is </w:t>
+        <w:t xml:space="preserve"> it is </w:t>
       </w:r>
       <w:proofErr w:type="spellStart"/>
       <w:r>
@@ -11184,23 +11240,7 @@
           <w:sz w:val="22"/>
           <w:szCs w:val="22"/>
         </w:rPr>
-        <w:t xml:space="preserve"> </w:t>
-      </w:r>
-      <w:proofErr w:type="spellStart"/>
-      <w:r>
-        <w:rPr>
-          <w:sz w:val="22"/>
-          <w:szCs w:val="22"/>
-        </w:rPr>
-        <w:t>important</w:t>
-      </w:r>
-      <w:proofErr w:type="spellEnd"/>
-      <w:r>
-        <w:rPr>
-          <w:sz w:val="22"/>
-          <w:szCs w:val="22"/>
-        </w:rPr>
-        <w:t xml:space="preserve"> </w:t>
+        <w:t xml:space="preserve"> important </w:t>
       </w:r>
       <w:proofErr w:type="spellStart"/>
       <w:r>
@@ -11365,12 +11405,21 @@
       <w:proofErr w:type="spellStart"/>
       <w:r>
         <w:rPr>
+          <w:b/>
           <w:sz w:val="22"/>
           <w:szCs w:val="22"/>
         </w:rPr>
         <w:t>vulnerabilities</w:t>
       </w:r>
       <w:proofErr w:type="spellEnd"/>
+      <w:r>
+        <w:rPr>
+          <w:b/>
+          <w:sz w:val="22"/>
+          <w:szCs w:val="22"/>
+        </w:rPr>
+        <w:t xml:space="preserve"> (sebezhetőség)</w:t>
+      </w:r>
       <w:r>
         <w:rPr>
           <w:sz w:val="22"/>
@@ -12247,6 +12296,7 @@
       <w:proofErr w:type="spellStart"/>
       <w:r>
         <w:rPr>
+          <w:b/>
           <w:sz w:val="22"/>
           <w:szCs w:val="22"/>
         </w:rPr>
@@ -12255,6 +12305,14 @@
       <w:proofErr w:type="spellEnd"/>
       <w:r>
         <w:rPr>
+          <w:b/>
+          <w:sz w:val="22"/>
+          <w:szCs w:val="22"/>
+        </w:rPr>
+        <w:t xml:space="preserve"> (egyidejű)</w:t>
+      </w:r>
+      <w:r>
+        <w:rPr>
           <w:sz w:val="22"/>
           <w:szCs w:val="22"/>
         </w:rPr>
@@ -12343,12 +12401,21 @@
       <w:proofErr w:type="spellStart"/>
       <w:r>
         <w:rPr>
+          <w:b/>
           <w:sz w:val="22"/>
           <w:szCs w:val="22"/>
         </w:rPr>
         <w:t>bottlenecks</w:t>
       </w:r>
       <w:proofErr w:type="spellEnd"/>
+      <w:r>
+        <w:rPr>
+          <w:b/>
+          <w:sz w:val="22"/>
+          <w:szCs w:val="22"/>
+        </w:rPr>
+        <w:t xml:space="preserve"> (szűk keresztmetszet)</w:t>
+      </w:r>
       <w:r>
         <w:rPr>
           <w:sz w:val="22"/>
@@ -12777,6 +12844,7 @@
       <w:proofErr w:type="spellStart"/>
       <w:r>
         <w:rPr>
+          <w:b/>
           <w:sz w:val="22"/>
           <w:szCs w:val="22"/>
         </w:rPr>
@@ -12785,6 +12853,14 @@
       <w:proofErr w:type="spellEnd"/>
       <w:r>
         <w:rPr>
+          <w:b/>
+          <w:sz w:val="22"/>
+          <w:szCs w:val="22"/>
+        </w:rPr>
+        <w:t xml:space="preserve"> (szabályozás)</w:t>
+      </w:r>
+      <w:r>
+        <w:rPr>
           <w:sz w:val="22"/>
           <w:szCs w:val="22"/>
         </w:rPr>
@@ -12948,23 +13024,7 @@
           <w:sz w:val="22"/>
           <w:szCs w:val="22"/>
         </w:rPr>
-        <w:t xml:space="preserve"> </w:t>
-      </w:r>
-      <w:proofErr w:type="spellStart"/>
-      <w:r>
-        <w:rPr>
-          <w:sz w:val="22"/>
-          <w:szCs w:val="22"/>
-        </w:rPr>
-        <w:t>it</w:t>
-      </w:r>
-      <w:proofErr w:type="spellEnd"/>
-      <w:r>
-        <w:rPr>
-          <w:sz w:val="22"/>
-          <w:szCs w:val="22"/>
-        </w:rPr>
-        <w:t xml:space="preserve"> </w:t>
+        <w:t xml:space="preserve"> it </w:t>
       </w:r>
       <w:proofErr w:type="spellStart"/>
       <w:r>
@@ -13033,12 +13093,21 @@
       <w:proofErr w:type="spellStart"/>
       <w:r>
         <w:rPr>
+          <w:b/>
           <w:sz w:val="22"/>
           <w:szCs w:val="22"/>
         </w:rPr>
         <w:t>accessibility</w:t>
       </w:r>
       <w:proofErr w:type="spellEnd"/>
+      <w:r>
+        <w:rPr>
+          <w:b/>
+          <w:sz w:val="22"/>
+          <w:szCs w:val="22"/>
+        </w:rPr>
+        <w:t xml:space="preserve"> (hozzáférhetőség)</w:t>
+      </w:r>
       <w:r>
         <w:rPr>
           <w:sz w:val="22"/>
@@ -13574,23 +13643,7 @@
           <w:sz w:val="22"/>
           <w:szCs w:val="22"/>
         </w:rPr>
-        <w:t xml:space="preserve">. </w:t>
-      </w:r>
-      <w:proofErr w:type="spellStart"/>
-      <w:r>
-        <w:rPr>
-          <w:sz w:val="22"/>
-          <w:szCs w:val="22"/>
-        </w:rPr>
-        <w:t>It</w:t>
-      </w:r>
-      <w:proofErr w:type="spellEnd"/>
-      <w:r>
-        <w:rPr>
-          <w:sz w:val="22"/>
-          <w:szCs w:val="22"/>
-        </w:rPr>
-        <w:t xml:space="preserve"> </w:t>
+        <w:t xml:space="preserve">. It </w:t>
       </w:r>
       <w:proofErr w:type="spellStart"/>
       <w:r>
@@ -13654,7 +13707,23 @@
           <w:sz w:val="22"/>
           <w:szCs w:val="22"/>
         </w:rPr>
-        <w:t xml:space="preserve"> like test-</w:t>
+        <w:t xml:space="preserve"> </w:t>
+      </w:r>
+      <w:proofErr w:type="spellStart"/>
+      <w:r>
+        <w:rPr>
+          <w:sz w:val="22"/>
+          <w:szCs w:val="22"/>
+        </w:rPr>
+        <w:t>like</w:t>
+      </w:r>
+      <w:proofErr w:type="spellEnd"/>
+      <w:r>
+        <w:rPr>
+          <w:sz w:val="22"/>
+          <w:szCs w:val="22"/>
+        </w:rPr>
+        <w:t xml:space="preserve"> test-</w:t>
       </w:r>
       <w:proofErr w:type="spellStart"/>
       <w:r>
@@ -13691,6 +13760,7 @@
       <w:proofErr w:type="spellStart"/>
       <w:r>
         <w:rPr>
+          <w:b/>
           <w:sz w:val="22"/>
           <w:szCs w:val="22"/>
         </w:rPr>
@@ -13699,20 +13769,30 @@
       <w:proofErr w:type="spellEnd"/>
       <w:r>
         <w:rPr>
-          <w:sz w:val="22"/>
-          <w:szCs w:val="22"/>
-        </w:rPr>
-        <w:t xml:space="preserve"> </w:t>
-      </w:r>
-      <w:proofErr w:type="spellStart"/>
-      <w:r>
-        <w:rPr>
+          <w:b/>
+          <w:sz w:val="22"/>
+          <w:szCs w:val="22"/>
+        </w:rPr>
+        <w:t xml:space="preserve"> </w:t>
+      </w:r>
+      <w:proofErr w:type="spellStart"/>
+      <w:r>
+        <w:rPr>
+          <w:b/>
           <w:sz w:val="22"/>
           <w:szCs w:val="22"/>
         </w:rPr>
         <w:t>development</w:t>
       </w:r>
       <w:proofErr w:type="spellEnd"/>
+      <w:r>
+        <w:rPr>
+          <w:b/>
+          <w:sz w:val="22"/>
+          <w:szCs w:val="22"/>
+        </w:rPr>
+        <w:t xml:space="preserve"> (viselkedés alapú tesztelés)</w:t>
+      </w:r>
       <w:r>
         <w:rPr>
           <w:sz w:val="22"/>
@@ -14077,6 +14157,7 @@
       <w:proofErr w:type="spellStart"/>
       <w:r>
         <w:rPr>
+          <w:b/>
           <w:sz w:val="22"/>
           <w:szCs w:val="22"/>
         </w:rPr>
@@ -14085,6 +14166,14 @@
       <w:proofErr w:type="spellEnd"/>
       <w:r>
         <w:rPr>
+          <w:b/>
+          <w:sz w:val="22"/>
+          <w:szCs w:val="22"/>
+        </w:rPr>
+        <w:t xml:space="preserve"> (együttműködés)</w:t>
+      </w:r>
+      <w:r>
+        <w:rPr>
           <w:sz w:val="22"/>
           <w:szCs w:val="22"/>
         </w:rPr>
@@ -14237,6 +14326,7 @@
       <w:proofErr w:type="spellStart"/>
       <w:r>
         <w:rPr>
+          <w:b/>
           <w:sz w:val="22"/>
           <w:szCs w:val="22"/>
         </w:rPr>
@@ -14245,14 +14335,16 @@
       <w:proofErr w:type="spellEnd"/>
       <w:r>
         <w:rPr>
-          <w:sz w:val="22"/>
-          <w:szCs w:val="22"/>
-        </w:rPr>
-        <w:t xml:space="preserve"> </w:t>
-      </w:r>
-      <w:proofErr w:type="spellStart"/>
-      <w:r>
-        <w:rPr>
+          <w:b/>
+          <w:sz w:val="22"/>
+          <w:szCs w:val="22"/>
+        </w:rPr>
+        <w:t xml:space="preserve"> </w:t>
+      </w:r>
+      <w:proofErr w:type="spellStart"/>
+      <w:r>
+        <w:rPr>
+          <w:b/>
           <w:sz w:val="22"/>
           <w:szCs w:val="22"/>
         </w:rPr>
@@ -14261,6 +14353,14 @@
       <w:proofErr w:type="spellEnd"/>
       <w:r>
         <w:rPr>
+          <w:b/>
+          <w:sz w:val="22"/>
+          <w:szCs w:val="22"/>
+        </w:rPr>
+        <w:t xml:space="preserve"> (teljeskörű lefedés)</w:t>
+      </w:r>
+      <w:r>
+        <w:rPr>
           <w:sz w:val="22"/>
           <w:szCs w:val="22"/>
         </w:rPr>
@@ -14541,6 +14641,7 @@
       <w:proofErr w:type="spellStart"/>
       <w:r>
         <w:rPr>
+          <w:b/>
           <w:sz w:val="22"/>
           <w:szCs w:val="22"/>
         </w:rPr>
@@ -14549,14 +14650,16 @@
       <w:proofErr w:type="spellEnd"/>
       <w:r>
         <w:rPr>
-          <w:sz w:val="22"/>
-          <w:szCs w:val="22"/>
-        </w:rPr>
-        <w:t xml:space="preserve"> </w:t>
-      </w:r>
-      <w:proofErr w:type="spellStart"/>
-      <w:r>
-        <w:rPr>
+          <w:b/>
+          <w:sz w:val="22"/>
+          <w:szCs w:val="22"/>
+        </w:rPr>
+        <w:t xml:space="preserve"> </w:t>
+      </w:r>
+      <w:proofErr w:type="spellStart"/>
+      <w:r>
+        <w:rPr>
+          <w:b/>
           <w:sz w:val="22"/>
           <w:szCs w:val="22"/>
         </w:rPr>
@@ -14565,20 +14668,53 @@
       <w:proofErr w:type="spellEnd"/>
       <w:r>
         <w:rPr>
-          <w:sz w:val="22"/>
-          <w:szCs w:val="22"/>
-        </w:rPr>
-        <w:t xml:space="preserve"> and business </w:t>
-      </w:r>
-      <w:proofErr w:type="spellStart"/>
-      <w:r>
-        <w:rPr>
+          <w:b/>
+          <w:sz w:val="22"/>
+          <w:szCs w:val="22"/>
+        </w:rPr>
+        <w:t xml:space="preserve"> (felhasználói elvárások)</w:t>
+      </w:r>
+      <w:r>
+        <w:rPr>
+          <w:b/>
+          <w:sz w:val="22"/>
+          <w:szCs w:val="22"/>
+        </w:rPr>
+        <w:t xml:space="preserve"> </w:t>
+      </w:r>
+      <w:r>
+        <w:rPr>
+          <w:sz w:val="22"/>
+          <w:szCs w:val="22"/>
+        </w:rPr>
+        <w:t xml:space="preserve">and </w:t>
+      </w:r>
+      <w:r>
+        <w:rPr>
+          <w:b/>
+          <w:sz w:val="22"/>
+          <w:szCs w:val="22"/>
+        </w:rPr>
+        <w:t xml:space="preserve">business </w:t>
+      </w:r>
+      <w:proofErr w:type="spellStart"/>
+      <w:r>
+        <w:rPr>
+          <w:b/>
           <w:sz w:val="22"/>
           <w:szCs w:val="22"/>
         </w:rPr>
         <w:t>goals</w:t>
       </w:r>
       <w:proofErr w:type="spellEnd"/>
+      <w:r>
+        <w:rPr>
+          <w:b/>
+          <w:sz w:val="22"/>
+          <w:szCs w:val="22"/>
+        </w:rPr>
+        <w:t xml:space="preserve"> (üzleti célok)</w:t>
+      </w:r>
       <w:r>
         <w:rPr>
           <w:sz w:val="22"/>
@@ -14623,6 +14759,7 @@
       <w:proofErr w:type="spellStart"/>
       <w:r>
         <w:rPr>
+          <w:b/>
           <w:sz w:val="22"/>
           <w:szCs w:val="22"/>
         </w:rPr>
@@ -14631,6 +14768,14 @@
       <w:proofErr w:type="spellEnd"/>
       <w:r>
         <w:rPr>
+          <w:b/>
+          <w:sz w:val="22"/>
+          <w:szCs w:val="22"/>
+        </w:rPr>
+        <w:t xml:space="preserve"> (nélkülözhetetlen)</w:t>
+      </w:r>
+      <w:r>
+        <w:rPr>
           <w:sz w:val="22"/>
           <w:szCs w:val="22"/>
         </w:rPr>
@@ -14682,6 +14827,230 @@
           <w:sz w:val="22"/>
           <w:szCs w:val="22"/>
         </w:rPr>
+        <w:t xml:space="preserve">. It </w:t>
+      </w:r>
+      <w:proofErr w:type="spellStart"/>
+      <w:r>
+        <w:rPr>
+          <w:sz w:val="22"/>
+          <w:szCs w:val="22"/>
+        </w:rPr>
+        <w:t>encompasses</w:t>
+      </w:r>
+      <w:proofErr w:type="spellEnd"/>
+      <w:r>
+        <w:rPr>
+          <w:sz w:val="22"/>
+          <w:szCs w:val="22"/>
+        </w:rPr>
+        <w:t xml:space="preserve"> a </w:t>
+      </w:r>
+      <w:proofErr w:type="spellStart"/>
+      <w:r>
+        <w:rPr>
+          <w:sz w:val="22"/>
+          <w:szCs w:val="22"/>
+        </w:rPr>
+        <w:t>wide</w:t>
+      </w:r>
+      <w:proofErr w:type="spellEnd"/>
+      <w:r>
+        <w:rPr>
+          <w:sz w:val="22"/>
+          <w:szCs w:val="22"/>
+        </w:rPr>
+        <w:t xml:space="preserve"> </w:t>
+      </w:r>
+      <w:proofErr w:type="spellStart"/>
+      <w:r>
+        <w:rPr>
+          <w:sz w:val="22"/>
+          <w:szCs w:val="22"/>
+        </w:rPr>
+        <w:t>range</w:t>
+      </w:r>
+      <w:proofErr w:type="spellEnd"/>
+      <w:r>
+        <w:rPr>
+          <w:sz w:val="22"/>
+          <w:szCs w:val="22"/>
+        </w:rPr>
+        <w:t xml:space="preserve"> of </w:t>
+      </w:r>
+      <w:proofErr w:type="spellStart"/>
+      <w:r>
+        <w:rPr>
+          <w:sz w:val="22"/>
+          <w:szCs w:val="22"/>
+        </w:rPr>
+        <w:t>techniques</w:t>
+      </w:r>
+      <w:proofErr w:type="spellEnd"/>
+      <w:r>
+        <w:rPr>
+          <w:sz w:val="22"/>
+          <w:szCs w:val="22"/>
+        </w:rPr>
+        <w:t xml:space="preserve">, </w:t>
+      </w:r>
+      <w:proofErr w:type="spellStart"/>
+      <w:r>
+        <w:rPr>
+          <w:sz w:val="22"/>
+          <w:szCs w:val="22"/>
+        </w:rPr>
+        <w:t>levels</w:t>
+      </w:r>
+      <w:proofErr w:type="spellEnd"/>
+      <w:r>
+        <w:rPr>
+          <w:sz w:val="22"/>
+          <w:szCs w:val="22"/>
+        </w:rPr>
+        <w:t xml:space="preserve">, and </w:t>
+      </w:r>
+      <w:proofErr w:type="spellStart"/>
+      <w:r>
+        <w:rPr>
+          <w:sz w:val="22"/>
+          <w:szCs w:val="22"/>
+        </w:rPr>
+        <w:t>strategies</w:t>
+      </w:r>
+      <w:proofErr w:type="spellEnd"/>
+      <w:r>
+        <w:rPr>
+          <w:sz w:val="22"/>
+          <w:szCs w:val="22"/>
+        </w:rPr>
+        <w:t xml:space="preserve"> </w:t>
+      </w:r>
+      <w:proofErr w:type="spellStart"/>
+      <w:r>
+        <w:rPr>
+          <w:sz w:val="22"/>
+          <w:szCs w:val="22"/>
+        </w:rPr>
+        <w:t>that</w:t>
+      </w:r>
+      <w:proofErr w:type="spellEnd"/>
+      <w:r>
+        <w:rPr>
+          <w:sz w:val="22"/>
+          <w:szCs w:val="22"/>
+        </w:rPr>
+        <w:t xml:space="preserve"> </w:t>
+      </w:r>
+      <w:proofErr w:type="spellStart"/>
+      <w:r>
+        <w:rPr>
+          <w:sz w:val="22"/>
+          <w:szCs w:val="22"/>
+        </w:rPr>
+        <w:t>together</w:t>
+      </w:r>
+      <w:proofErr w:type="spellEnd"/>
+      <w:r>
+        <w:rPr>
+          <w:sz w:val="22"/>
+          <w:szCs w:val="22"/>
+        </w:rPr>
+        <w:t xml:space="preserve"> </w:t>
+      </w:r>
+      <w:proofErr w:type="spellStart"/>
+      <w:r>
+        <w:rPr>
+          <w:sz w:val="22"/>
+          <w:szCs w:val="22"/>
+        </w:rPr>
+        <w:t>ensure</w:t>
+      </w:r>
+      <w:proofErr w:type="spellEnd"/>
+      <w:r>
+        <w:rPr>
+          <w:sz w:val="22"/>
+          <w:szCs w:val="22"/>
+        </w:rPr>
+        <w:t xml:space="preserve"> </w:t>
+      </w:r>
+      <w:proofErr w:type="spellStart"/>
+      <w:r>
+        <w:rPr>
+          <w:sz w:val="22"/>
+          <w:szCs w:val="22"/>
+        </w:rPr>
+        <w:t>the</w:t>
+      </w:r>
+      <w:proofErr w:type="spellEnd"/>
+      <w:r>
+        <w:rPr>
+          <w:sz w:val="22"/>
+          <w:szCs w:val="22"/>
+        </w:rPr>
+        <w:t xml:space="preserve"> </w:t>
+      </w:r>
+      <w:proofErr w:type="spellStart"/>
+      <w:r>
+        <w:rPr>
+          <w:sz w:val="22"/>
+          <w:szCs w:val="22"/>
+        </w:rPr>
+        <w:t>functionality</w:t>
+      </w:r>
+      <w:proofErr w:type="spellEnd"/>
+      <w:r>
+        <w:rPr>
+          <w:sz w:val="22"/>
+          <w:szCs w:val="22"/>
+        </w:rPr>
+        <w:t xml:space="preserve">, performance, </w:t>
+      </w:r>
+      <w:proofErr w:type="spellStart"/>
+      <w:r>
+        <w:rPr>
+          <w:sz w:val="22"/>
+          <w:szCs w:val="22"/>
+        </w:rPr>
+        <w:t>security</w:t>
+      </w:r>
+      <w:proofErr w:type="spellEnd"/>
+      <w:r>
+        <w:rPr>
+          <w:sz w:val="22"/>
+          <w:szCs w:val="22"/>
+        </w:rPr>
+        <w:t xml:space="preserve">, and </w:t>
+      </w:r>
+      <w:proofErr w:type="spellStart"/>
+      <w:r>
+        <w:rPr>
+          <w:sz w:val="22"/>
+          <w:szCs w:val="22"/>
+        </w:rPr>
+        <w:t>usability</w:t>
+      </w:r>
+      <w:proofErr w:type="spellEnd"/>
+      <w:r>
+        <w:rPr>
+          <w:sz w:val="22"/>
+          <w:szCs w:val="22"/>
+        </w:rPr>
+        <w:t xml:space="preserve"> of software </w:t>
+      </w:r>
+      <w:proofErr w:type="spellStart"/>
+      <w:r>
+        <w:rPr>
+          <w:sz w:val="22"/>
+          <w:szCs w:val="22"/>
+        </w:rPr>
+        <w:t>systems</w:t>
+      </w:r>
+      <w:proofErr w:type="spellEnd"/>
+      <w:r>
+        <w:rPr>
+          <w:sz w:val="22"/>
+          <w:szCs w:val="22"/>
+        </w:rPr>
         <w:t xml:space="preserve">. </w:t>
       </w:r>
       <w:proofErr w:type="spellStart"/>
@@ -14690,23 +15059,55 @@
           <w:sz w:val="22"/>
           <w:szCs w:val="22"/>
         </w:rPr>
-        <w:t>It</w:t>
-      </w:r>
-      <w:proofErr w:type="spellEnd"/>
-      <w:r>
-        <w:rPr>
-          <w:sz w:val="22"/>
-          <w:szCs w:val="22"/>
-        </w:rPr>
-        <w:t xml:space="preserve"> </w:t>
-      </w:r>
-      <w:proofErr w:type="spellStart"/>
-      <w:r>
-        <w:rPr>
-          <w:sz w:val="22"/>
-          <w:szCs w:val="22"/>
-        </w:rPr>
-        <w:t>encompasses</w:t>
+        <w:t>While</w:t>
+      </w:r>
+      <w:proofErr w:type="spellEnd"/>
+      <w:r>
+        <w:rPr>
+          <w:sz w:val="22"/>
+          <w:szCs w:val="22"/>
+        </w:rPr>
+        <w:t xml:space="preserve"> it </w:t>
+      </w:r>
+      <w:proofErr w:type="spellStart"/>
+      <w:r>
+        <w:rPr>
+          <w:sz w:val="22"/>
+          <w:szCs w:val="22"/>
+        </w:rPr>
+        <w:t>may</w:t>
+      </w:r>
+      <w:proofErr w:type="spellEnd"/>
+      <w:r>
+        <w:rPr>
+          <w:sz w:val="22"/>
+          <w:szCs w:val="22"/>
+        </w:rPr>
+        <w:t xml:space="preserve"> </w:t>
+      </w:r>
+      <w:proofErr w:type="spellStart"/>
+      <w:r>
+        <w:rPr>
+          <w:sz w:val="22"/>
+          <w:szCs w:val="22"/>
+        </w:rPr>
+        <w:t>seem</w:t>
+      </w:r>
+      <w:proofErr w:type="spellEnd"/>
+      <w:r>
+        <w:rPr>
+          <w:sz w:val="22"/>
+          <w:szCs w:val="22"/>
+        </w:rPr>
+        <w:t xml:space="preserve"> </w:t>
+      </w:r>
+      <w:proofErr w:type="spellStart"/>
+      <w:r>
+        <w:rPr>
+          <w:sz w:val="22"/>
+          <w:szCs w:val="22"/>
+        </w:rPr>
+        <w:t>like</w:t>
       </w:r>
       <w:proofErr w:type="spellEnd"/>
       <w:r>
@@ -14722,23 +15123,264 @@
           <w:sz w:val="22"/>
           <w:szCs w:val="22"/>
         </w:rPr>
-        <w:t>wide</w:t>
-      </w:r>
-      <w:proofErr w:type="spellEnd"/>
-      <w:r>
-        <w:rPr>
-          <w:sz w:val="22"/>
-          <w:szCs w:val="22"/>
-        </w:rPr>
-        <w:t xml:space="preserve"> </w:t>
-      </w:r>
-      <w:proofErr w:type="spellStart"/>
-      <w:r>
-        <w:rPr>
-          <w:sz w:val="22"/>
-          <w:szCs w:val="22"/>
-        </w:rPr>
-        <w:t>range</w:t>
+        <w:t>secondary</w:t>
+      </w:r>
+      <w:proofErr w:type="spellEnd"/>
+      <w:r>
+        <w:rPr>
+          <w:sz w:val="22"/>
+          <w:szCs w:val="22"/>
+        </w:rPr>
+        <w:t xml:space="preserve"> </w:t>
+      </w:r>
+      <w:proofErr w:type="spellStart"/>
+      <w:r>
+        <w:rPr>
+          <w:sz w:val="22"/>
+          <w:szCs w:val="22"/>
+        </w:rPr>
+        <w:lastRenderedPageBreak/>
+        <w:t>task</w:t>
+      </w:r>
+      <w:proofErr w:type="spellEnd"/>
+      <w:r>
+        <w:rPr>
+          <w:sz w:val="22"/>
+          <w:szCs w:val="22"/>
+        </w:rPr>
+        <w:t xml:space="preserve"> </w:t>
+      </w:r>
+      <w:proofErr w:type="spellStart"/>
+      <w:r>
+        <w:rPr>
+          <w:sz w:val="22"/>
+          <w:szCs w:val="22"/>
+        </w:rPr>
+        <w:t>to</w:t>
+      </w:r>
+      <w:proofErr w:type="spellEnd"/>
+      <w:r>
+        <w:rPr>
+          <w:sz w:val="22"/>
+          <w:szCs w:val="22"/>
+        </w:rPr>
+        <w:t xml:space="preserve"> </w:t>
+      </w:r>
+      <w:proofErr w:type="spellStart"/>
+      <w:r>
+        <w:rPr>
+          <w:sz w:val="22"/>
+          <w:szCs w:val="22"/>
+        </w:rPr>
+        <w:t>writing</w:t>
+      </w:r>
+      <w:proofErr w:type="spellEnd"/>
+      <w:r>
+        <w:rPr>
+          <w:sz w:val="22"/>
+          <w:szCs w:val="22"/>
+        </w:rPr>
+        <w:t xml:space="preserve"> </w:t>
+      </w:r>
+      <w:proofErr w:type="spellStart"/>
+      <w:r>
+        <w:rPr>
+          <w:sz w:val="22"/>
+          <w:szCs w:val="22"/>
+        </w:rPr>
+        <w:t>code</w:t>
+      </w:r>
+      <w:proofErr w:type="spellEnd"/>
+      <w:r>
+        <w:rPr>
+          <w:sz w:val="22"/>
+          <w:szCs w:val="22"/>
+        </w:rPr>
+        <w:t xml:space="preserve">, testing is in </w:t>
+      </w:r>
+      <w:proofErr w:type="spellStart"/>
+      <w:r>
+        <w:rPr>
+          <w:sz w:val="22"/>
+          <w:szCs w:val="22"/>
+        </w:rPr>
+        <w:t>fact</w:t>
+      </w:r>
+      <w:proofErr w:type="spellEnd"/>
+      <w:r>
+        <w:rPr>
+          <w:sz w:val="22"/>
+          <w:szCs w:val="22"/>
+        </w:rPr>
+        <w:t xml:space="preserve"> a </w:t>
+      </w:r>
+      <w:proofErr w:type="spellStart"/>
+      <w:r>
+        <w:rPr>
+          <w:sz w:val="22"/>
+          <w:szCs w:val="22"/>
+        </w:rPr>
+        <w:t>primary</w:t>
+      </w:r>
+      <w:proofErr w:type="spellEnd"/>
+      <w:r>
+        <w:rPr>
+          <w:sz w:val="22"/>
+          <w:szCs w:val="22"/>
+        </w:rPr>
+        <w:t xml:space="preserve"> driver of software </w:t>
+      </w:r>
+      <w:proofErr w:type="spellStart"/>
+      <w:r>
+        <w:rPr>
+          <w:sz w:val="22"/>
+          <w:szCs w:val="22"/>
+        </w:rPr>
+        <w:t>quality</w:t>
+      </w:r>
+      <w:proofErr w:type="spellEnd"/>
+      <w:r>
+        <w:rPr>
+          <w:sz w:val="22"/>
+          <w:szCs w:val="22"/>
+        </w:rPr>
+        <w:t xml:space="preserve">. </w:t>
+      </w:r>
+      <w:proofErr w:type="spellStart"/>
+      <w:r>
+        <w:rPr>
+          <w:sz w:val="22"/>
+          <w:szCs w:val="22"/>
+        </w:rPr>
+        <w:t>As</w:t>
+      </w:r>
+      <w:proofErr w:type="spellEnd"/>
+      <w:r>
+        <w:rPr>
+          <w:sz w:val="22"/>
+          <w:szCs w:val="22"/>
+        </w:rPr>
+        <w:t xml:space="preserve"> </w:t>
+      </w:r>
+      <w:proofErr w:type="spellStart"/>
+      <w:r>
+        <w:rPr>
+          <w:sz w:val="22"/>
+          <w:szCs w:val="22"/>
+        </w:rPr>
+        <w:t>systems</w:t>
+      </w:r>
+      <w:proofErr w:type="spellEnd"/>
+      <w:r>
+        <w:rPr>
+          <w:sz w:val="22"/>
+          <w:szCs w:val="22"/>
+        </w:rPr>
+        <w:t xml:space="preserve"> </w:t>
+      </w:r>
+      <w:proofErr w:type="spellStart"/>
+      <w:r>
+        <w:rPr>
+          <w:sz w:val="22"/>
+          <w:szCs w:val="22"/>
+        </w:rPr>
+        <w:t>grow</w:t>
+      </w:r>
+      <w:proofErr w:type="spellEnd"/>
+      <w:r>
+        <w:rPr>
+          <w:sz w:val="22"/>
+          <w:szCs w:val="22"/>
+        </w:rPr>
+        <w:t xml:space="preserve"> more </w:t>
+      </w:r>
+      <w:proofErr w:type="spellStart"/>
+      <w:r>
+        <w:rPr>
+          <w:sz w:val="22"/>
+          <w:szCs w:val="22"/>
+        </w:rPr>
+        <w:t>complex</w:t>
+      </w:r>
+      <w:proofErr w:type="spellEnd"/>
+      <w:r>
+        <w:rPr>
+          <w:sz w:val="22"/>
+          <w:szCs w:val="22"/>
+        </w:rPr>
+        <w:t xml:space="preserve"> and </w:t>
+      </w:r>
+      <w:proofErr w:type="spellStart"/>
+      <w:r>
+        <w:rPr>
+          <w:sz w:val="22"/>
+          <w:szCs w:val="22"/>
+        </w:rPr>
+        <w:t>user</w:t>
+      </w:r>
+      <w:proofErr w:type="spellEnd"/>
+      <w:r>
+        <w:rPr>
+          <w:sz w:val="22"/>
+          <w:szCs w:val="22"/>
+        </w:rPr>
+        <w:t xml:space="preserve"> </w:t>
+      </w:r>
+      <w:proofErr w:type="spellStart"/>
+      <w:r>
+        <w:rPr>
+          <w:sz w:val="22"/>
+          <w:szCs w:val="22"/>
+        </w:rPr>
+        <w:t>expectations</w:t>
+      </w:r>
+      <w:proofErr w:type="spellEnd"/>
+      <w:r>
+        <w:rPr>
+          <w:sz w:val="22"/>
+          <w:szCs w:val="22"/>
+        </w:rPr>
+        <w:t xml:space="preserve"> </w:t>
+      </w:r>
+      <w:proofErr w:type="spellStart"/>
+      <w:r>
+        <w:rPr>
+          <w:sz w:val="22"/>
+          <w:szCs w:val="22"/>
+        </w:rPr>
+        <w:t>rise</w:t>
+      </w:r>
+      <w:proofErr w:type="spellEnd"/>
+      <w:r>
+        <w:rPr>
+          <w:sz w:val="22"/>
+          <w:szCs w:val="22"/>
+        </w:rPr>
+        <w:t xml:space="preserve">, </w:t>
+      </w:r>
+      <w:proofErr w:type="spellStart"/>
+      <w:r>
+        <w:rPr>
+          <w:sz w:val="22"/>
+          <w:szCs w:val="22"/>
+        </w:rPr>
+        <w:t>the</w:t>
+      </w:r>
+      <w:proofErr w:type="spellEnd"/>
+      <w:r>
+        <w:rPr>
+          <w:sz w:val="22"/>
+          <w:szCs w:val="22"/>
+        </w:rPr>
+        <w:t xml:space="preserve"> </w:t>
+      </w:r>
+      <w:proofErr w:type="spellStart"/>
+      <w:r>
+        <w:rPr>
+          <w:sz w:val="22"/>
+          <w:szCs w:val="22"/>
+        </w:rPr>
+        <w:t>role</w:t>
       </w:r>
       <w:proofErr w:type="spellEnd"/>
       <w:r>
@@ -14754,7 +15396,7 @@
           <w:sz w:val="22"/>
           <w:szCs w:val="22"/>
         </w:rPr>
-        <w:t>techniques</w:t>
+        <w:t>thorough</w:t>
       </w:r>
       <w:proofErr w:type="spellEnd"/>
       <w:r>
@@ -14770,7 +15412,7 @@
           <w:sz w:val="22"/>
           <w:szCs w:val="22"/>
         </w:rPr>
-        <w:t>levels</w:t>
+        <w:t>thoughtful</w:t>
       </w:r>
       <w:proofErr w:type="spellEnd"/>
       <w:r>
@@ -14783,524 +15425,21 @@
       <w:proofErr w:type="spellStart"/>
       <w:r>
         <w:rPr>
-          <w:sz w:val="22"/>
-          <w:szCs w:val="22"/>
-        </w:rPr>
-        <w:t>strategies</w:t>
-      </w:r>
-      <w:proofErr w:type="spellEnd"/>
-      <w:r>
-        <w:rPr>
-          <w:sz w:val="22"/>
-          <w:szCs w:val="22"/>
-        </w:rPr>
-        <w:t xml:space="preserve"> </w:t>
-      </w:r>
-      <w:proofErr w:type="spellStart"/>
-      <w:r>
-        <w:rPr>
-          <w:sz w:val="22"/>
-          <w:szCs w:val="22"/>
-        </w:rPr>
-        <w:t>that</w:t>
-      </w:r>
-      <w:proofErr w:type="spellEnd"/>
-      <w:r>
-        <w:rPr>
-          <w:sz w:val="22"/>
-          <w:szCs w:val="22"/>
-        </w:rPr>
-        <w:t xml:space="preserve"> </w:t>
-      </w:r>
-      <w:proofErr w:type="spellStart"/>
-      <w:r>
-        <w:rPr>
-          <w:sz w:val="22"/>
-          <w:szCs w:val="22"/>
-        </w:rPr>
-        <w:t>together</w:t>
-      </w:r>
-      <w:proofErr w:type="spellEnd"/>
-      <w:r>
-        <w:rPr>
-          <w:sz w:val="22"/>
-          <w:szCs w:val="22"/>
-        </w:rPr>
-        <w:t xml:space="preserve"> </w:t>
-      </w:r>
-      <w:proofErr w:type="spellStart"/>
-      <w:r>
-        <w:rPr>
-          <w:sz w:val="22"/>
-          <w:szCs w:val="22"/>
-        </w:rPr>
-        <w:t>ensure</w:t>
-      </w:r>
-      <w:proofErr w:type="spellEnd"/>
-      <w:r>
-        <w:rPr>
-          <w:sz w:val="22"/>
-          <w:szCs w:val="22"/>
-        </w:rPr>
-        <w:t xml:space="preserve"> </w:t>
-      </w:r>
-      <w:proofErr w:type="spellStart"/>
-      <w:r>
-        <w:rPr>
-          <w:sz w:val="22"/>
-          <w:szCs w:val="22"/>
-        </w:rPr>
-        <w:t>the</w:t>
-      </w:r>
-      <w:proofErr w:type="spellEnd"/>
-      <w:r>
-        <w:rPr>
-          <w:sz w:val="22"/>
-          <w:szCs w:val="22"/>
-        </w:rPr>
-        <w:t xml:space="preserve"> </w:t>
-      </w:r>
-      <w:proofErr w:type="spellStart"/>
-      <w:r>
-        <w:rPr>
-          <w:sz w:val="22"/>
-          <w:szCs w:val="22"/>
-        </w:rPr>
-        <w:t>functionality</w:t>
-      </w:r>
-      <w:proofErr w:type="spellEnd"/>
-      <w:r>
-        <w:rPr>
-          <w:sz w:val="22"/>
-          <w:szCs w:val="22"/>
-        </w:rPr>
-        <w:t xml:space="preserve">, performance, </w:t>
-      </w:r>
-      <w:proofErr w:type="spellStart"/>
-      <w:r>
-        <w:rPr>
-          <w:sz w:val="22"/>
-          <w:szCs w:val="22"/>
-        </w:rPr>
-        <w:t>security</w:t>
-      </w:r>
-      <w:proofErr w:type="spellEnd"/>
-      <w:r>
-        <w:rPr>
-          <w:sz w:val="22"/>
-          <w:szCs w:val="22"/>
-        </w:rPr>
-        <w:t xml:space="preserve">, and </w:t>
-      </w:r>
-      <w:proofErr w:type="spellStart"/>
-      <w:r>
-        <w:rPr>
-          <w:sz w:val="22"/>
-          <w:szCs w:val="22"/>
-        </w:rPr>
-        <w:t>usability</w:t>
-      </w:r>
-      <w:proofErr w:type="spellEnd"/>
-      <w:r>
-        <w:rPr>
-          <w:sz w:val="22"/>
-          <w:szCs w:val="22"/>
-        </w:rPr>
-        <w:t xml:space="preserve"> of software </w:t>
-      </w:r>
-      <w:proofErr w:type="spellStart"/>
-      <w:r>
-        <w:rPr>
-          <w:sz w:val="22"/>
-          <w:szCs w:val="22"/>
-        </w:rPr>
-        <w:t>systems</w:t>
-      </w:r>
-      <w:proofErr w:type="spellEnd"/>
-      <w:r>
-        <w:rPr>
-          <w:sz w:val="22"/>
-          <w:szCs w:val="22"/>
-        </w:rPr>
-        <w:t xml:space="preserve">. </w:t>
-      </w:r>
-      <w:proofErr w:type="spellStart"/>
-      <w:r>
-        <w:rPr>
-          <w:sz w:val="22"/>
-          <w:szCs w:val="22"/>
-        </w:rPr>
-        <w:t>While</w:t>
-      </w:r>
-      <w:proofErr w:type="spellEnd"/>
-      <w:r>
-        <w:rPr>
-          <w:sz w:val="22"/>
-          <w:szCs w:val="22"/>
-        </w:rPr>
-        <w:t xml:space="preserve"> </w:t>
-      </w:r>
-      <w:proofErr w:type="spellStart"/>
-      <w:r>
-        <w:rPr>
-          <w:sz w:val="22"/>
-          <w:szCs w:val="22"/>
-        </w:rPr>
-        <w:t>it</w:t>
-      </w:r>
-      <w:proofErr w:type="spellEnd"/>
-      <w:r>
-        <w:rPr>
-          <w:sz w:val="22"/>
-          <w:szCs w:val="22"/>
-        </w:rPr>
-        <w:t xml:space="preserve"> </w:t>
-      </w:r>
-      <w:proofErr w:type="spellStart"/>
-      <w:r>
-        <w:rPr>
-          <w:sz w:val="22"/>
-          <w:szCs w:val="22"/>
-        </w:rPr>
-        <w:t>may</w:t>
-      </w:r>
-      <w:proofErr w:type="spellEnd"/>
-      <w:r>
-        <w:rPr>
-          <w:sz w:val="22"/>
-          <w:szCs w:val="22"/>
-        </w:rPr>
-        <w:t xml:space="preserve"> </w:t>
-      </w:r>
-      <w:proofErr w:type="spellStart"/>
-      <w:r>
-        <w:rPr>
-          <w:sz w:val="22"/>
-          <w:szCs w:val="22"/>
-        </w:rPr>
-        <w:t>seem</w:t>
-      </w:r>
-      <w:proofErr w:type="spellEnd"/>
-      <w:r>
-        <w:rPr>
-          <w:sz w:val="22"/>
-          <w:szCs w:val="22"/>
-        </w:rPr>
-        <w:t xml:space="preserve"> like a </w:t>
-      </w:r>
-      <w:proofErr w:type="spellStart"/>
-      <w:r>
-        <w:rPr>
-          <w:sz w:val="22"/>
-          <w:szCs w:val="22"/>
-        </w:rPr>
-        <w:t>secondary</w:t>
-      </w:r>
-      <w:proofErr w:type="spellEnd"/>
-      <w:r>
-        <w:rPr>
-          <w:sz w:val="22"/>
-          <w:szCs w:val="22"/>
-        </w:rPr>
-        <w:t xml:space="preserve"> </w:t>
-      </w:r>
-      <w:proofErr w:type="spellStart"/>
-      <w:r>
-        <w:rPr>
-          <w:sz w:val="22"/>
-          <w:szCs w:val="22"/>
-        </w:rPr>
-        <w:t>task</w:t>
-      </w:r>
-      <w:proofErr w:type="spellEnd"/>
-      <w:r>
-        <w:rPr>
-          <w:sz w:val="22"/>
-          <w:szCs w:val="22"/>
-        </w:rPr>
-        <w:t xml:space="preserve"> </w:t>
-      </w:r>
-      <w:proofErr w:type="spellStart"/>
-      <w:r>
-        <w:rPr>
-          <w:sz w:val="22"/>
-          <w:szCs w:val="22"/>
-        </w:rPr>
-        <w:t>to</w:t>
-      </w:r>
-      <w:proofErr w:type="spellEnd"/>
-      <w:r>
-        <w:rPr>
-          <w:sz w:val="22"/>
-          <w:szCs w:val="22"/>
-        </w:rPr>
-        <w:t xml:space="preserve"> </w:t>
-      </w:r>
-      <w:proofErr w:type="spellStart"/>
-      <w:r>
-        <w:rPr>
-          <w:sz w:val="22"/>
-          <w:szCs w:val="22"/>
-        </w:rPr>
-        <w:t>writing</w:t>
-      </w:r>
-      <w:proofErr w:type="spellEnd"/>
-      <w:r>
-        <w:rPr>
-          <w:sz w:val="22"/>
-          <w:szCs w:val="22"/>
-        </w:rPr>
-        <w:t xml:space="preserve"> </w:t>
-      </w:r>
-      <w:proofErr w:type="spellStart"/>
-      <w:r>
-        <w:rPr>
-          <w:sz w:val="22"/>
-          <w:szCs w:val="22"/>
-        </w:rPr>
-        <w:t>code</w:t>
-      </w:r>
-      <w:proofErr w:type="spellEnd"/>
-      <w:r>
-        <w:rPr>
-          <w:sz w:val="22"/>
-          <w:szCs w:val="22"/>
-        </w:rPr>
-        <w:t xml:space="preserve">, testing is in </w:t>
-      </w:r>
-      <w:proofErr w:type="spellStart"/>
-      <w:r>
-        <w:rPr>
-          <w:sz w:val="22"/>
-          <w:szCs w:val="22"/>
-        </w:rPr>
-        <w:t>fact</w:t>
-      </w:r>
-      <w:proofErr w:type="spellEnd"/>
-      <w:r>
-        <w:rPr>
-          <w:sz w:val="22"/>
-          <w:szCs w:val="22"/>
-        </w:rPr>
-        <w:t xml:space="preserve"> a </w:t>
-      </w:r>
-      <w:proofErr w:type="spellStart"/>
-      <w:r>
-        <w:rPr>
-          <w:sz w:val="22"/>
-          <w:szCs w:val="22"/>
-        </w:rPr>
-        <w:t>primary</w:t>
-      </w:r>
-      <w:proofErr w:type="spellEnd"/>
-      <w:r>
-        <w:rPr>
-          <w:sz w:val="22"/>
-          <w:szCs w:val="22"/>
-        </w:rPr>
-        <w:t xml:space="preserve"> driver of software </w:t>
-      </w:r>
-      <w:proofErr w:type="spellStart"/>
-      <w:r>
-        <w:rPr>
-          <w:sz w:val="22"/>
-          <w:szCs w:val="22"/>
-        </w:rPr>
-        <w:t>quality</w:t>
-      </w:r>
-      <w:proofErr w:type="spellEnd"/>
-      <w:r>
-        <w:rPr>
-          <w:sz w:val="22"/>
-          <w:szCs w:val="22"/>
-        </w:rPr>
-        <w:t xml:space="preserve">. </w:t>
-      </w:r>
-      <w:proofErr w:type="spellStart"/>
-      <w:r>
-        <w:rPr>
-          <w:sz w:val="22"/>
-          <w:szCs w:val="22"/>
-        </w:rPr>
-        <w:t>As</w:t>
-      </w:r>
-      <w:proofErr w:type="spellEnd"/>
-      <w:r>
-        <w:rPr>
-          <w:sz w:val="22"/>
-          <w:szCs w:val="22"/>
-        </w:rPr>
-        <w:t xml:space="preserve"> </w:t>
-      </w:r>
-      <w:proofErr w:type="spellStart"/>
-      <w:r>
-        <w:rPr>
-          <w:sz w:val="22"/>
-          <w:szCs w:val="22"/>
-        </w:rPr>
-        <w:t>systems</w:t>
-      </w:r>
-      <w:proofErr w:type="spellEnd"/>
-      <w:r>
-        <w:rPr>
-          <w:sz w:val="22"/>
-          <w:szCs w:val="22"/>
-        </w:rPr>
-        <w:t xml:space="preserve"> </w:t>
-      </w:r>
-      <w:proofErr w:type="spellStart"/>
-      <w:r>
-        <w:rPr>
-          <w:sz w:val="22"/>
-          <w:szCs w:val="22"/>
-        </w:rPr>
-        <w:t>grow</w:t>
-      </w:r>
-      <w:proofErr w:type="spellEnd"/>
-      <w:r>
-        <w:rPr>
-          <w:sz w:val="22"/>
-          <w:szCs w:val="22"/>
-        </w:rPr>
-        <w:t xml:space="preserve"> more </w:t>
-      </w:r>
-      <w:proofErr w:type="spellStart"/>
-      <w:r>
-        <w:rPr>
-          <w:sz w:val="22"/>
-          <w:szCs w:val="22"/>
-        </w:rPr>
-        <w:t>complex</w:t>
-      </w:r>
-      <w:proofErr w:type="spellEnd"/>
-      <w:r>
-        <w:rPr>
-          <w:sz w:val="22"/>
-          <w:szCs w:val="22"/>
-        </w:rPr>
-        <w:t xml:space="preserve"> and </w:t>
-      </w:r>
-      <w:proofErr w:type="spellStart"/>
-      <w:r>
-        <w:rPr>
-          <w:sz w:val="22"/>
-          <w:szCs w:val="22"/>
-        </w:rPr>
-        <w:t>user</w:t>
-      </w:r>
-      <w:proofErr w:type="spellEnd"/>
-      <w:r>
-        <w:rPr>
-          <w:sz w:val="22"/>
-          <w:szCs w:val="22"/>
-        </w:rPr>
-        <w:t xml:space="preserve"> </w:t>
-      </w:r>
-      <w:proofErr w:type="spellStart"/>
-      <w:r>
-        <w:rPr>
-          <w:sz w:val="22"/>
-          <w:szCs w:val="22"/>
-        </w:rPr>
-        <w:t>expectations</w:t>
-      </w:r>
-      <w:proofErr w:type="spellEnd"/>
-      <w:r>
-        <w:rPr>
-          <w:sz w:val="22"/>
-          <w:szCs w:val="22"/>
-        </w:rPr>
-        <w:t xml:space="preserve"> </w:t>
-      </w:r>
-      <w:proofErr w:type="spellStart"/>
-      <w:r>
-        <w:rPr>
-          <w:sz w:val="22"/>
-          <w:szCs w:val="22"/>
-        </w:rPr>
-        <w:t>rise</w:t>
-      </w:r>
-      <w:proofErr w:type="spellEnd"/>
-      <w:r>
-        <w:rPr>
-          <w:sz w:val="22"/>
-          <w:szCs w:val="22"/>
-        </w:rPr>
-        <w:t xml:space="preserve">, </w:t>
-      </w:r>
-      <w:proofErr w:type="spellStart"/>
-      <w:r>
-        <w:rPr>
-          <w:sz w:val="22"/>
-          <w:szCs w:val="22"/>
-        </w:rPr>
-        <w:t>the</w:t>
-      </w:r>
-      <w:proofErr w:type="spellEnd"/>
-      <w:r>
-        <w:rPr>
-          <w:sz w:val="22"/>
-          <w:szCs w:val="22"/>
-        </w:rPr>
-        <w:t xml:space="preserve"> </w:t>
-      </w:r>
-      <w:proofErr w:type="spellStart"/>
-      <w:r>
-        <w:rPr>
-          <w:sz w:val="22"/>
-          <w:szCs w:val="22"/>
-        </w:rPr>
-        <w:t>role</w:t>
-      </w:r>
-      <w:proofErr w:type="spellEnd"/>
-      <w:r>
-        <w:rPr>
-          <w:sz w:val="22"/>
-          <w:szCs w:val="22"/>
-        </w:rPr>
-        <w:t xml:space="preserve"> of </w:t>
-      </w:r>
-      <w:proofErr w:type="spellStart"/>
-      <w:r>
-        <w:rPr>
-          <w:sz w:val="22"/>
-          <w:szCs w:val="22"/>
-        </w:rPr>
-        <w:t>thorough</w:t>
-      </w:r>
-      <w:proofErr w:type="spellEnd"/>
-      <w:r>
-        <w:rPr>
-          <w:sz w:val="22"/>
-          <w:szCs w:val="22"/>
-        </w:rPr>
-        <w:t xml:space="preserve">, </w:t>
-      </w:r>
-      <w:proofErr w:type="spellStart"/>
-      <w:r>
-        <w:rPr>
-          <w:sz w:val="22"/>
-          <w:szCs w:val="22"/>
-        </w:rPr>
-        <w:t>thoughtful</w:t>
-      </w:r>
-      <w:proofErr w:type="spellEnd"/>
-      <w:r>
-        <w:rPr>
-          <w:sz w:val="22"/>
-          <w:szCs w:val="22"/>
-        </w:rPr>
-        <w:t xml:space="preserve">, and </w:t>
-      </w:r>
-      <w:proofErr w:type="spellStart"/>
-      <w:r>
-        <w:rPr>
+          <w:b/>
           <w:sz w:val="22"/>
           <w:szCs w:val="22"/>
         </w:rPr>
         <w:t>well-executed</w:t>
       </w:r>
       <w:proofErr w:type="spellEnd"/>
+      <w:r>
+        <w:rPr>
+          <w:b/>
+          <w:sz w:val="22"/>
+          <w:szCs w:val="22"/>
+        </w:rPr>
+        <w:t xml:space="preserve"> (jól elvégzett)</w:t>
+      </w:r>
       <w:r>
         <w:rPr>
           <w:sz w:val="22"/>
@@ -15561,7 +15700,7 @@
 </file>
 
 <file path=word/endnotes.xml><?xml version="1.0" encoding="utf-8"?>
-<w:endnotes xmlns:wpc="http://schemas.microsoft.com/office/word/2010/wordprocessingCanvas" xmlns:cx="http://schemas.microsoft.com/office/drawing/2014/chartex" xmlns:cx1="http://schemas.microsoft.com/office/drawing/2015/9/8/chartex" xmlns:cx2="http://schemas.microsoft.com/office/drawing/2015/10/21/chartex" xmlns:cx3="http://schemas.microsoft.com/office/drawing/2016/5/9/chartex" xmlns:cx4="http://schemas.microsoft.com/office/drawing/2016/5/10/chartex" xmlns:cx5="http://schemas.microsoft.com/office/drawing/2016/5/11/chartex" xmlns:cx6="http://schemas.microsoft.com/office/drawing/2016/5/12/chartex" xmlns:cx7="http://schemas.microsoft.com/office/drawing/2016/5/13/chartex" xmlns:cx8="http://schemas.microsoft.com/office/drawing/2016/5/14/chartex" xmlns:mc="http://schemas.openxmlformats.org/markup-compatibility/2006" xmlns:aink="http://schemas.microsoft.com/office/drawing/2016/ink" xmlns:am3d="http://schemas.microsoft.com/office/drawing/2017/model3d" xmlns:o="urn:schemas-microsoft-com:office:office" xmlns:r="http://schemas.openxmlformats.org/officeDocument/2006/relationships" xmlns:m="http://schemas.openxmlformats.org/officeDocument/2006/math" xmlns:v="urn:schemas-microsoft-com:vml" xmlns:wp14="http://schemas.microsoft.com/office/word/2010/wordprocessingDrawing" xmlns:wp="http://schemas.openxmlformats.org/drawingml/2006/wordprocessingDrawing" xmlns:w10="urn:schemas-microsoft-com:office:word" xmlns:w="http://schemas.openxmlformats.org/wordprocessingml/2006/main" xmlns:w14="http://schemas.microsoft.com/office/word/2010/wordml" xmlns:w15="http://schemas.microsoft.com/office/word/2012/wordml" xmlns:w16cex="http://schemas.microsoft.com/office/word/2018/wordml/cex" xmlns:w16cid="http://schemas.microsoft.com/office/word/2016/wordml/cid" xmlns:w16="http://schemas.microsoft.com/office/word/2018/wordml" xmlns:w16sdtdh="http://schemas.microsoft.com/office/word/2020/wordml/sdtdatahash" xmlns:w16se="http://schemas.microsoft.com/office/word/2015/wordml/symex" xmlns:wpg="http://schemas.microsoft.com/office/word/2010/wordprocessingGroup" xmlns:wpi="http://schemas.microsoft.com/office/word/2010/wordprocessingInk" xmlns:wne="http://schemas.microsoft.com/office/word/2006/wordml" xmlns:wps="http://schemas.microsoft.com/office/word/2010/wordprocessingShape" mc:Ignorable="w14 w15 w16se w16cid w16 w16cex w16sdtdh wp14">
+<w:endnotes xmlns:wpc="http://schemas.microsoft.com/office/word/2010/wordprocessingCanvas" xmlns:cx="http://schemas.microsoft.com/office/drawing/2014/chartex" xmlns:mc="http://schemas.openxmlformats.org/markup-compatibility/2006" xmlns:o="urn:schemas-microsoft-com:office:office" xmlns:r="http://schemas.openxmlformats.org/officeDocument/2006/relationships" xmlns:m="http://schemas.openxmlformats.org/officeDocument/2006/math" xmlns:v="urn:schemas-microsoft-com:vml" xmlns:wp14="http://schemas.microsoft.com/office/word/2010/wordprocessingDrawing" xmlns:wp="http://schemas.openxmlformats.org/drawingml/2006/wordprocessingDrawing" xmlns:w10="urn:schemas-microsoft-com:office:word" xmlns:w="http://schemas.openxmlformats.org/wordprocessingml/2006/main" xmlns:w14="http://schemas.microsoft.com/office/word/2010/wordml" xmlns:w15="http://schemas.microsoft.com/office/word/2012/wordml" xmlns:w16se="http://schemas.microsoft.com/office/word/2015/wordml/symex" xmlns:wpg="http://schemas.microsoft.com/office/word/2010/wordprocessingGroup" xmlns:wpi="http://schemas.microsoft.com/office/word/2010/wordprocessingInk" xmlns:wne="http://schemas.microsoft.com/office/word/2006/wordml" xmlns:wps="http://schemas.microsoft.com/office/word/2010/wordprocessingShape" mc:Ignorable="w14 w15 w16se wp14">
   <w:endnote w:type="separator" w:id="-1">
     <w:p>
       <w:pPr>
@@ -15586,7 +15725,7 @@
 </file>
 
 <file path=word/footer1.xml><?xml version="1.0" encoding="utf-8"?>
-<w:ftr xmlns:wpc="http://schemas.microsoft.com/office/word/2010/wordprocessingCanvas" xmlns:cx="http://schemas.microsoft.com/office/drawing/2014/chartex" xmlns:cx1="http://schemas.microsoft.com/office/drawing/2015/9/8/chartex" xmlns:cx2="http://schemas.microsoft.com/office/drawing/2015/10/21/chartex" xmlns:cx3="http://schemas.microsoft.com/office/drawing/2016/5/9/chartex" xmlns:cx4="http://schemas.microsoft.com/office/drawing/2016/5/10/chartex" xmlns:cx5="http://schemas.microsoft.com/office/drawing/2016/5/11/chartex" xmlns:cx6="http://schemas.microsoft.com/office/drawing/2016/5/12/chartex" xmlns:cx7="http://schemas.microsoft.com/office/drawing/2016/5/13/chartex" xmlns:cx8="http://schemas.microsoft.com/office/drawing/2016/5/14/chartex" xmlns:mc="http://schemas.openxmlformats.org/markup-compatibility/2006" xmlns:aink="http://schemas.microsoft.com/office/drawing/2016/ink" xmlns:am3d="http://schemas.microsoft.com/office/drawing/2017/model3d" xmlns:o="urn:schemas-microsoft-com:office:office" xmlns:r="http://schemas.openxmlformats.org/officeDocument/2006/relationships" xmlns:m="http://schemas.openxmlformats.org/officeDocument/2006/math" xmlns:v="urn:schemas-microsoft-com:vml" xmlns:wp14="http://schemas.microsoft.com/office/word/2010/wordprocessingDrawing" xmlns:wp="http://schemas.openxmlformats.org/drawingml/2006/wordprocessingDrawing" xmlns:w10="urn:schemas-microsoft-com:office:word" xmlns:w="http://schemas.openxmlformats.org/wordprocessingml/2006/main" xmlns:w14="http://schemas.microsoft.com/office/word/2010/wordml" xmlns:w15="http://schemas.microsoft.com/office/word/2012/wordml" xmlns:w16cex="http://schemas.microsoft.com/office/word/2018/wordml/cex" xmlns:w16cid="http://schemas.microsoft.com/office/word/2016/wordml/cid" xmlns:w16="http://schemas.microsoft.com/office/word/2018/wordml" xmlns:w16sdtdh="http://schemas.microsoft.com/office/word/2020/wordml/sdtdatahash" xmlns:w16se="http://schemas.microsoft.com/office/word/2015/wordml/symex" xmlns:wpg="http://schemas.microsoft.com/office/word/2010/wordprocessingGroup" xmlns:wpi="http://schemas.microsoft.com/office/word/2010/wordprocessingInk" xmlns:wne="http://schemas.microsoft.com/office/word/2006/wordml" xmlns:wps="http://schemas.microsoft.com/office/word/2010/wordprocessingShape" mc:Ignorable="w14 w15 w16se w16cid w16 w16cex w16sdtdh wp14">
+<w:ftr xmlns:wpc="http://schemas.microsoft.com/office/word/2010/wordprocessingCanvas" xmlns:cx="http://schemas.microsoft.com/office/drawing/2014/chartex" xmlns:mc="http://schemas.openxmlformats.org/markup-compatibility/2006" xmlns:o="urn:schemas-microsoft-com:office:office" xmlns:r="http://schemas.openxmlformats.org/officeDocument/2006/relationships" xmlns:m="http://schemas.openxmlformats.org/officeDocument/2006/math" xmlns:v="urn:schemas-microsoft-com:vml" xmlns:wp14="http://schemas.microsoft.com/office/word/2010/wordprocessingDrawing" xmlns:wp="http://schemas.openxmlformats.org/drawingml/2006/wordprocessingDrawing" xmlns:w10="urn:schemas-microsoft-com:office:word" xmlns:w="http://schemas.openxmlformats.org/wordprocessingml/2006/main" xmlns:w14="http://schemas.microsoft.com/office/word/2010/wordml" xmlns:w15="http://schemas.microsoft.com/office/word/2012/wordml" xmlns:w16se="http://schemas.microsoft.com/office/word/2015/wordml/symex" xmlns:wpg="http://schemas.microsoft.com/office/word/2010/wordprocessingGroup" xmlns:wpi="http://schemas.microsoft.com/office/word/2010/wordprocessingInk" xmlns:wne="http://schemas.microsoft.com/office/word/2006/wordml" xmlns:wps="http://schemas.microsoft.com/office/word/2010/wordprocessingShape" mc:Ignorable="w14 w15 w16se wp14">
   <w:sdt>
     <w:sdtPr>
       <w:id w:val="1688249817"/>
@@ -15595,6 +15734,7 @@
         <w:docPartUnique/>
       </w:docPartObj>
     </w:sdtPr>
+    <w:sdtEndPr/>
     <w:sdtContent>
       <w:p>
         <w:pPr>
@@ -15611,7 +15751,10 @@
           <w:fldChar w:fldCharType="separate"/>
         </w:r>
         <w:r>
-          <w:t>2</w:t>
+          <w:rPr>
+            <w:noProof/>
+          </w:rPr>
+          <w:t>1</w:t>
         </w:r>
         <w:r>
           <w:fldChar w:fldCharType="end"/>
@@ -15628,7 +15771,7 @@
 </file>
 
 <file path=word/footnotes.xml><?xml version="1.0" encoding="utf-8"?>
-<w:footnotes xmlns:wpc="http://schemas.microsoft.com/office/word/2010/wordprocessingCanvas" xmlns:cx="http://schemas.microsoft.com/office/drawing/2014/chartex" xmlns:cx1="http://schemas.microsoft.com/office/drawing/2015/9/8/chartex" xmlns:cx2="http://schemas.microsoft.com/office/drawing/2015/10/21/chartex" xmlns:cx3="http://schemas.microsoft.com/office/drawing/2016/5/9/chartex" xmlns:cx4="http://schemas.microsoft.com/office/drawing/2016/5/10/chartex" xmlns:cx5="http://schemas.microsoft.com/office/drawing/2016/5/11/chartex" xmlns:cx6="http://schemas.microsoft.com/office/drawing/2016/5/12/chartex" xmlns:cx7="http://schemas.microsoft.com/office/drawing/2016/5/13/chartex" xmlns:cx8="http://schemas.microsoft.com/office/drawing/2016/5/14/chartex" xmlns:mc="http://schemas.openxmlformats.org/markup-compatibility/2006" xmlns:aink="http://schemas.microsoft.com/office/drawing/2016/ink" xmlns:am3d="http://schemas.microsoft.com/office/drawing/2017/model3d" xmlns:o="urn:schemas-microsoft-com:office:office" xmlns:r="http://schemas.openxmlformats.org/officeDocument/2006/relationships" xmlns:m="http://schemas.openxmlformats.org/officeDocument/2006/math" xmlns:v="urn:schemas-microsoft-com:vml" xmlns:wp14="http://schemas.microsoft.com/office/word/2010/wordprocessingDrawing" xmlns:wp="http://schemas.openxmlformats.org/drawingml/2006/wordprocessingDrawing" xmlns:w10="urn:schemas-microsoft-com:office:word" xmlns:w="http://schemas.openxmlformats.org/wordprocessingml/2006/main" xmlns:w14="http://schemas.microsoft.com/office/word/2010/wordml" xmlns:w15="http://schemas.microsoft.com/office/word/2012/wordml" xmlns:w16cex="http://schemas.microsoft.com/office/word/2018/wordml/cex" xmlns:w16cid="http://schemas.microsoft.com/office/word/2016/wordml/cid" xmlns:w16="http://schemas.microsoft.com/office/word/2018/wordml" xmlns:w16sdtdh="http://schemas.microsoft.com/office/word/2020/wordml/sdtdatahash" xmlns:w16se="http://schemas.microsoft.com/office/word/2015/wordml/symex" xmlns:wpg="http://schemas.microsoft.com/office/word/2010/wordprocessingGroup" xmlns:wpi="http://schemas.microsoft.com/office/word/2010/wordprocessingInk" xmlns:wne="http://schemas.microsoft.com/office/word/2006/wordml" xmlns:wps="http://schemas.microsoft.com/office/word/2010/wordprocessingShape" mc:Ignorable="w14 w15 w16se w16cid w16 w16cex w16sdtdh wp14">
+<w:footnotes xmlns:wpc="http://schemas.microsoft.com/office/word/2010/wordprocessingCanvas" xmlns:cx="http://schemas.microsoft.com/office/drawing/2014/chartex" xmlns:mc="http://schemas.openxmlformats.org/markup-compatibility/2006" xmlns:o="urn:schemas-microsoft-com:office:office" xmlns:r="http://schemas.openxmlformats.org/officeDocument/2006/relationships" xmlns:m="http://schemas.openxmlformats.org/officeDocument/2006/math" xmlns:v="urn:schemas-microsoft-com:vml" xmlns:wp14="http://schemas.microsoft.com/office/word/2010/wordprocessingDrawing" xmlns:wp="http://schemas.openxmlformats.org/drawingml/2006/wordprocessingDrawing" xmlns:w10="urn:schemas-microsoft-com:office:word" xmlns:w="http://schemas.openxmlformats.org/wordprocessingml/2006/main" xmlns:w14="http://schemas.microsoft.com/office/word/2010/wordml" xmlns:w15="http://schemas.microsoft.com/office/word/2012/wordml" xmlns:w16se="http://schemas.microsoft.com/office/word/2015/wordml/symex" xmlns:wpg="http://schemas.microsoft.com/office/word/2010/wordprocessingGroup" xmlns:wpi="http://schemas.microsoft.com/office/word/2010/wordprocessingInk" xmlns:wne="http://schemas.microsoft.com/office/word/2006/wordml" xmlns:wps="http://schemas.microsoft.com/office/word/2010/wordprocessingShape" mc:Ignorable="w14 w15 w16se wp14">
   <w:footnote w:type="separator" w:id="-1">
     <w:p>
       <w:pPr>
@@ -15653,7 +15796,7 @@
 </file>
 
 <file path=word/styles.xml><?xml version="1.0" encoding="utf-8"?>
-<w:styles xmlns:mc="http://schemas.openxmlformats.org/markup-compatibility/2006" xmlns:r="http://schemas.openxmlformats.org/officeDocument/2006/relationships" xmlns:w="http://schemas.openxmlformats.org/wordprocessingml/2006/main" xmlns:w14="http://schemas.microsoft.com/office/word/2010/wordml" xmlns:w15="http://schemas.microsoft.com/office/word/2012/wordml" xmlns:w16cex="http://schemas.microsoft.com/office/word/2018/wordml/cex" xmlns:w16cid="http://schemas.microsoft.com/office/word/2016/wordml/cid" xmlns:w16="http://schemas.microsoft.com/office/word/2018/wordml" xmlns:w16sdtdh="http://schemas.microsoft.com/office/word/2020/wordml/sdtdatahash" xmlns:w16se="http://schemas.microsoft.com/office/word/2015/wordml/symex" mc:Ignorable="w14 w15 w16se w16cid w16 w16cex w16sdtdh">
+<w:styles xmlns:mc="http://schemas.openxmlformats.org/markup-compatibility/2006" xmlns:r="http://schemas.openxmlformats.org/officeDocument/2006/relationships" xmlns:w="http://schemas.openxmlformats.org/wordprocessingml/2006/main" xmlns:w14="http://schemas.microsoft.com/office/word/2010/wordml" xmlns:w15="http://schemas.microsoft.com/office/word/2012/wordml" xmlns:w16se="http://schemas.microsoft.com/office/word/2015/wordml/symex" mc:Ignorable="w14 w15 w16se">
   <w:docDefaults>
     <w:rPrDefault>
       <w:rPr>
@@ -15669,7 +15812,7 @@
       </w:pPr>
     </w:pPrDefault>
   </w:docDefaults>
-  <w:latentStyles w:defLockedState="0" w:defUIPriority="99" w:defSemiHidden="0" w:defUnhideWhenUsed="0" w:defQFormat="0" w:count="376">
+  <w:latentStyles w:defLockedState="0" w:defUIPriority="99" w:defSemiHidden="0" w:defUnhideWhenUsed="0" w:defQFormat="0" w:count="371">
     <w:lsdException w:name="Normal" w:uiPriority="0" w:qFormat="1"/>
     <w:lsdException w:name="heading 1" w:uiPriority="9" w:qFormat="1"/>
     <w:lsdException w:name="heading 2" w:semiHidden="1" w:uiPriority="9" w:unhideWhenUsed="1" w:qFormat="1"/>
@@ -16041,11 +16184,6 @@
     <w:lsdException w:name="List Table 5 Dark Accent 6" w:uiPriority="50"/>
     <w:lsdException w:name="List Table 6 Colorful Accent 6" w:uiPriority="51"/>
     <w:lsdException w:name="List Table 7 Colorful Accent 6" w:uiPriority="52"/>
-    <w:lsdException w:name="Mention" w:semiHidden="1" w:unhideWhenUsed="1"/>
-    <w:lsdException w:name="Smart Hyperlink" w:semiHidden="1" w:unhideWhenUsed="1"/>
-    <w:lsdException w:name="Hashtag" w:semiHidden="1" w:unhideWhenUsed="1"/>
-    <w:lsdException w:name="Unresolved Mention" w:semiHidden="1" w:unhideWhenUsed="1"/>
-    <w:lsdException w:name="Smart Link" w:semiHidden="1" w:unhideWhenUsed="1"/>
   </w:latentStyles>
   <w:style w:type="paragraph" w:default="1" w:styleId="Norml">
     <w:name w:val="Normal"/>
